--- a/APLOS/POPResources/Templates/Joi20181Bengali.docx
+++ b/APLOS/POPResources/Templates/Joi20181Bengali.docx
@@ -4,254 +4,332 @@
   <w:body>
     <w:p>
       <w:pPr>
-        <w:spacing w:after="0"/>
-        <w:rPr>
-          <w:rFonts w:hAnsi="Mangal" w:cs="Mangal"/>
+        <w:ind w:left="7920"/>
+        <w:rPr>
+          <w:rFonts w:ascii="SolaimanLipi" w:hAnsi="SolaimanLipi" w:cs="SolaimanLipi"/>
+          <w:sz w:val="28"/>
         </w:rPr>
       </w:pPr>
       <w:r>
         <w:rPr>
-          <w:rFonts w:hAnsi="Mangal" w:cs="Mangal" w:hint="eastAsia"/>
-        </w:rPr>
-        <w:t>……………………………………………………………………………………………………………………………</w:t>
+          <w:rFonts w:ascii="SolaimanLipi" w:eastAsia="Times New Roman" w:hAnsi="SolaimanLipi" w:cs="SolaimanLipi"/>
+          <w:color w:val="000000"/>
+          <w:cs/>
+          <w:lang w:bidi="bn-IN"/>
+        </w:rPr>
+        <w:t>তারিখ</w:t>
+      </w:r>
+      <w:r>
+        <w:rPr>
+          <w:rFonts w:ascii="SolaimanLipi" w:eastAsia="Times New Roman" w:hAnsi="SolaimanLipi" w:cs="SolaimanLipi"/>
+          <w:color w:val="000000"/>
+          <w:lang w:bidi="bn-IN"/>
+        </w:rPr>
+        <w:t>:</w:t>
+      </w:r>
+      <w:r>
+        <w:rPr>
+          <w:rFonts w:ascii="SolaimanLipi" w:eastAsia="Times New Roman" w:hAnsi="SolaimanLipi" w:cs="SolaimanLipi"/>
+          <w:color w:val="000000"/>
+          <w:lang w:bidi="bn-IN"/>
+        </w:rPr>
+        <w:t xml:space="preserve"> </w:t>
+      </w:r>
+      <w:r>
+        <w:rPr>
+          <w:rFonts w:ascii="SolaimanLipi" w:eastAsia="Times New Roman" w:hAnsi="SolaimanLipi" w:cs="SolaimanLipi"/>
+          <w:color w:val="000000"/>
+          <w:lang w:bidi="bn-IN"/>
+        </w:rPr>
+        <w:t>{DOJ</w:t>
+      </w:r>
+      <w:r>
+        <w:rPr>
+          <w:rFonts w:ascii="SolaimanLipi" w:eastAsia="Times New Roman" w:hAnsi="SolaimanLipi" w:cs="SolaimanLipi"/>
+          <w:color w:val="000000"/>
+          <w:lang w:bidi="bn-IN"/>
+        </w:rPr>
+        <w:t>}</w:t>
       </w:r>
     </w:p>
     <w:p>
       <w:pPr>
-        <w:spacing w:after="0"/>
-        <w:rPr>
-          <w:rFonts w:ascii="SolaimanLipi" w:hAnsi="SolaimanLipi" w:cs="SolaimanLipi"/>
-          <w:sz w:val="32"/>
-          <w:szCs w:val="32"/>
+        <w:rPr>
+          <w:rFonts w:ascii="SolaimanLipi" w:hAnsi="SolaimanLipi" w:cs="SolaimanLipi"/>
+          <w:sz w:val="28"/>
+          <w:szCs w:val="28"/>
         </w:rPr>
       </w:pPr>
-      <w:r>
-        <w:rPr>
-          <w:rFonts w:ascii="SolaimanLipi" w:hAnsi="SolaimanLipi" w:cs="SolaimanLipi"/>
-          <w:sz w:val="32"/>
-          <w:szCs w:val="32"/>
+      <w:proofErr w:type="spellStart"/>
+      <w:r>
+        <w:rPr>
+          <w:rFonts w:ascii="SolaimanLipi" w:hAnsi="SolaimanLipi" w:cs="SolaimanLipi"/>
+          <w:sz w:val="28"/>
+          <w:szCs w:val="28"/>
           <w:cs/>
         </w:rPr>
         <w:t>বরাবর</w:t>
       </w:r>
-      <w:r>
-        <w:rPr>
-          <w:rFonts w:ascii="SolaimanLipi" w:hAnsi="SolaimanLipi" w:cs="SolaimanLipi"/>
-          <w:sz w:val="32"/>
-          <w:szCs w:val="32"/>
+      <w:proofErr w:type="spellEnd"/>
+      <w:r>
+        <w:rPr>
+          <w:rFonts w:ascii="SolaimanLipi" w:hAnsi="SolaimanLipi" w:cs="SolaimanLipi"/>
+          <w:sz w:val="28"/>
+          <w:szCs w:val="28"/>
         </w:rPr>
         <w:t>,</w:t>
       </w:r>
       <w:r>
         <w:rPr>
           <w:rFonts w:ascii="SolaimanLipi" w:hAnsi="SolaimanLipi" w:cs="SolaimanLipi"/>
-          <w:sz w:val="32"/>
-          <w:szCs w:val="32"/>
-        </w:rPr>
-        <w:tab/>
-      </w:r>
-      <w:r>
-        <w:rPr>
-          <w:rFonts w:ascii="SolaimanLipi" w:hAnsi="SolaimanLipi" w:cs="SolaimanLipi"/>
-          <w:sz w:val="32"/>
-          <w:szCs w:val="32"/>
-        </w:rPr>
-        <w:tab/>
-      </w:r>
-      <w:r>
-        <w:rPr>
-          <w:rFonts w:ascii="SolaimanLipi" w:hAnsi="SolaimanLipi" w:cs="SolaimanLipi"/>
-          <w:sz w:val="32"/>
-          <w:szCs w:val="32"/>
-        </w:rPr>
-        <w:tab/>
-      </w:r>
-      <w:r>
-        <w:rPr>
-          <w:rFonts w:ascii="SolaimanLipi" w:hAnsi="SolaimanLipi" w:cs="SolaimanLipi"/>
-          <w:sz w:val="32"/>
-          <w:szCs w:val="32"/>
-        </w:rPr>
-        <w:tab/>
-      </w:r>
-      <w:r>
-        <w:rPr>
-          <w:rFonts w:ascii="SolaimanLipi" w:hAnsi="SolaimanLipi" w:cs="SolaimanLipi"/>
-          <w:sz w:val="32"/>
-          <w:szCs w:val="32"/>
-        </w:rPr>
-        <w:tab/>
-      </w:r>
-      <w:r>
-        <w:rPr>
-          <w:rFonts w:ascii="SolaimanLipi" w:hAnsi="SolaimanLipi" w:cs="SolaimanLipi"/>
-          <w:sz w:val="32"/>
-          <w:szCs w:val="32"/>
-        </w:rPr>
-        <w:tab/>
-      </w:r>
-      <w:r>
-        <w:rPr>
-          <w:rFonts w:ascii="SolaimanLipi" w:hAnsi="SolaimanLipi" w:cs="SolaimanLipi"/>
-          <w:sz w:val="32"/>
-          <w:szCs w:val="32"/>
-        </w:rPr>
-        <w:tab/>
-      </w:r>
-      <w:r>
-        <w:rPr>
-          <w:rFonts w:ascii="SolaimanLipi" w:hAnsi="SolaimanLipi" w:cs="SolaimanLipi"/>
-          <w:sz w:val="32"/>
-          <w:szCs w:val="32"/>
-        </w:rPr>
-        <w:tab/>
-      </w:r>
-      <w:r>
-        <w:rPr>
-          <w:rFonts w:ascii="SolaimanLipi" w:hAnsi="SolaimanLipi" w:cs="SolaimanLipi"/>
-          <w:sz w:val="32"/>
-          <w:szCs w:val="32"/>
-        </w:rPr>
-        <w:tab/>
-      </w:r>
-      <w:r>
-        <w:rPr>
-          <w:rFonts w:ascii="SolaimanLipi" w:hAnsi="SolaimanLipi" w:cs="SolaimanLipi"/>
-          <w:sz w:val="32"/>
-          <w:szCs w:val="32"/>
-        </w:rPr>
-        <w:tab/>
-      </w:r>
-      <w:r>
-        <w:rPr>
-          <w:rFonts w:ascii="SolaimanLipi" w:hAnsi="SolaimanLipi" w:cs="SolaimanLipi"/>
-          <w:sz w:val="32"/>
-          <w:szCs w:val="32"/>
-        </w:rPr>
-        <w:tab/>
-      </w:r>
-      <w:r>
-        <w:rPr>
-          <w:rFonts w:ascii="SolaimanLipi" w:hAnsi="SolaimanLipi" w:cs="SolaimanLipi"/>
-          <w:sz w:val="32"/>
-          <w:szCs w:val="32"/>
+          <w:sz w:val="28"/>
+          <w:szCs w:val="28"/>
+        </w:rPr>
+        <w:tab/>
+      </w:r>
+      <w:r>
+        <w:rPr>
+          <w:rFonts w:ascii="SolaimanLipi" w:hAnsi="SolaimanLipi" w:cs="SolaimanLipi"/>
+          <w:sz w:val="28"/>
+          <w:szCs w:val="28"/>
+        </w:rPr>
+        <w:tab/>
+      </w:r>
+      <w:r>
+        <w:rPr>
+          <w:rFonts w:ascii="SolaimanLipi" w:hAnsi="SolaimanLipi" w:cs="SolaimanLipi"/>
+          <w:sz w:val="28"/>
+          <w:szCs w:val="28"/>
+        </w:rPr>
+        <w:tab/>
+      </w:r>
+      <w:r>
+        <w:rPr>
+          <w:rFonts w:ascii="SolaimanLipi" w:hAnsi="SolaimanLipi" w:cs="SolaimanLipi"/>
+          <w:sz w:val="28"/>
+          <w:szCs w:val="28"/>
+        </w:rPr>
+        <w:tab/>
+      </w:r>
+      <w:r>
+        <w:rPr>
+          <w:rFonts w:ascii="SolaimanLipi" w:hAnsi="SolaimanLipi" w:cs="SolaimanLipi"/>
+          <w:sz w:val="28"/>
+          <w:szCs w:val="28"/>
+        </w:rPr>
+        <w:tab/>
+      </w:r>
+      <w:r>
+        <w:rPr>
+          <w:rFonts w:ascii="SolaimanLipi" w:hAnsi="SolaimanLipi" w:cs="SolaimanLipi"/>
+          <w:sz w:val="28"/>
+          <w:szCs w:val="28"/>
+        </w:rPr>
+        <w:tab/>
+      </w:r>
+      <w:r>
+        <w:rPr>
+          <w:rFonts w:ascii="SolaimanLipi" w:hAnsi="SolaimanLipi" w:cs="SolaimanLipi"/>
+          <w:sz w:val="28"/>
+          <w:szCs w:val="28"/>
+        </w:rPr>
+        <w:tab/>
+      </w:r>
+      <w:r>
+        <w:rPr>
+          <w:rFonts w:ascii="SolaimanLipi" w:hAnsi="SolaimanLipi" w:cs="SolaimanLipi"/>
+          <w:sz w:val="28"/>
+          <w:szCs w:val="28"/>
+        </w:rPr>
+        <w:tab/>
+      </w:r>
+      <w:r>
+        <w:rPr>
+          <w:rFonts w:ascii="SolaimanLipi" w:hAnsi="SolaimanLipi" w:cs="SolaimanLipi"/>
+          <w:sz w:val="28"/>
+          <w:szCs w:val="28"/>
+        </w:rPr>
+        <w:tab/>
+      </w:r>
+      <w:r>
+        <w:rPr>
+          <w:rFonts w:ascii="SolaimanLipi" w:hAnsi="SolaimanLipi" w:cs="SolaimanLipi"/>
+          <w:sz w:val="28"/>
+          <w:szCs w:val="28"/>
+        </w:rPr>
+        <w:tab/>
+      </w:r>
+      <w:r>
+        <w:rPr>
+          <w:rFonts w:ascii="SolaimanLipi" w:hAnsi="SolaimanLipi" w:cs="SolaimanLipi"/>
+          <w:sz w:val="28"/>
+          <w:szCs w:val="28"/>
+        </w:rPr>
+        <w:tab/>
+      </w:r>
+      <w:r>
+        <w:rPr>
+          <w:rFonts w:ascii="SolaimanLipi" w:hAnsi="SolaimanLipi" w:cs="SolaimanLipi"/>
+          <w:sz w:val="28"/>
+          <w:szCs w:val="28"/>
         </w:rPr>
         <w:tab/>
       </w:r>
     </w:p>
     <w:p>
       <w:pPr>
-        <w:spacing w:after="0"/>
-        <w:rPr>
-          <w:rFonts w:ascii="SolaimanLipi" w:hAnsi="SolaimanLipi" w:cs="SolaimanLipi"/>
-          <w:sz w:val="32"/>
-          <w:szCs w:val="32"/>
+        <w:rPr>
+          <w:rFonts w:ascii="SolaimanLipi" w:hAnsi="SolaimanLipi" w:cs="SolaimanLipi"/>
+          <w:sz w:val="28"/>
+          <w:szCs w:val="28"/>
         </w:rPr>
       </w:pPr>
-      <w:r>
-        <w:rPr>
-          <w:rFonts w:ascii="SolaimanLipi" w:hAnsi="SolaimanLipi" w:cs="SolaimanLipi"/>
-          <w:sz w:val="32"/>
-          <w:szCs w:val="32"/>
-          <w:cs/>
-        </w:rPr>
-        <w:t>মানব সম্পদ বিভাগ</w:t>
-      </w:r>
-      <w:r>
-        <w:rPr>
-          <w:rFonts w:ascii="SolaimanLipi" w:hAnsi="SolaimanLipi" w:cs="SolaimanLipi"/>
-          <w:sz w:val="32"/>
-          <w:szCs w:val="32"/>
-          <w:cs/>
-        </w:rPr>
-        <w:tab/>
-      </w:r>
-      <w:r>
-        <w:rPr>
-          <w:rFonts w:ascii="SolaimanLipi" w:hAnsi="SolaimanLipi" w:cs="SolaimanLipi"/>
-          <w:sz w:val="32"/>
-          <w:szCs w:val="32"/>
-          <w:cs/>
-        </w:rPr>
-        <w:tab/>
-      </w:r>
-      <w:r>
-        <w:rPr>
-          <w:rFonts w:ascii="SolaimanLipi" w:hAnsi="SolaimanLipi" w:cs="SolaimanLipi"/>
-          <w:sz w:val="32"/>
-          <w:szCs w:val="32"/>
-          <w:cs/>
-        </w:rPr>
-        <w:tab/>
-      </w:r>
-      <w:r>
-        <w:rPr>
-          <w:rFonts w:ascii="SolaimanLipi" w:hAnsi="SolaimanLipi" w:cs="SolaimanLipi"/>
-          <w:sz w:val="32"/>
-          <w:szCs w:val="32"/>
-          <w:cs/>
-        </w:rPr>
-        <w:tab/>
-      </w:r>
-      <w:r>
-        <w:rPr>
-          <w:rFonts w:ascii="SolaimanLipi" w:hAnsi="SolaimanLipi" w:cs="SolaimanLipi"/>
-          <w:sz w:val="32"/>
-          <w:szCs w:val="32"/>
-          <w:cs/>
-        </w:rPr>
-        <w:tab/>
-      </w:r>
-      <w:r>
-        <w:rPr>
-          <w:rFonts w:ascii="SolaimanLipi" w:hAnsi="SolaimanLipi" w:cs="SolaimanLipi"/>
-          <w:sz w:val="32"/>
-          <w:szCs w:val="32"/>
-          <w:cs/>
-        </w:rPr>
-        <w:tab/>
-      </w:r>
-      <w:r>
-        <w:rPr>
-          <w:rFonts w:ascii="SolaimanLipi" w:hAnsi="SolaimanLipi" w:cs="SolaimanLipi"/>
-          <w:sz w:val="32"/>
-          <w:szCs w:val="32"/>
-          <w:cs/>
-        </w:rPr>
-        <w:tab/>
-      </w:r>
-      <w:r>
-        <w:rPr>
-          <w:rFonts w:ascii="SolaimanLipi" w:hAnsi="SolaimanLipi" w:cs="SolaimanLipi"/>
-          <w:sz w:val="32"/>
-          <w:szCs w:val="32"/>
-          <w:cs/>
-        </w:rPr>
-        <w:tab/>
-      </w:r>
-      <w:r>
-        <w:rPr>
-          <w:rFonts w:ascii="SolaimanLipi" w:hAnsi="SolaimanLipi" w:cs="SolaimanLipi"/>
-          <w:sz w:val="32"/>
-          <w:szCs w:val="32"/>
-          <w:cs/>
-        </w:rPr>
-        <w:tab/>
-      </w:r>
-      <w:r>
-        <w:rPr>
-          <w:rFonts w:ascii="SolaimanLipi" w:hAnsi="SolaimanLipi" w:cs="SolaimanLipi"/>
-          <w:sz w:val="32"/>
-          <w:szCs w:val="32"/>
-          <w:cs/>
-        </w:rPr>
-        <w:tab/>
-      </w:r>
-      <w:r>
-        <w:rPr>
-          <w:rFonts w:ascii="SolaimanLipi" w:hAnsi="SolaimanLipi" w:cs="SolaimanLipi"/>
-          <w:sz w:val="32"/>
-          <w:szCs w:val="32"/>
+      <w:proofErr w:type="spellStart"/>
+      <w:r>
+        <w:rPr>
+          <w:rFonts w:ascii="SolaimanLipi" w:hAnsi="SolaimanLipi" w:cs="SolaimanLipi"/>
+          <w:sz w:val="28"/>
+          <w:szCs w:val="28"/>
+          <w:cs/>
+        </w:rPr>
+        <w:t>মানব</w:t>
+      </w:r>
+      <w:proofErr w:type="spellEnd"/>
+      <w:r>
+        <w:rPr>
+          <w:rFonts w:ascii="SolaimanLipi" w:hAnsi="SolaimanLipi" w:cs="SolaimanLipi"/>
+          <w:sz w:val="28"/>
+          <w:szCs w:val="28"/>
+          <w:cs/>
+        </w:rPr>
+        <w:t xml:space="preserve"> </w:t>
+      </w:r>
+      <w:proofErr w:type="spellStart"/>
+      <w:r>
+        <w:rPr>
+          <w:rFonts w:ascii="SolaimanLipi" w:hAnsi="SolaimanLipi" w:cs="SolaimanLipi"/>
+          <w:sz w:val="28"/>
+          <w:szCs w:val="28"/>
+          <w:cs/>
+        </w:rPr>
+        <w:t>সম্পদ</w:t>
+      </w:r>
+      <w:proofErr w:type="spellEnd"/>
+      <w:r>
+        <w:rPr>
+          <w:rFonts w:ascii="SolaimanLipi" w:hAnsi="SolaimanLipi" w:cs="SolaimanLipi"/>
+          <w:sz w:val="28"/>
+          <w:szCs w:val="28"/>
+          <w:cs/>
+        </w:rPr>
+        <w:t xml:space="preserve"> </w:t>
+      </w:r>
+      <w:proofErr w:type="spellStart"/>
+      <w:r>
+        <w:rPr>
+          <w:rFonts w:ascii="SolaimanLipi" w:hAnsi="SolaimanLipi" w:cs="SolaimanLipi"/>
+          <w:sz w:val="28"/>
+          <w:szCs w:val="28"/>
+          <w:cs/>
+        </w:rPr>
+        <w:t>বিভাগ</w:t>
+      </w:r>
+      <w:proofErr w:type="spellEnd"/>
+      <w:r>
+        <w:rPr>
+          <w:rFonts w:ascii="SolaimanLipi" w:hAnsi="SolaimanLipi" w:cs="SolaimanLipi"/>
+          <w:sz w:val="28"/>
+          <w:szCs w:val="28"/>
+          <w:cs/>
+        </w:rPr>
+        <w:tab/>
+      </w:r>
+      <w:r>
+        <w:rPr>
+          <w:rFonts w:ascii="SolaimanLipi" w:hAnsi="SolaimanLipi" w:cs="SolaimanLipi"/>
+          <w:sz w:val="28"/>
+          <w:szCs w:val="28"/>
+          <w:cs/>
+        </w:rPr>
+        <w:tab/>
+      </w:r>
+      <w:r>
+        <w:rPr>
+          <w:rFonts w:ascii="SolaimanLipi" w:hAnsi="SolaimanLipi" w:cs="SolaimanLipi"/>
+          <w:sz w:val="28"/>
+          <w:szCs w:val="28"/>
+          <w:cs/>
+        </w:rPr>
+        <w:tab/>
+      </w:r>
+      <w:r>
+        <w:rPr>
+          <w:rFonts w:ascii="SolaimanLipi" w:hAnsi="SolaimanLipi" w:cs="SolaimanLipi"/>
+          <w:sz w:val="28"/>
+          <w:szCs w:val="28"/>
+          <w:cs/>
+        </w:rPr>
+        <w:tab/>
+      </w:r>
+      <w:r>
+        <w:rPr>
+          <w:rFonts w:ascii="SolaimanLipi" w:hAnsi="SolaimanLipi" w:cs="SolaimanLipi"/>
+          <w:sz w:val="28"/>
+          <w:szCs w:val="28"/>
+          <w:cs/>
+        </w:rPr>
+        <w:tab/>
+      </w:r>
+      <w:r>
+        <w:rPr>
+          <w:rFonts w:ascii="SolaimanLipi" w:hAnsi="SolaimanLipi" w:cs="SolaimanLipi"/>
+          <w:sz w:val="28"/>
+          <w:szCs w:val="28"/>
+          <w:cs/>
+        </w:rPr>
+        <w:tab/>
+      </w:r>
+      <w:r>
+        <w:rPr>
+          <w:rFonts w:ascii="SolaimanLipi" w:hAnsi="SolaimanLipi" w:cs="SolaimanLipi"/>
+          <w:sz w:val="28"/>
+          <w:szCs w:val="28"/>
+          <w:cs/>
+        </w:rPr>
+        <w:tab/>
+      </w:r>
+      <w:r>
+        <w:rPr>
+          <w:rFonts w:ascii="SolaimanLipi" w:hAnsi="SolaimanLipi" w:cs="SolaimanLipi"/>
+          <w:sz w:val="28"/>
+          <w:szCs w:val="28"/>
+          <w:cs/>
+        </w:rPr>
+        <w:tab/>
+      </w:r>
+      <w:r>
+        <w:rPr>
+          <w:rFonts w:ascii="SolaimanLipi" w:hAnsi="SolaimanLipi" w:cs="SolaimanLipi"/>
+          <w:sz w:val="28"/>
+          <w:szCs w:val="28"/>
+          <w:cs/>
+        </w:rPr>
+        <w:tab/>
+      </w:r>
+      <w:r>
+        <w:rPr>
+          <w:rFonts w:ascii="SolaimanLipi" w:hAnsi="SolaimanLipi" w:cs="SolaimanLipi"/>
+          <w:sz w:val="28"/>
+          <w:szCs w:val="28"/>
+          <w:cs/>
+        </w:rPr>
+        <w:tab/>
+      </w:r>
+      <w:r>
+        <w:rPr>
+          <w:rFonts w:ascii="SolaimanLipi" w:hAnsi="SolaimanLipi" w:cs="SolaimanLipi"/>
+          <w:sz w:val="28"/>
+          <w:szCs w:val="28"/>
           <w:cs/>
         </w:rPr>
         <w:tab/>
@@ -259,26 +337,73 @@
     </w:p>
     <w:p>
       <w:pPr>
-        <w:spacing w:after="0"/>
-        <w:rPr>
-          <w:rFonts w:ascii="SolaimanLipi" w:hAnsi="SolaimanLipi" w:cs="SolaimanLipi"/>
-          <w:sz w:val="32"/>
-          <w:szCs w:val="32"/>
+        <w:rPr>
+          <w:rFonts w:ascii="SolaimanLipi" w:eastAsia="Times New Roman" w:hAnsi="SolaimanLipi" w:cs="SolaimanLipi"/>
+          <w:color w:val="000000"/>
+          <w:sz w:val="28"/>
+          <w:szCs w:val="28"/>
+          <w:cs/>
+          <w:lang w:bidi="bn-IN"/>
         </w:rPr>
       </w:pPr>
       <w:r>
         <w:rPr>
-          <w:rFonts w:ascii="SolaimanLipi" w:hAnsi="SolaimanLipi" w:cs="SolaimanLipi"/>
-          <w:sz w:val="32"/>
-          <w:szCs w:val="32"/>
-          <w:cs/>
-        </w:rPr>
-        <w:t>লায়লা ষ্টাইলস লিঃ</w:t>
+          <w:rFonts w:ascii="SolaimanLipi" w:eastAsia="Times New Roman" w:hAnsi="SolaimanLipi" w:cs="SolaimanLipi" w:hint="cs"/>
+          <w:color w:val="000000"/>
+          <w:sz w:val="28"/>
+          <w:szCs w:val="28"/>
+          <w:cs/>
+          <w:lang w:bidi="bn-IN"/>
+        </w:rPr>
+        <w:t>সিমটেক্স</w:t>
+      </w:r>
+      <w:r>
+        <w:rPr>
+          <w:rFonts w:ascii="SolaimanLipi" w:eastAsia="Times New Roman" w:hAnsi="SolaimanLipi" w:cs="SolaimanLipi"/>
+          <w:color w:val="000000"/>
+          <w:sz w:val="28"/>
+          <w:szCs w:val="28"/>
+          <w:cs/>
+          <w:lang w:bidi="bn-IN"/>
+        </w:rPr>
+        <w:t xml:space="preserve"> </w:t>
+      </w:r>
+      <w:r>
+        <w:rPr>
+          <w:rFonts w:ascii="SolaimanLipi" w:eastAsia="Times New Roman" w:hAnsi="SolaimanLipi" w:cs="SolaimanLipi" w:hint="cs"/>
+          <w:color w:val="000000"/>
+          <w:sz w:val="28"/>
+          <w:szCs w:val="28"/>
+          <w:cs/>
+          <w:lang w:bidi="bn-IN"/>
+        </w:rPr>
+        <w:t>ইন্ডাস্ট্রিজ</w:t>
+      </w:r>
+      <w:r>
+        <w:rPr>
+          <w:rFonts w:ascii="SolaimanLipi" w:eastAsia="Times New Roman" w:hAnsi="SolaimanLipi" w:cs="SolaimanLipi"/>
+          <w:color w:val="000000"/>
+          <w:sz w:val="28"/>
+          <w:szCs w:val="28"/>
+          <w:cs/>
+          <w:lang w:bidi="bn-IN"/>
+        </w:rPr>
+        <w:t xml:space="preserve"> </w:t>
+      </w:r>
+      <w:r>
+        <w:rPr>
+          <w:rFonts w:ascii="SolaimanLipi" w:eastAsia="Times New Roman" w:hAnsi="SolaimanLipi" w:cs="SolaimanLipi" w:hint="cs"/>
+          <w:color w:val="000000"/>
+          <w:sz w:val="28"/>
+          <w:szCs w:val="28"/>
+          <w:cs/>
+          <w:lang w:bidi="bn-IN"/>
+        </w:rPr>
+        <w:t>লিমিটেড</w:t>
       </w:r>
     </w:p>
     <w:p>
       <w:pPr>
-        <w:spacing w:after="0"/>
         <w:rPr>
           <w:rFonts w:ascii="SolaimanLipi" w:hAnsi="SolaimanLipi" w:cs="SolaimanLipi"/>
         </w:rPr>
@@ -286,67 +411,88 @@
       <w:r>
         <w:rPr>
           <w:rFonts w:ascii="SolaimanLipi" w:hAnsi="SolaimanLipi" w:cs="SolaimanLipi"/>
-          <w:sz w:val="32"/>
-          <w:szCs w:val="32"/>
-          <w:cs/>
-        </w:rPr>
-        <w:t>বাহাদুরপুর সিকদারবাড়ী</w:t>
-      </w:r>
-      <w:r>
-        <w:rPr>
-          <w:rFonts w:ascii="SolaimanLipi" w:hAnsi="SolaimanLipi" w:cs="SolaimanLipi"/>
-          <w:sz w:val="32"/>
-          <w:szCs w:val="32"/>
+          <w:sz w:val="28"/>
+          <w:szCs w:val="28"/>
+          <w:cs/>
+          <w:lang w:bidi="bn-IN"/>
+        </w:rPr>
+        <w:t>খাগান</w:t>
+      </w:r>
+      <w:r>
+        <w:rPr>
+          <w:rFonts w:ascii="SolaimanLipi" w:hAnsi="SolaimanLipi" w:cs="SolaimanLipi"/>
+          <w:sz w:val="28"/>
+          <w:szCs w:val="28"/>
+        </w:rPr>
+        <w:t xml:space="preserve"> </w:t>
+      </w:r>
+      <w:r>
+        <w:rPr>
+          <w:rFonts w:ascii="SolaimanLipi" w:hAnsi="SolaimanLipi" w:cs="SolaimanLipi"/>
+          <w:sz w:val="28"/>
+          <w:szCs w:val="28"/>
+          <w:cs/>
+          <w:lang w:bidi="bn-IN"/>
+        </w:rPr>
+        <w:t>আশুলিয়া</w:t>
+      </w:r>
+      <w:r>
+        <w:rPr>
+          <w:rFonts w:ascii="SolaimanLipi" w:hAnsi="SolaimanLipi" w:cs="SolaimanLipi"/>
+          <w:sz w:val="28"/>
+          <w:szCs w:val="28"/>
         </w:rPr>
         <w:t xml:space="preserve">, </w:t>
       </w:r>
       <w:r>
         <w:rPr>
           <w:rFonts w:ascii="SolaimanLipi" w:hAnsi="SolaimanLipi" w:cs="SolaimanLipi"/>
-          <w:sz w:val="32"/>
-          <w:szCs w:val="32"/>
-          <w:cs/>
-        </w:rPr>
-        <w:t>গাজীপুর</w:t>
-      </w:r>
-      <w:r>
-        <w:rPr>
-          <w:rFonts w:ascii="SolaimanLipi" w:hAnsi="SolaimanLipi" w:cs="SolaimanLipi"/>
-          <w:sz w:val="32"/>
-          <w:szCs w:val="32"/>
-        </w:rPr>
-        <w:t>।</w:t>
-      </w:r>
-      <w:r>
-        <w:rPr>
-          <w:rFonts w:ascii="SolaimanLipi" w:hAnsi="SolaimanLipi" w:cs="SolaimanLipi"/>
-          <w:cs/>
-        </w:rPr>
-        <w:tab/>
-      </w:r>
-      <w:r>
-        <w:rPr>
-          <w:rFonts w:ascii="SolaimanLipi" w:hAnsi="SolaimanLipi" w:cs="SolaimanLipi"/>
-          <w:cs/>
-        </w:rPr>
-        <w:tab/>
-      </w:r>
-      <w:r>
-        <w:rPr>
-          <w:rFonts w:ascii="SolaimanLipi" w:hAnsi="SolaimanLipi" w:cs="SolaimanLipi"/>
-          <w:cs/>
-        </w:rPr>
-        <w:tab/>
-      </w:r>
-      <w:r>
-        <w:rPr>
-          <w:rFonts w:ascii="SolaimanLipi" w:hAnsi="SolaimanLipi" w:cs="SolaimanLipi"/>
-          <w:cs/>
-        </w:rPr>
-        <w:tab/>
-      </w:r>
-      <w:bookmarkStart w:id="1" w:name="_GoBack"/>
-      <w:bookmarkEnd w:id="1"/>
+          <w:sz w:val="28"/>
+          <w:szCs w:val="28"/>
+          <w:cs/>
+          <w:lang w:bidi="bn-IN"/>
+        </w:rPr>
+        <w:t>সাভার</w:t>
+      </w:r>
+      <w:r>
+        <w:rPr>
+          <w:rFonts w:ascii="SolaimanLipi" w:hAnsi="SolaimanLipi" w:cs="SolaimanLipi"/>
+          <w:sz w:val="28"/>
+          <w:szCs w:val="28"/>
+        </w:rPr>
+        <w:t xml:space="preserve">, </w:t>
+      </w:r>
+      <w:r>
+        <w:rPr>
+          <w:rFonts w:ascii="SolaimanLipi" w:hAnsi="SolaimanLipi" w:cs="SolaimanLipi"/>
+          <w:sz w:val="28"/>
+          <w:szCs w:val="28"/>
+          <w:cs/>
+          <w:lang w:bidi="bn-IN"/>
+        </w:rPr>
+        <w:t>ঢাকা।</w:t>
+      </w:r>
+      <w:r>
+        <w:rPr>
+          <w:rFonts w:ascii="SolaimanLipi" w:hAnsi="SolaimanLipi" w:cs="SolaimanLipi"/>
+          <w:cs/>
+        </w:rPr>
+        <w:tab/>
+      </w:r>
+      <w:r>
+        <w:rPr>
+          <w:rFonts w:ascii="SolaimanLipi" w:hAnsi="SolaimanLipi" w:cs="SolaimanLipi"/>
+          <w:cs/>
+        </w:rPr>
+        <w:tab/>
+      </w:r>
+      <w:r>
+        <w:rPr>
+          <w:rFonts w:ascii="SolaimanLipi" w:hAnsi="SolaimanLipi" w:cs="SolaimanLipi"/>
+          <w:cs/>
+        </w:rPr>
+        <w:tab/>
+      </w:r>
       <w:r>
         <w:rPr>
           <w:rFonts w:ascii="SolaimanLipi" w:hAnsi="SolaimanLipi" w:cs="SolaimanLipi"/>
@@ -536,24 +682,63 @@
       <w:pPr>
         <w:rPr>
           <w:rFonts w:ascii="SolaimanLipi" w:hAnsi="SolaimanLipi" w:cs="SolaimanLipi"/>
+          <w:sz w:val="24"/>
+          <w:szCs w:val="24"/>
         </w:rPr>
       </w:pPr>
-      <w:r>
-        <w:rPr>
-          <w:rFonts w:ascii="SolaimanLipi" w:hAnsi="SolaimanLipi" w:cs="SolaimanLipi"/>
-          <w:cs/>
-        </w:rPr>
-        <w:t>নাম (বাংলায়)</w:t>
-      </w:r>
-      <w:r>
-        <w:rPr>
-          <w:rFonts w:ascii="SolaimanLipi" w:hAnsi="SolaimanLipi" w:cs="SolaimanLipi"/>
-        </w:rPr>
-        <w:tab/>
-      </w:r>
-      <w:r>
-        <w:rPr>
-          <w:rFonts w:ascii="SolaimanLipi" w:hAnsi="SolaimanLipi" w:cs="SolaimanLipi"/>
+      <w:proofErr w:type="spellStart"/>
+      <w:r>
+        <w:rPr>
+          <w:rFonts w:ascii="SolaimanLipi" w:hAnsi="SolaimanLipi" w:cs="SolaimanLipi"/>
+          <w:sz w:val="24"/>
+          <w:szCs w:val="24"/>
+          <w:cs/>
+        </w:rPr>
+        <w:t>নাম</w:t>
+      </w:r>
+      <w:proofErr w:type="spellEnd"/>
+      <w:r>
+        <w:rPr>
+          <w:rFonts w:ascii="SolaimanLipi" w:hAnsi="SolaimanLipi" w:cs="SolaimanLipi"/>
+          <w:sz w:val="24"/>
+          <w:szCs w:val="24"/>
+          <w:cs/>
+        </w:rPr>
+        <w:t xml:space="preserve"> (</w:t>
+      </w:r>
+      <w:proofErr w:type="spellStart"/>
+      <w:r>
+        <w:rPr>
+          <w:rFonts w:ascii="SolaimanLipi" w:hAnsi="SolaimanLipi" w:cs="SolaimanLipi"/>
+          <w:sz w:val="24"/>
+          <w:szCs w:val="24"/>
+          <w:cs/>
+        </w:rPr>
+        <w:t>বাংলায়</w:t>
+      </w:r>
+      <w:proofErr w:type="spellEnd"/>
+      <w:r>
+        <w:rPr>
+          <w:rFonts w:ascii="SolaimanLipi" w:hAnsi="SolaimanLipi" w:cs="SolaimanLipi"/>
+          <w:sz w:val="24"/>
+          <w:szCs w:val="24"/>
+          <w:cs/>
+        </w:rPr>
+        <w:t>)</w:t>
+      </w:r>
+      <w:r>
+        <w:rPr>
+          <w:rFonts w:ascii="SolaimanLipi" w:hAnsi="SolaimanLipi" w:cs="SolaimanLipi"/>
+          <w:sz w:val="24"/>
+          <w:szCs w:val="24"/>
+        </w:rPr>
+        <w:tab/>
+      </w:r>
+      <w:r>
+        <w:rPr>
+          <w:rFonts w:ascii="SolaimanLipi" w:hAnsi="SolaimanLipi" w:cs="SolaimanLipi"/>
+          <w:sz w:val="24"/>
+          <w:szCs w:val="24"/>
         </w:rPr>
         <w:tab/>
         <w:t>:</w:t>
@@ -561,34 +746,36 @@
       <w:r>
         <w:rPr>
           <w:rFonts w:ascii="SolaimanLipi" w:hAnsi="SolaimanLipi" w:cs="SolaimanLipi"/>
-          <w:cs/>
-        </w:rPr>
-        <w:tab/>
-      </w:r>
-      <w:r>
-        <w:rPr>
-          <w:rFonts w:ascii="SolaimanLipi" w:hAnsi="SolaimanLipi" w:cs="SolaimanLipi"/>
-          <w:cs/>
-        </w:rPr>
+          <w:sz w:val="24"/>
+          <w:szCs w:val="24"/>
+          <w:cs/>
+        </w:rPr>
+        <w:tab/>
         <w:t xml:space="preserve"> </w:t>
       </w:r>
       <w:r>
         <w:rPr>
           <w:rFonts w:ascii="SolaimanLipi" w:hAnsi="SolaimanLipi" w:cs="SolaimanLipi"/>
+          <w:sz w:val="24"/>
+          <w:szCs w:val="24"/>
         </w:rPr>
         <w:t>{</w:t>
       </w:r>
       <w:proofErr w:type="spellStart"/>
       <w:r>
         <w:rPr>
-          <w:rFonts w:ascii="Cambria" w:hAnsi="Cambria" w:cs="SolaimanLipi"/>
+          <w:rFonts w:ascii="SolaimanLipi" w:hAnsi="SolaimanLipi" w:cs="SolaimanLipi"/>
+          <w:sz w:val="24"/>
+          <w:szCs w:val="24"/>
         </w:rPr>
         <w:t>EmployeeName</w:t>
       </w:r>
       <w:proofErr w:type="spellEnd"/>
       <w:r>
         <w:rPr>
-          <w:rFonts w:ascii="Cambria" w:hAnsi="Cambria" w:cs="SolaimanLipi"/>
+          <w:rFonts w:ascii="SolaimanLipi" w:hAnsi="SolaimanLipi" w:cs="SolaimanLipi"/>
+          <w:sz w:val="24"/>
+          <w:szCs w:val="24"/>
         </w:rPr>
         <w:t>}</w:t>
       </w:r>
@@ -596,24 +783,24 @@
     <w:p>
       <w:pPr>
         <w:rPr>
-          <w:rFonts w:ascii="Cambria" w:hAnsi="Cambria" w:cs="SolaimanLipi"/>
+          <w:rFonts w:ascii="SolaimanLipi" w:hAnsi="SolaimanLipi" w:cs="SolaimanLipi"/>
+          <w:sz w:val="24"/>
+          <w:szCs w:val="24"/>
         </w:rPr>
       </w:pPr>
       <w:r>
         <w:rPr>
           <w:rFonts w:ascii="SolaimanLipi" w:hAnsi="SolaimanLipi" w:cs="SolaimanLipi"/>
-        </w:rPr>
-        <w:t>(</w:t>
-      </w:r>
-      <w:r>
-        <w:rPr>
-          <w:rFonts w:ascii="Cambria" w:hAnsi="Cambria" w:cs="SolaimanLipi"/>
-        </w:rPr>
-        <w:t>English</w:t>
-      </w:r>
-      <w:r>
-        <w:rPr>
-          <w:rFonts w:ascii="SolaimanLipi" w:hAnsi="SolaimanLipi" w:cs="SolaimanLipi"/>
+          <w:sz w:val="24"/>
+          <w:szCs w:val="24"/>
+        </w:rPr>
+        <w:t>(English</w:t>
+      </w:r>
+      <w:r>
+        <w:rPr>
+          <w:rFonts w:ascii="SolaimanLipi" w:hAnsi="SolaimanLipi" w:cs="SolaimanLipi"/>
+          <w:sz w:val="24"/>
+          <w:szCs w:val="24"/>
           <w:cs/>
         </w:rPr>
         <w:t>)</w:t>
@@ -621,12 +808,16 @@
       <w:r>
         <w:rPr>
           <w:rFonts w:ascii="SolaimanLipi" w:hAnsi="SolaimanLipi" w:cs="SolaimanLipi"/>
-        </w:rPr>
-        <w:tab/>
-      </w:r>
-      <w:r>
-        <w:rPr>
-          <w:rFonts w:ascii="SolaimanLipi" w:hAnsi="SolaimanLipi" w:cs="SolaimanLipi"/>
+          <w:sz w:val="24"/>
+          <w:szCs w:val="24"/>
+        </w:rPr>
+        <w:tab/>
+      </w:r>
+      <w:r>
+        <w:rPr>
+          <w:rFonts w:ascii="SolaimanLipi" w:hAnsi="SolaimanLipi" w:cs="SolaimanLipi"/>
+          <w:sz w:val="24"/>
+          <w:szCs w:val="24"/>
         </w:rPr>
         <w:tab/>
         <w:t>:</w:t>
@@ -634,6 +825,8 @@
       <w:r>
         <w:rPr>
           <w:rFonts w:ascii="SolaimanLipi" w:hAnsi="SolaimanLipi" w:cs="SolaimanLipi"/>
+          <w:sz w:val="24"/>
+          <w:szCs w:val="24"/>
         </w:rPr>
         <w:tab/>
         <w:t xml:space="preserve"> {</w:t>
@@ -641,20 +834,18 @@
       <w:proofErr w:type="spellStart"/>
       <w:r>
         <w:rPr>
-          <w:rFonts w:ascii="Cambria" w:hAnsi="Cambria" w:cs="SolaimanLipi"/>
-        </w:rPr>
-        <w:t>EmployeeName</w:t>
-      </w:r>
-      <w:r>
-        <w:rPr>
-          <w:rFonts w:ascii="Cambria" w:hAnsi="Cambria" w:cs="SolaimanLipi"/>
-        </w:rPr>
-        <w:t>Eng</w:t>
+          <w:rFonts w:ascii="SolaimanLipi" w:hAnsi="SolaimanLipi" w:cs="SolaimanLipi"/>
+          <w:sz w:val="24"/>
+          <w:szCs w:val="24"/>
+        </w:rPr>
+        <w:t>EmployeeNameEng</w:t>
       </w:r>
       <w:proofErr w:type="spellEnd"/>
       <w:r>
         <w:rPr>
-          <w:rFonts w:ascii="Cambria" w:hAnsi="Cambria" w:cs="SolaimanLipi"/>
+          <w:rFonts w:ascii="SolaimanLipi" w:hAnsi="SolaimanLipi" w:cs="SolaimanLipi"/>
+          <w:sz w:val="24"/>
+          <w:szCs w:val="24"/>
         </w:rPr>
         <w:t>}</w:t>
       </w:r>
@@ -662,31 +853,43 @@
     <w:p>
       <w:pPr>
         <w:rPr>
-          <w:rFonts w:ascii="Cambria" w:hAnsi="Cambria" w:cs="SolaimanLipi"/>
+          <w:rFonts w:ascii="SolaimanLipi" w:hAnsi="SolaimanLipi" w:cs="SolaimanLipi"/>
+          <w:sz w:val="24"/>
+          <w:szCs w:val="24"/>
         </w:rPr>
       </w:pPr>
-      <w:r>
-        <w:rPr>
-          <w:rFonts w:ascii="SolaimanLipi" w:hAnsi="SolaimanLipi" w:cs="SolaimanLipi"/>
+      <w:proofErr w:type="spellStart"/>
+      <w:r>
+        <w:rPr>
+          <w:rFonts w:ascii="SolaimanLipi" w:hAnsi="SolaimanLipi" w:cs="SolaimanLipi"/>
+          <w:sz w:val="24"/>
+          <w:szCs w:val="24"/>
           <w:cs/>
         </w:rPr>
         <w:t>পদবী</w:t>
       </w:r>
-      <w:r>
-        <w:rPr>
-          <w:rFonts w:ascii="SolaimanLipi" w:hAnsi="SolaimanLipi" w:cs="SolaimanLipi"/>
-        </w:rPr>
-        <w:tab/>
-      </w:r>
-      <w:r>
-        <w:rPr>
-          <w:rFonts w:ascii="SolaimanLipi" w:hAnsi="SolaimanLipi" w:cs="SolaimanLipi"/>
-        </w:rPr>
-        <w:tab/>
-      </w:r>
-      <w:r>
-        <w:rPr>
-          <w:rFonts w:ascii="SolaimanLipi" w:hAnsi="SolaimanLipi" w:cs="SolaimanLipi"/>
+      <w:proofErr w:type="spellEnd"/>
+      <w:r>
+        <w:rPr>
+          <w:rFonts w:ascii="SolaimanLipi" w:hAnsi="SolaimanLipi" w:cs="SolaimanLipi"/>
+          <w:sz w:val="24"/>
+          <w:szCs w:val="24"/>
+        </w:rPr>
+        <w:tab/>
+      </w:r>
+      <w:r>
+        <w:rPr>
+          <w:rFonts w:ascii="SolaimanLipi" w:hAnsi="SolaimanLipi" w:cs="SolaimanLipi"/>
+          <w:sz w:val="24"/>
+          <w:szCs w:val="24"/>
+        </w:rPr>
+        <w:tab/>
+      </w:r>
+      <w:r>
+        <w:rPr>
+          <w:rFonts w:ascii="SolaimanLipi" w:hAnsi="SolaimanLipi" w:cs="SolaimanLipi"/>
+          <w:sz w:val="24"/>
+          <w:szCs w:val="24"/>
         </w:rPr>
         <w:tab/>
         <w:t>:</w:t>
@@ -694,6 +897,8 @@
       <w:r>
         <w:rPr>
           <w:rFonts w:ascii="SolaimanLipi" w:hAnsi="SolaimanLipi" w:cs="SolaimanLipi"/>
+          <w:sz w:val="24"/>
+          <w:szCs w:val="24"/>
         </w:rPr>
         <w:tab/>
         <w:t xml:space="preserve"> {</w:t>
@@ -701,14 +906,18 @@
       <w:proofErr w:type="spellStart"/>
       <w:r>
         <w:rPr>
-          <w:rFonts w:ascii="Cambria" w:hAnsi="Cambria" w:cs="SolaimanLipi"/>
+          <w:rFonts w:ascii="SolaimanLipi" w:hAnsi="SolaimanLipi" w:cs="SolaimanLipi"/>
+          <w:sz w:val="24"/>
+          <w:szCs w:val="24"/>
         </w:rPr>
         <w:t>DesignationName</w:t>
       </w:r>
       <w:proofErr w:type="spellEnd"/>
       <w:r>
         <w:rPr>
-          <w:rFonts w:ascii="Cambria" w:hAnsi="Cambria" w:cs="SolaimanLipi"/>
+          <w:rFonts w:ascii="SolaimanLipi" w:hAnsi="SolaimanLipi" w:cs="SolaimanLipi"/>
+          <w:sz w:val="24"/>
+          <w:szCs w:val="24"/>
         </w:rPr>
         <w:t>}</w:t>
       </w:r>
@@ -717,30 +926,42 @@
       <w:pPr>
         <w:rPr>
           <w:rFonts w:ascii="SolaimanLipi" w:hAnsi="SolaimanLipi" w:cs="SolaimanLipi"/>
+          <w:sz w:val="24"/>
+          <w:szCs w:val="24"/>
         </w:rPr>
       </w:pPr>
-      <w:r>
-        <w:rPr>
-          <w:rFonts w:ascii="SolaimanLipi" w:hAnsi="SolaimanLipi" w:cs="SolaimanLipi"/>
+      <w:proofErr w:type="spellStart"/>
+      <w:r>
+        <w:rPr>
+          <w:rFonts w:ascii="SolaimanLipi" w:hAnsi="SolaimanLipi" w:cs="SolaimanLipi"/>
+          <w:sz w:val="24"/>
+          <w:szCs w:val="24"/>
           <w:cs/>
         </w:rPr>
         <w:t>সেকশন</w:t>
       </w:r>
-      <w:r>
-        <w:rPr>
-          <w:rFonts w:ascii="SolaimanLipi" w:hAnsi="SolaimanLipi" w:cs="SolaimanLipi"/>
-        </w:rPr>
-        <w:tab/>
-      </w:r>
-      <w:r>
-        <w:rPr>
-          <w:rFonts w:ascii="SolaimanLipi" w:hAnsi="SolaimanLipi" w:cs="SolaimanLipi"/>
-        </w:rPr>
-        <w:tab/>
-      </w:r>
-      <w:r>
-        <w:rPr>
-          <w:rFonts w:ascii="SolaimanLipi" w:hAnsi="SolaimanLipi" w:cs="SolaimanLipi"/>
+      <w:proofErr w:type="spellEnd"/>
+      <w:r>
+        <w:rPr>
+          <w:rFonts w:ascii="SolaimanLipi" w:hAnsi="SolaimanLipi" w:cs="SolaimanLipi"/>
+          <w:sz w:val="24"/>
+          <w:szCs w:val="24"/>
+        </w:rPr>
+        <w:tab/>
+      </w:r>
+      <w:r>
+        <w:rPr>
+          <w:rFonts w:ascii="SolaimanLipi" w:hAnsi="SolaimanLipi" w:cs="SolaimanLipi"/>
+          <w:sz w:val="24"/>
+          <w:szCs w:val="24"/>
+        </w:rPr>
+        <w:tab/>
+      </w:r>
+      <w:r>
+        <w:rPr>
+          <w:rFonts w:ascii="SolaimanLipi" w:hAnsi="SolaimanLipi" w:cs="SolaimanLipi"/>
+          <w:sz w:val="24"/>
+          <w:szCs w:val="24"/>
         </w:rPr>
         <w:tab/>
         <w:t>:</w:t>
@@ -748,56 +969,50 @@
       <w:r>
         <w:rPr>
           <w:rFonts w:ascii="SolaimanLipi" w:hAnsi="SolaimanLipi" w:cs="SolaimanLipi"/>
-          <w:cs/>
-        </w:rPr>
-        <w:tab/>
-      </w:r>
-      <w:r>
-        <w:rPr>
-          <w:rFonts w:ascii="SolaimanLipi" w:hAnsi="SolaimanLipi" w:cs="SolaimanLipi"/>
-          <w:cs/>
-        </w:rPr>
+          <w:sz w:val="24"/>
+          <w:szCs w:val="24"/>
+          <w:cs/>
+        </w:rPr>
+        <w:tab/>
         <w:t xml:space="preserve"> </w:t>
       </w:r>
       <w:r>
         <w:rPr>
           <w:rFonts w:ascii="SolaimanLipi" w:hAnsi="SolaimanLipi" w:cs="SolaimanLipi"/>
-        </w:rPr>
-        <w:t>{</w:t>
-      </w:r>
-      <w:r>
-        <w:rPr>
-          <w:rFonts w:ascii="Cambria" w:hAnsi="Cambria" w:cs="SolaimanLipi"/>
-        </w:rPr>
-        <w:t>Section</w:t>
-      </w:r>
-      <w:r>
-        <w:rPr>
-          <w:rFonts w:ascii="Cambria" w:hAnsi="Cambria" w:cs="SolaimanLipi"/>
-        </w:rPr>
-        <w:t>}</w:t>
-      </w:r>
-      <w:r>
-        <w:rPr>
-          <w:rFonts w:ascii="SolaimanLipi" w:hAnsi="SolaimanLipi" w:cs="SolaimanLipi"/>
-        </w:rPr>
-        <w:tab/>
-      </w:r>
-      <w:r>
-        <w:rPr>
-          <w:rFonts w:ascii="SolaimanLipi" w:hAnsi="SolaimanLipi" w:cs="SolaimanLipi"/>
-        </w:rPr>
-        <w:tab/>
-      </w:r>
-      <w:r>
-        <w:rPr>
-          <w:rFonts w:ascii="SolaimanLipi" w:hAnsi="SolaimanLipi" w:cs="SolaimanLipi"/>
-        </w:rPr>
-        <w:tab/>
-      </w:r>
-      <w:r>
-        <w:rPr>
-          <w:rFonts w:ascii="SolaimanLipi" w:hAnsi="SolaimanLipi" w:cs="SolaimanLipi"/>
+          <w:sz w:val="24"/>
+          <w:szCs w:val="24"/>
+        </w:rPr>
+        <w:t>{Section}</w:t>
+      </w:r>
+      <w:r>
+        <w:rPr>
+          <w:rFonts w:ascii="SolaimanLipi" w:hAnsi="SolaimanLipi" w:cs="SolaimanLipi"/>
+          <w:sz w:val="24"/>
+          <w:szCs w:val="24"/>
+        </w:rPr>
+        <w:tab/>
+      </w:r>
+      <w:r>
+        <w:rPr>
+          <w:rFonts w:ascii="SolaimanLipi" w:hAnsi="SolaimanLipi" w:cs="SolaimanLipi"/>
+          <w:sz w:val="24"/>
+          <w:szCs w:val="24"/>
+        </w:rPr>
+        <w:tab/>
+      </w:r>
+      <w:r>
+        <w:rPr>
+          <w:rFonts w:ascii="SolaimanLipi" w:hAnsi="SolaimanLipi" w:cs="SolaimanLipi"/>
+          <w:sz w:val="24"/>
+          <w:szCs w:val="24"/>
+        </w:rPr>
+        <w:tab/>
+      </w:r>
+      <w:r>
+        <w:rPr>
+          <w:rFonts w:ascii="SolaimanLipi" w:hAnsi="SolaimanLipi" w:cs="SolaimanLipi"/>
+          <w:sz w:val="24"/>
+          <w:szCs w:val="24"/>
           <w:cs/>
         </w:rPr>
         <w:t xml:space="preserve"> </w:t>
@@ -807,30 +1022,42 @@
       <w:pPr>
         <w:rPr>
           <w:rFonts w:ascii="SolaimanLipi" w:hAnsi="SolaimanLipi" w:cs="SolaimanLipi"/>
+          <w:sz w:val="24"/>
+          <w:szCs w:val="24"/>
         </w:rPr>
       </w:pPr>
-      <w:r>
-        <w:rPr>
-          <w:rFonts w:ascii="SolaimanLipi" w:hAnsi="SolaimanLipi" w:cs="SolaimanLipi"/>
+      <w:proofErr w:type="spellStart"/>
+      <w:r>
+        <w:rPr>
+          <w:rFonts w:ascii="SolaimanLipi" w:hAnsi="SolaimanLipi" w:cs="SolaimanLipi"/>
+          <w:sz w:val="24"/>
+          <w:szCs w:val="24"/>
           <w:cs/>
         </w:rPr>
         <w:t>বিভাগ</w:t>
       </w:r>
-      <w:r>
-        <w:rPr>
-          <w:rFonts w:ascii="SolaimanLipi" w:hAnsi="SolaimanLipi" w:cs="SolaimanLipi"/>
-        </w:rPr>
-        <w:tab/>
-      </w:r>
-      <w:r>
-        <w:rPr>
-          <w:rFonts w:ascii="SolaimanLipi" w:hAnsi="SolaimanLipi" w:cs="SolaimanLipi"/>
-        </w:rPr>
-        <w:tab/>
-      </w:r>
-      <w:r>
-        <w:rPr>
-          <w:rFonts w:ascii="SolaimanLipi" w:hAnsi="SolaimanLipi" w:cs="SolaimanLipi"/>
+      <w:proofErr w:type="spellEnd"/>
+      <w:r>
+        <w:rPr>
+          <w:rFonts w:ascii="SolaimanLipi" w:hAnsi="SolaimanLipi" w:cs="SolaimanLipi"/>
+          <w:sz w:val="24"/>
+          <w:szCs w:val="24"/>
+        </w:rPr>
+        <w:tab/>
+      </w:r>
+      <w:r>
+        <w:rPr>
+          <w:rFonts w:ascii="SolaimanLipi" w:hAnsi="SolaimanLipi" w:cs="SolaimanLipi"/>
+          <w:sz w:val="24"/>
+          <w:szCs w:val="24"/>
+        </w:rPr>
+        <w:tab/>
+      </w:r>
+      <w:r>
+        <w:rPr>
+          <w:rFonts w:ascii="SolaimanLipi" w:hAnsi="SolaimanLipi" w:cs="SolaimanLipi"/>
+          <w:sz w:val="24"/>
+          <w:szCs w:val="24"/>
         </w:rPr>
         <w:tab/>
         <w:t>:</w:t>
@@ -838,88 +1065,121 @@
       <w:r>
         <w:rPr>
           <w:rFonts w:ascii="SolaimanLipi" w:hAnsi="SolaimanLipi" w:cs="SolaimanLipi"/>
-        </w:rPr>
-        <w:tab/>
-        <w:t xml:space="preserve"> {</w:t>
-      </w:r>
-      <w:r>
-        <w:rPr>
-          <w:rFonts w:ascii="Cambria" w:hAnsi="Cambria" w:cs="SolaimanLipi"/>
-        </w:rPr>
-        <w:t>Department</w:t>
-      </w:r>
-      <w:r>
-        <w:rPr>
-          <w:rFonts w:ascii="Cambria" w:hAnsi="Cambria" w:cs="SolaimanLipi"/>
-        </w:rPr>
-        <w:t>}</w:t>
-      </w:r>
-      <w:r>
-        <w:rPr>
-          <w:rFonts w:ascii="SolaimanLipi" w:hAnsi="SolaimanLipi" w:cs="SolaimanLipi"/>
-        </w:rPr>
-        <w:tab/>
-      </w:r>
-      <w:r>
-        <w:rPr>
-          <w:rFonts w:ascii="SolaimanLipi" w:hAnsi="SolaimanLipi" w:cs="SolaimanLipi"/>
-        </w:rPr>
-        <w:tab/>
-      </w:r>
-      <w:r>
-        <w:rPr>
-          <w:rFonts w:ascii="SolaimanLipi" w:hAnsi="SolaimanLipi" w:cs="SolaimanLipi"/>
-        </w:rPr>
-        <w:tab/>
-      </w:r>
-      <w:r>
-        <w:rPr>
-          <w:rFonts w:ascii="SolaimanLipi" w:hAnsi="SolaimanLipi" w:cs="SolaimanLipi"/>
-        </w:rPr>
-        <w:tab/>
-      </w:r>
-      <w:r>
-        <w:rPr>
-          <w:rFonts w:ascii="SolaimanLipi" w:hAnsi="SolaimanLipi" w:cs="SolaimanLipi"/>
-        </w:rPr>
-        <w:tab/>
-      </w:r>
-      <w:r>
-        <w:rPr>
-          <w:rFonts w:ascii="SolaimanLipi" w:hAnsi="SolaimanLipi" w:cs="SolaimanLipi"/>
-        </w:rPr>
-        <w:tab/>
-      </w:r>
-      <w:r>
-        <w:rPr>
-          <w:rFonts w:ascii="SolaimanLipi" w:hAnsi="SolaimanLipi" w:cs="SolaimanLipi"/>
-        </w:rPr>
-        <w:tab/>
-      </w:r>
-      <w:r>
-        <w:rPr>
-          <w:rFonts w:ascii="SolaimanLipi" w:hAnsi="SolaimanLipi" w:cs="SolaimanLipi"/>
+          <w:sz w:val="24"/>
+          <w:szCs w:val="24"/>
+        </w:rPr>
+        <w:tab/>
+        <w:t xml:space="preserve"> {Department}</w:t>
+      </w:r>
+      <w:r>
+        <w:rPr>
+          <w:rFonts w:ascii="SolaimanLipi" w:hAnsi="SolaimanLipi" w:cs="SolaimanLipi"/>
+          <w:sz w:val="24"/>
+          <w:szCs w:val="24"/>
+        </w:rPr>
+        <w:tab/>
+      </w:r>
+      <w:r>
+        <w:rPr>
+          <w:rFonts w:ascii="SolaimanLipi" w:hAnsi="SolaimanLipi" w:cs="SolaimanLipi"/>
+          <w:sz w:val="24"/>
+          <w:szCs w:val="24"/>
+        </w:rPr>
+        <w:tab/>
+      </w:r>
+      <w:r>
+        <w:rPr>
+          <w:rFonts w:ascii="SolaimanLipi" w:hAnsi="SolaimanLipi" w:cs="SolaimanLipi"/>
+          <w:sz w:val="24"/>
+          <w:szCs w:val="24"/>
+        </w:rPr>
+        <w:tab/>
+      </w:r>
+      <w:r>
+        <w:rPr>
+          <w:rFonts w:ascii="SolaimanLipi" w:hAnsi="SolaimanLipi" w:cs="SolaimanLipi"/>
+          <w:sz w:val="24"/>
+          <w:szCs w:val="24"/>
+        </w:rPr>
+        <w:tab/>
+      </w:r>
+      <w:r>
+        <w:rPr>
+          <w:rFonts w:ascii="SolaimanLipi" w:hAnsi="SolaimanLipi" w:cs="SolaimanLipi"/>
+          <w:sz w:val="24"/>
+          <w:szCs w:val="24"/>
+        </w:rPr>
+        <w:tab/>
+      </w:r>
+      <w:r>
+        <w:rPr>
+          <w:rFonts w:ascii="SolaimanLipi" w:hAnsi="SolaimanLipi" w:cs="SolaimanLipi"/>
+          <w:sz w:val="24"/>
+          <w:szCs w:val="24"/>
+        </w:rPr>
+        <w:tab/>
+      </w:r>
+      <w:r>
+        <w:rPr>
+          <w:rFonts w:ascii="SolaimanLipi" w:hAnsi="SolaimanLipi" w:cs="SolaimanLipi"/>
+          <w:sz w:val="24"/>
+          <w:szCs w:val="24"/>
+        </w:rPr>
+        <w:tab/>
+      </w:r>
+      <w:r>
+        <w:rPr>
+          <w:rFonts w:ascii="SolaimanLipi" w:hAnsi="SolaimanLipi" w:cs="SolaimanLipi"/>
+          <w:sz w:val="24"/>
+          <w:szCs w:val="24"/>
         </w:rPr>
         <w:tab/>
       </w:r>
     </w:p>
     <w:p>
       <w:pPr>
-        <w:spacing w:after="0"/>
-        <w:rPr>
-          <w:rFonts w:ascii="SolaimanLipi" w:hAnsi="SolaimanLipi" w:cs="SolaimanLipi"/>
+        <w:rPr>
+          <w:rFonts w:ascii="SolaimanLipi" w:hAnsi="SolaimanLipi" w:cs="SolaimanLipi"/>
+          <w:sz w:val="24"/>
+          <w:szCs w:val="24"/>
         </w:rPr>
       </w:pPr>
-      <w:r>
-        <w:rPr>
-          <w:rFonts w:ascii="SolaimanLipi" w:hAnsi="SolaimanLipi" w:cs="SolaimanLipi"/>
-          <w:cs/>
-        </w:rPr>
-        <w:t>যোগদানের তারিখ</w:t>
-      </w:r>
-      <w:r>
-        <w:rPr>
-          <w:rFonts w:ascii="SolaimanLipi" w:hAnsi="SolaimanLipi" w:cs="SolaimanLipi"/>
+      <w:proofErr w:type="spellStart"/>
+      <w:r>
+        <w:rPr>
+          <w:rFonts w:ascii="SolaimanLipi" w:hAnsi="SolaimanLipi" w:cs="SolaimanLipi"/>
+          <w:sz w:val="24"/>
+          <w:szCs w:val="24"/>
+          <w:cs/>
+        </w:rPr>
+        <w:t>যোগদানের</w:t>
+      </w:r>
+      <w:proofErr w:type="spellEnd"/>
+      <w:r>
+        <w:rPr>
+          <w:rFonts w:ascii="SolaimanLipi" w:hAnsi="SolaimanLipi" w:cs="SolaimanLipi"/>
+          <w:sz w:val="24"/>
+          <w:szCs w:val="24"/>
+          <w:cs/>
+        </w:rPr>
+        <w:t xml:space="preserve"> </w:t>
+      </w:r>
+      <w:proofErr w:type="spellStart"/>
+      <w:r>
+        <w:rPr>
+          <w:rFonts w:ascii="SolaimanLipi" w:hAnsi="SolaimanLipi" w:cs="SolaimanLipi"/>
+          <w:sz w:val="24"/>
+          <w:szCs w:val="24"/>
+          <w:cs/>
+        </w:rPr>
+        <w:t>তারিখ</w:t>
+      </w:r>
+      <w:proofErr w:type="spellEnd"/>
+      <w:r>
+        <w:rPr>
+          <w:rFonts w:ascii="SolaimanLipi" w:hAnsi="SolaimanLipi" w:cs="SolaimanLipi"/>
+          <w:sz w:val="24"/>
+          <w:szCs w:val="24"/>
         </w:rPr>
         <w:tab/>
         <w:t>:</w:t>
@@ -927,192 +1187,248 @@
       <w:r>
         <w:rPr>
           <w:rFonts w:ascii="SolaimanLipi" w:hAnsi="SolaimanLipi" w:cs="SolaimanLipi"/>
-        </w:rPr>
-        <w:tab/>
-        <w:t xml:space="preserve"> {</w:t>
-      </w:r>
-      <w:r>
-        <w:rPr>
-          <w:rFonts w:ascii="Cambria" w:hAnsi="Cambria" w:cs="SolaimanLipi"/>
-        </w:rPr>
-        <w:t>DOJ}</w:t>
-      </w:r>
-      <w:r>
-        <w:rPr>
-          <w:rFonts w:ascii="SolaimanLipi" w:hAnsi="SolaimanLipi" w:cs="SolaimanLipi"/>
-          <w:cs/>
-        </w:rPr>
-        <w:tab/>
-      </w:r>
-      <w:r>
-        <w:rPr>
-          <w:rFonts w:ascii="SolaimanLipi" w:hAnsi="SolaimanLipi" w:cs="SolaimanLipi"/>
-          <w:cs/>
-        </w:rPr>
-        <w:tab/>
-      </w:r>
-      <w:r>
-        <w:rPr>
-          <w:rFonts w:ascii="SolaimanLipi" w:hAnsi="SolaimanLipi" w:cs="SolaimanLipi"/>
-          <w:cs/>
-        </w:rPr>
-        <w:tab/>
-      </w:r>
-      <w:r>
-        <w:rPr>
-          <w:rFonts w:ascii="SolaimanLipi" w:hAnsi="SolaimanLipi" w:cs="SolaimanLipi"/>
-          <w:cs/>
-        </w:rPr>
-        <w:tab/>
-      </w:r>
-      <w:r>
-        <w:rPr>
-          <w:rFonts w:ascii="SolaimanLipi" w:hAnsi="SolaimanLipi" w:cs="SolaimanLipi"/>
-          <w:cs/>
-        </w:rPr>
-        <w:tab/>
-      </w:r>
-      <w:r>
-        <w:rPr>
-          <w:rFonts w:ascii="SolaimanLipi" w:hAnsi="SolaimanLipi" w:cs="SolaimanLipi"/>
-          <w:cs/>
-        </w:rPr>
-        <w:tab/>
-      </w:r>
-      <w:r>
-        <w:rPr>
-          <w:rFonts w:ascii="SolaimanLipi" w:hAnsi="SolaimanLipi" w:cs="SolaimanLipi"/>
-          <w:cs/>
-        </w:rPr>
-        <w:tab/>
-      </w:r>
-      <w:r>
-        <w:rPr>
-          <w:rFonts w:ascii="SolaimanLipi" w:hAnsi="SolaimanLipi" w:cs="SolaimanLipi"/>
-          <w:cs/>
-        </w:rPr>
-        <w:tab/>
-      </w:r>
-      <w:r>
-        <w:rPr>
-          <w:rFonts w:ascii="SolaimanLipi" w:hAnsi="SolaimanLipi" w:cs="SolaimanLipi"/>
-          <w:cs/>
-        </w:rPr>
-        <w:tab/>
-      </w:r>
-      <w:r>
-        <w:rPr>
-          <w:rFonts w:ascii="SolaimanLipi" w:hAnsi="SolaimanLipi" w:cs="SolaimanLipi"/>
-          <w:cs/>
-        </w:rPr>
-        <w:tab/>
-      </w:r>
-      <w:r>
-        <w:rPr>
-          <w:rFonts w:ascii="SolaimanLipi" w:hAnsi="SolaimanLipi" w:cs="SolaimanLipi"/>
-          <w:cs/>
-        </w:rPr>
-        <w:tab/>
-      </w:r>
-      <w:r>
-        <w:rPr>
-          <w:rFonts w:ascii="SolaimanLipi" w:hAnsi="SolaimanLipi" w:cs="SolaimanLipi"/>
-        </w:rPr>
-        <w:tab/>
-      </w:r>
-      <w:r>
-        <w:rPr>
-          <w:rFonts w:ascii="SolaimanLipi" w:hAnsi="SolaimanLipi" w:cs="SolaimanLipi"/>
-        </w:rPr>
-        <w:tab/>
-      </w:r>
-      <w:r>
-        <w:rPr>
-          <w:rFonts w:ascii="SolaimanLipi" w:hAnsi="SolaimanLipi" w:cs="SolaimanLipi"/>
-        </w:rPr>
-        <w:tab/>
-      </w:r>
-      <w:r>
-        <w:rPr>
-          <w:rFonts w:ascii="SolaimanLipi" w:hAnsi="SolaimanLipi" w:cs="SolaimanLipi"/>
-        </w:rPr>
-        <w:tab/>
-      </w:r>
-      <w:r>
-        <w:rPr>
-          <w:rFonts w:ascii="SolaimanLipi" w:hAnsi="SolaimanLipi" w:cs="SolaimanLipi"/>
-        </w:rPr>
-        <w:tab/>
-      </w:r>
-      <w:r>
-        <w:rPr>
-          <w:rFonts w:ascii="SolaimanLipi" w:hAnsi="SolaimanLipi" w:cs="SolaimanLipi"/>
-        </w:rPr>
-        <w:tab/>
-      </w:r>
-      <w:r>
-        <w:rPr>
-          <w:rFonts w:ascii="SolaimanLipi" w:hAnsi="SolaimanLipi" w:cs="SolaimanLipi"/>
-        </w:rPr>
-        <w:tab/>
-      </w:r>
-      <w:r>
-        <w:rPr>
-          <w:rFonts w:ascii="SolaimanLipi" w:hAnsi="SolaimanLipi" w:cs="SolaimanLipi"/>
-        </w:rPr>
-        <w:tab/>
-      </w:r>
-      <w:r>
-        <w:rPr>
-          <w:rFonts w:ascii="SolaimanLipi" w:hAnsi="SolaimanLipi" w:cs="SolaimanLipi"/>
-        </w:rPr>
-        <w:tab/>
-      </w:r>
-      <w:r>
-        <w:rPr>
-          <w:rFonts w:ascii="SolaimanLipi" w:hAnsi="SolaimanLipi" w:cs="SolaimanLipi"/>
-        </w:rPr>
-        <w:tab/>
-      </w:r>
-      <w:r>
-        <w:rPr>
-          <w:rFonts w:ascii="SolaimanLipi" w:hAnsi="SolaimanLipi" w:cs="SolaimanLipi"/>
-        </w:rPr>
+          <w:sz w:val="24"/>
+          <w:szCs w:val="24"/>
+        </w:rPr>
+        <w:tab/>
+        <w:t xml:space="preserve"> {DOJ}</w:t>
+      </w:r>
+      <w:r>
+        <w:rPr>
+          <w:rFonts w:ascii="SolaimanLipi" w:hAnsi="SolaimanLipi" w:cs="SolaimanLipi"/>
+          <w:sz w:val="24"/>
+          <w:szCs w:val="24"/>
+          <w:cs/>
+        </w:rPr>
+        <w:tab/>
+      </w:r>
+      <w:r>
+        <w:rPr>
+          <w:rFonts w:ascii="SolaimanLipi" w:hAnsi="SolaimanLipi" w:cs="SolaimanLipi"/>
+          <w:sz w:val="24"/>
+          <w:szCs w:val="24"/>
+          <w:cs/>
+        </w:rPr>
+        <w:tab/>
+      </w:r>
+      <w:r>
+        <w:rPr>
+          <w:rFonts w:ascii="SolaimanLipi" w:hAnsi="SolaimanLipi" w:cs="SolaimanLipi"/>
+          <w:sz w:val="24"/>
+          <w:szCs w:val="24"/>
+          <w:cs/>
+        </w:rPr>
+        <w:tab/>
+      </w:r>
+      <w:r>
+        <w:rPr>
+          <w:rFonts w:ascii="SolaimanLipi" w:hAnsi="SolaimanLipi" w:cs="SolaimanLipi"/>
+          <w:sz w:val="24"/>
+          <w:szCs w:val="24"/>
+          <w:cs/>
+        </w:rPr>
+        <w:tab/>
+      </w:r>
+      <w:r>
+        <w:rPr>
+          <w:rFonts w:ascii="SolaimanLipi" w:hAnsi="SolaimanLipi" w:cs="SolaimanLipi"/>
+          <w:sz w:val="24"/>
+          <w:szCs w:val="24"/>
+          <w:cs/>
+        </w:rPr>
+        <w:tab/>
+      </w:r>
+      <w:r>
+        <w:rPr>
+          <w:rFonts w:ascii="SolaimanLipi" w:hAnsi="SolaimanLipi" w:cs="SolaimanLipi"/>
+          <w:sz w:val="24"/>
+          <w:szCs w:val="24"/>
+          <w:cs/>
+        </w:rPr>
+        <w:tab/>
+      </w:r>
+      <w:r>
+        <w:rPr>
+          <w:rFonts w:ascii="SolaimanLipi" w:hAnsi="SolaimanLipi" w:cs="SolaimanLipi"/>
+          <w:sz w:val="24"/>
+          <w:szCs w:val="24"/>
+          <w:cs/>
+        </w:rPr>
+        <w:tab/>
+      </w:r>
+      <w:r>
+        <w:rPr>
+          <w:rFonts w:ascii="SolaimanLipi" w:hAnsi="SolaimanLipi" w:cs="SolaimanLipi"/>
+          <w:sz w:val="24"/>
+          <w:szCs w:val="24"/>
+          <w:cs/>
+        </w:rPr>
+        <w:tab/>
+      </w:r>
+      <w:r>
+        <w:rPr>
+          <w:rFonts w:ascii="SolaimanLipi" w:hAnsi="SolaimanLipi" w:cs="SolaimanLipi"/>
+          <w:sz w:val="24"/>
+          <w:szCs w:val="24"/>
+          <w:cs/>
+        </w:rPr>
+        <w:tab/>
+      </w:r>
+      <w:r>
+        <w:rPr>
+          <w:rFonts w:ascii="SolaimanLipi" w:hAnsi="SolaimanLipi" w:cs="SolaimanLipi"/>
+          <w:sz w:val="24"/>
+          <w:szCs w:val="24"/>
+          <w:cs/>
+        </w:rPr>
+        <w:tab/>
+      </w:r>
+      <w:r>
+        <w:rPr>
+          <w:rFonts w:ascii="SolaimanLipi" w:hAnsi="SolaimanLipi" w:cs="SolaimanLipi"/>
+          <w:sz w:val="24"/>
+          <w:szCs w:val="24"/>
+          <w:cs/>
+        </w:rPr>
+        <w:tab/>
+      </w:r>
+      <w:r>
+        <w:rPr>
+          <w:rFonts w:ascii="SolaimanLipi" w:hAnsi="SolaimanLipi" w:cs="SolaimanLipi"/>
+          <w:sz w:val="24"/>
+          <w:szCs w:val="24"/>
+        </w:rPr>
+        <w:tab/>
+      </w:r>
+      <w:r>
+        <w:rPr>
+          <w:rFonts w:ascii="SolaimanLipi" w:hAnsi="SolaimanLipi" w:cs="SolaimanLipi"/>
+          <w:sz w:val="24"/>
+          <w:szCs w:val="24"/>
+        </w:rPr>
+        <w:tab/>
+      </w:r>
+      <w:r>
+        <w:rPr>
+          <w:rFonts w:ascii="SolaimanLipi" w:hAnsi="SolaimanLipi" w:cs="SolaimanLipi"/>
+          <w:sz w:val="24"/>
+          <w:szCs w:val="24"/>
+        </w:rPr>
+        <w:tab/>
+      </w:r>
+      <w:r>
+        <w:rPr>
+          <w:rFonts w:ascii="SolaimanLipi" w:hAnsi="SolaimanLipi" w:cs="SolaimanLipi"/>
+          <w:sz w:val="24"/>
+          <w:szCs w:val="24"/>
+        </w:rPr>
+        <w:tab/>
+      </w:r>
+      <w:r>
+        <w:rPr>
+          <w:rFonts w:ascii="SolaimanLipi" w:hAnsi="SolaimanLipi" w:cs="SolaimanLipi"/>
+          <w:sz w:val="24"/>
+          <w:szCs w:val="24"/>
+        </w:rPr>
+        <w:tab/>
+      </w:r>
+      <w:r>
+        <w:rPr>
+          <w:rFonts w:ascii="SolaimanLipi" w:hAnsi="SolaimanLipi" w:cs="SolaimanLipi"/>
+          <w:sz w:val="24"/>
+          <w:szCs w:val="24"/>
+        </w:rPr>
+        <w:tab/>
+      </w:r>
+      <w:r>
+        <w:rPr>
+          <w:rFonts w:ascii="SolaimanLipi" w:hAnsi="SolaimanLipi" w:cs="SolaimanLipi"/>
+          <w:sz w:val="24"/>
+          <w:szCs w:val="24"/>
+        </w:rPr>
+        <w:tab/>
+      </w:r>
+      <w:r>
+        <w:rPr>
+          <w:rFonts w:ascii="SolaimanLipi" w:hAnsi="SolaimanLipi" w:cs="SolaimanLipi"/>
+          <w:sz w:val="24"/>
+          <w:szCs w:val="24"/>
+        </w:rPr>
+        <w:tab/>
+      </w:r>
+      <w:r>
+        <w:rPr>
+          <w:rFonts w:ascii="SolaimanLipi" w:hAnsi="SolaimanLipi" w:cs="SolaimanLipi"/>
+          <w:sz w:val="24"/>
+          <w:szCs w:val="24"/>
+        </w:rPr>
+        <w:tab/>
+      </w:r>
+      <w:r>
+        <w:rPr>
+          <w:rFonts w:ascii="SolaimanLipi" w:hAnsi="SolaimanLipi" w:cs="SolaimanLipi"/>
+          <w:sz w:val="24"/>
+          <w:szCs w:val="24"/>
+        </w:rPr>
+        <w:tab/>
         <w:t xml:space="preserve">          </w:t>
       </w:r>
-      <w:r>
-        <w:rPr>
-          <w:rFonts w:ascii="SolaimanLipi" w:hAnsi="SolaimanLipi" w:cs="SolaimanLipi"/>
-          <w:cs/>
-        </w:rPr>
-        <w:t>কর্মীর স্বাক্ষর</w:t>
-      </w:r>
-      <w:r>
-        <w:rPr>
-          <w:rFonts w:ascii="SolaimanLipi" w:hAnsi="SolaimanLipi" w:cs="SolaimanLipi"/>
+      <w:proofErr w:type="spellStart"/>
+      <w:r>
+        <w:rPr>
+          <w:rFonts w:ascii="SolaimanLipi" w:hAnsi="SolaimanLipi" w:cs="SolaimanLipi"/>
+          <w:sz w:val="24"/>
+          <w:szCs w:val="24"/>
+          <w:cs/>
+        </w:rPr>
+        <w:t>কর্মীর</w:t>
+      </w:r>
+      <w:proofErr w:type="spellEnd"/>
+      <w:r>
+        <w:rPr>
+          <w:rFonts w:ascii="SolaimanLipi" w:hAnsi="SolaimanLipi" w:cs="SolaimanLipi"/>
+          <w:sz w:val="24"/>
+          <w:szCs w:val="24"/>
+          <w:cs/>
+        </w:rPr>
+        <w:t xml:space="preserve"> </w:t>
+      </w:r>
+      <w:proofErr w:type="spellStart"/>
+      <w:r>
+        <w:rPr>
+          <w:rFonts w:ascii="SolaimanLipi" w:hAnsi="SolaimanLipi" w:cs="SolaimanLipi"/>
+          <w:sz w:val="24"/>
+          <w:szCs w:val="24"/>
+          <w:cs/>
+        </w:rPr>
+        <w:t>স্বাক্ষর</w:t>
+      </w:r>
+      <w:proofErr w:type="spellEnd"/>
+      <w:r>
+        <w:rPr>
+          <w:rFonts w:ascii="SolaimanLipi" w:hAnsi="SolaimanLipi" w:cs="SolaimanLipi"/>
+          <w:sz w:val="24"/>
+          <w:szCs w:val="24"/>
         </w:rPr>
         <w:t xml:space="preserve"> </w:t>
       </w:r>
     </w:p>
     <w:p>
       <w:pPr>
-        <w:spacing w:after="0"/>
         <w:jc w:val="right"/>
         <w:rPr>
           <w:rFonts w:ascii="SolaimanLipi" w:hAnsi="SolaimanLipi" w:cs="SolaimanLipi"/>
+          <w:sz w:val="24"/>
+          <w:szCs w:val="24"/>
         </w:rPr>
       </w:pPr>
       <w:r>
         <w:rPr>
           <w:rFonts w:ascii="SolaimanLipi" w:hAnsi="SolaimanLipi" w:cs="SolaimanLipi"/>
-        </w:rPr>
-        <w:t>(</w:t>
-      </w:r>
-      <w:r>
-        <w:rPr>
-          <w:rFonts w:ascii="Cambria" w:hAnsi="Cambria" w:cs="SolaimanLipi"/>
-        </w:rPr>
-        <w:t>Signature of Employee)</w:t>
+          <w:sz w:val="24"/>
+          <w:szCs w:val="24"/>
+        </w:rPr>
+        <w:t>(Signature of Employee)</w:t>
       </w:r>
     </w:p>
     <w:p>
@@ -1136,8 +1452,8 @@
         <w:tblLook w:val="04A0" w:firstRow="1" w:lastRow="0" w:firstColumn="1" w:lastColumn="0" w:noHBand="0" w:noVBand="1"/>
       </w:tblPr>
       <w:tblGrid>
-        <w:gridCol w:w="5635"/>
-        <w:gridCol w:w="4723"/>
+        <w:gridCol w:w="5485"/>
+        <w:gridCol w:w="4585"/>
       </w:tblGrid>
       <w:tr>
         <w:tc>
@@ -1152,13 +1468,47 @@
                 <w:rFonts w:ascii="Cambria" w:hAnsi="Cambria" w:cs="SolaimanLipi"/>
               </w:rPr>
             </w:pPr>
+            <w:proofErr w:type="spellStart"/>
             <w:r>
               <w:rPr>
                 <w:rFonts w:ascii="SolaimanLipi" w:hAnsi="SolaimanLipi" w:cs="SolaimanLipi"/>
                 <w:cs/>
               </w:rPr>
-              <w:t>অফিস কর্তৃক পূরণীয়</w:t>
-            </w:r>
+              <w:t>অফিস</w:t>
+            </w:r>
+            <w:proofErr w:type="spellEnd"/>
+            <w:r>
+              <w:rPr>
+                <w:rFonts w:ascii="SolaimanLipi" w:hAnsi="SolaimanLipi" w:cs="SolaimanLipi"/>
+                <w:cs/>
+              </w:rPr>
+              <w:t xml:space="preserve"> </w:t>
+            </w:r>
+            <w:proofErr w:type="spellStart"/>
+            <w:r>
+              <w:rPr>
+                <w:rFonts w:ascii="SolaimanLipi" w:hAnsi="SolaimanLipi" w:cs="SolaimanLipi"/>
+                <w:cs/>
+              </w:rPr>
+              <w:t>কর্তৃক</w:t>
+            </w:r>
+            <w:proofErr w:type="spellEnd"/>
+            <w:r>
+              <w:rPr>
+                <w:rFonts w:ascii="SolaimanLipi" w:hAnsi="SolaimanLipi" w:cs="SolaimanLipi"/>
+                <w:cs/>
+              </w:rPr>
+              <w:t xml:space="preserve"> </w:t>
+            </w:r>
+            <w:proofErr w:type="spellStart"/>
+            <w:r>
+              <w:rPr>
+                <w:rFonts w:ascii="SolaimanLipi" w:hAnsi="SolaimanLipi" w:cs="SolaimanLipi"/>
+                <w:cs/>
+              </w:rPr>
+              <w:t>পূরণীয়</w:t>
+            </w:r>
+            <w:proofErr w:type="spellEnd"/>
             <w:r>
               <w:rPr>
                 <w:rFonts w:ascii="SolaimanLipi" w:hAnsi="SolaimanLipi" w:cs="SolaimanLipi"/>
@@ -1185,12 +1535,37 @@
                 <w:rFonts w:ascii="Cambria" w:hAnsi="Cambria" w:cs="SolaimanLipi"/>
               </w:rPr>
             </w:pPr>
+            <w:proofErr w:type="spellStart"/>
             <w:r>
               <w:rPr>
                 <w:rFonts w:ascii="SolaimanLipi" w:hAnsi="SolaimanLipi" w:cs="SolaimanLipi"/>
                 <w:cs/>
               </w:rPr>
-              <w:t xml:space="preserve">আইডি নং </w:t>
+              <w:t>আইডি</w:t>
+            </w:r>
+            <w:proofErr w:type="spellEnd"/>
+            <w:r>
+              <w:rPr>
+                <w:rFonts w:ascii="SolaimanLipi" w:hAnsi="SolaimanLipi" w:cs="SolaimanLipi"/>
+                <w:cs/>
+              </w:rPr>
+              <w:t xml:space="preserve"> </w:t>
+            </w:r>
+            <w:proofErr w:type="spellStart"/>
+            <w:r>
+              <w:rPr>
+                <w:rFonts w:ascii="SolaimanLipi" w:hAnsi="SolaimanLipi" w:cs="SolaimanLipi"/>
+                <w:cs/>
+              </w:rPr>
+              <w:t>নং</w:t>
+            </w:r>
+            <w:proofErr w:type="spellEnd"/>
+            <w:r>
+              <w:rPr>
+                <w:rFonts w:ascii="SolaimanLipi" w:hAnsi="SolaimanLipi" w:cs="SolaimanLipi"/>
+                <w:cs/>
+              </w:rPr>
+              <w:t xml:space="preserve"> </w:t>
             </w:r>
             <w:r>
               <w:rPr>
@@ -1229,6 +1604,7 @@
                 <w:rFonts w:ascii="Cambria" w:hAnsi="Cambria" w:cs="SolaimanLipi"/>
               </w:rPr>
             </w:pPr>
+            <w:proofErr w:type="spellStart"/>
             <w:r>
               <w:rPr>
                 <w:rFonts w:ascii="SolaimanLipi" w:hAnsi="SolaimanLipi" w:cs="SolaimanLipi"/>
@@ -1236,6 +1612,7 @@
               </w:rPr>
               <w:t>পদবী</w:t>
             </w:r>
+            <w:proofErr w:type="spellEnd"/>
             <w:r>
               <w:rPr>
                 <w:rFonts w:ascii="SolaimanLipi" w:hAnsi="SolaimanLipi" w:cs="SolaimanLipi"/>
@@ -1300,21 +1677,7 @@
               <w:rPr>
                 <w:rFonts w:ascii="Nirmala UI" w:hAnsi="Nirmala UI" w:cs="Nirmala UI"/>
               </w:rPr>
-              <w:t xml:space="preserve"> (</w:t>
-            </w:r>
-            <w:proofErr w:type="gramStart"/>
-            <w:r>
-              <w:rPr>
-                <w:rFonts w:ascii="Nirmala UI" w:hAnsi="Nirmala UI" w:cs="Nirmala UI"/>
-              </w:rPr>
-              <w:t xml:space="preserve">Division)   </w:t>
-            </w:r>
-            <w:proofErr w:type="gramEnd"/>
-            <w:r>
-              <w:rPr>
-                <w:rFonts w:ascii="Nirmala UI" w:hAnsi="Nirmala UI" w:cs="Nirmala UI"/>
-              </w:rPr>
-              <w:t xml:space="preserve">    : {</w:t>
+              <w:t xml:space="preserve"> (Division)       : {</w:t>
             </w:r>
             <w:r>
               <w:rPr>
@@ -1340,6 +1703,7 @@
                 <w:rFonts w:ascii="Cambria" w:hAnsi="Cambria" w:cs="SolaimanLipi"/>
               </w:rPr>
             </w:pPr>
+            <w:proofErr w:type="spellStart"/>
             <w:r>
               <w:rPr>
                 <w:rFonts w:ascii="SolaimanLipi" w:hAnsi="SolaimanLipi" w:cs="SolaimanLipi"/>
@@ -1347,6 +1711,7 @@
               </w:rPr>
               <w:t>ডিপার্টমেন্ট</w:t>
             </w:r>
+            <w:proofErr w:type="spellEnd"/>
             <w:r>
               <w:rPr>
                 <w:rFonts w:ascii="SolaimanLipi" w:hAnsi="SolaimanLipi" w:cs="SolaimanLipi"/>
@@ -1379,6 +1744,7 @@
                 <w:rFonts w:ascii="SolaimanLipi" w:hAnsi="SolaimanLipi" w:cs="SolaimanLipi"/>
               </w:rPr>
             </w:pPr>
+            <w:proofErr w:type="spellStart"/>
             <w:r>
               <w:rPr>
                 <w:rFonts w:ascii="SolaimanLipi" w:hAnsi="SolaimanLipi" w:cs="SolaimanLipi"/>
@@ -1386,6 +1752,7 @@
               </w:rPr>
               <w:t>সেকসন</w:t>
             </w:r>
+            <w:proofErr w:type="spellEnd"/>
             <w:r>
               <w:rPr>
                 <w:rFonts w:ascii="SolaimanLipi" w:hAnsi="SolaimanLipi" w:cs="SolaimanLipi"/>
@@ -1424,13 +1791,31 @@
                 <w:rFonts w:ascii="Cambria" w:hAnsi="Cambria" w:cs="SolaimanLipi"/>
               </w:rPr>
             </w:pPr>
+            <w:proofErr w:type="spellStart"/>
             <w:r>
               <w:rPr>
                 <w:rFonts w:ascii="SolaimanLipi" w:hAnsi="SolaimanLipi" w:cs="SolaimanLipi"/>
                 <w:cs/>
               </w:rPr>
-              <w:t>সাব সেকসন</w:t>
-            </w:r>
+              <w:t>সাব</w:t>
+            </w:r>
+            <w:proofErr w:type="spellEnd"/>
+            <w:r>
+              <w:rPr>
+                <w:rFonts w:ascii="SolaimanLipi" w:hAnsi="SolaimanLipi" w:cs="SolaimanLipi"/>
+                <w:cs/>
+              </w:rPr>
+              <w:t xml:space="preserve"> </w:t>
+            </w:r>
+            <w:proofErr w:type="spellStart"/>
+            <w:r>
+              <w:rPr>
+                <w:rFonts w:ascii="SolaimanLipi" w:hAnsi="SolaimanLipi" w:cs="SolaimanLipi"/>
+                <w:cs/>
+              </w:rPr>
+              <w:t>সেকসন</w:t>
+            </w:r>
+            <w:proofErr w:type="spellEnd"/>
             <w:r>
               <w:rPr>
                 <w:rFonts w:ascii="SolaimanLipi" w:hAnsi="SolaimanLipi" w:cs="SolaimanLipi"/>
@@ -1633,22 +2018,38 @@
     </w:p>
     <w:p>
       <w:pPr>
-        <w:spacing w:after="0"/>
         <w:rPr>
           <w:rFonts w:ascii="SolaimanLipi" w:hAnsi="SolaimanLipi" w:cs="SolaimanLipi"/>
         </w:rPr>
       </w:pPr>
-      <w:r>
-        <w:rPr>
-          <w:rFonts w:ascii="SolaimanLipi" w:hAnsi="SolaimanLipi" w:cs="SolaimanLipi"/>
-          <w:cs/>
-        </w:rPr>
-        <w:t>নিয়োগ কর্মকর্তা</w:t>
-      </w:r>
+      <w:proofErr w:type="spellStart"/>
+      <w:r>
+        <w:rPr>
+          <w:rFonts w:ascii="SolaimanLipi" w:hAnsi="SolaimanLipi" w:cs="SolaimanLipi"/>
+          <w:cs/>
+        </w:rPr>
+        <w:t>নিয়োগ</w:t>
+      </w:r>
+      <w:proofErr w:type="spellEnd"/>
+      <w:r>
+        <w:rPr>
+          <w:rFonts w:ascii="SolaimanLipi" w:hAnsi="SolaimanLipi" w:cs="SolaimanLipi"/>
+          <w:cs/>
+        </w:rPr>
+        <w:t xml:space="preserve"> </w:t>
+      </w:r>
+      <w:proofErr w:type="spellStart"/>
+      <w:r>
+        <w:rPr>
+          <w:rFonts w:ascii="SolaimanLipi" w:hAnsi="SolaimanLipi" w:cs="SolaimanLipi"/>
+          <w:cs/>
+        </w:rPr>
+        <w:t>কর্মকর্তা</w:t>
+      </w:r>
+      <w:proofErr w:type="spellEnd"/>
     </w:p>
     <w:p>
       <w:pPr>
-        <w:spacing w:after="0"/>
         <w:rPr>
           <w:rFonts w:ascii="Cambria" w:hAnsi="Cambria" w:cs="SolaimanLipi"/>
         </w:rPr>
@@ -1663,16 +2064,78 @@
         <w:rPr>
           <w:rFonts w:ascii="Cambria" w:hAnsi="Cambria" w:cs="SolaimanLipi"/>
         </w:rPr>
-        <w:t>Manager, Recruitment)</w:t>
+        <w:t>Manager, HR/Recruitment)</w:t>
       </w:r>
     </w:p>
-    <w:p/>
+    <w:p>
+      <w:pPr>
+        <w:tabs>
+          <w:tab w:val="left" w:pos="4170"/>
+        </w:tabs>
+        <w:rPr>
+          <w:rFonts w:ascii="SolaimanLipi" w:eastAsia="Times New Roman" w:hAnsi="SolaimanLipi" w:cs="SolaimanLipi"/>
+          <w:color w:val="000000"/>
+          <w:lang w:bidi="bn-IN"/>
+        </w:rPr>
+      </w:pPr>
+    </w:p>
+    <w:p>
+      <w:pPr>
+        <w:tabs>
+          <w:tab w:val="left" w:pos="4170"/>
+        </w:tabs>
+        <w:rPr>
+          <w:rFonts w:ascii="SolaimanLipi" w:hAnsi="SolaimanLipi" w:cs="SolaimanLipi"/>
+        </w:rPr>
+      </w:pPr>
+    </w:p>
+    <w:p>
+      <w:pPr>
+        <w:rPr>
+          <w:rFonts w:ascii="SolaimanLipi" w:hAnsi="SolaimanLipi" w:cs="SolaimanLipi"/>
+        </w:rPr>
+      </w:pPr>
+    </w:p>
+    <w:p>
+      <w:pPr>
+        <w:rPr>
+          <w:rFonts w:ascii="SolaimanLipi" w:hAnsi="SolaimanLipi" w:cs="SolaimanLipi"/>
+        </w:rPr>
+      </w:pPr>
+    </w:p>
+    <w:p>
+      <w:pPr>
+        <w:rPr>
+          <w:rFonts w:ascii="SolaimanLipi" w:hAnsi="SolaimanLipi" w:cs="SolaimanLipi"/>
+        </w:rPr>
+      </w:pPr>
+    </w:p>
+    <w:p>
+      <w:pPr>
+        <w:rPr>
+          <w:rFonts w:ascii="SolaimanLipi" w:hAnsi="SolaimanLipi" w:cs="SolaimanLipi"/>
+        </w:rPr>
+      </w:pPr>
+    </w:p>
+    <w:p>
+      <w:pPr>
+        <w:rPr>
+          <w:rFonts w:ascii="SolaimanLipi" w:hAnsi="SolaimanLipi" w:cs="SolaimanLipi"/>
+        </w:rPr>
+      </w:pPr>
+    </w:p>
     <w:sectPr>
+      <w:headerReference w:type="even" r:id="rId6"/>
       <w:headerReference w:type="default" r:id="rId7"/>
-      <w:pgSz w:w="12240" w:h="15840"/>
-      <w:pgMar w:top="1008" w:right="864" w:bottom="1440" w:left="1008" w:header="288" w:footer="288" w:gutter="0"/>
+      <w:footerReference w:type="even" r:id="rId8"/>
+      <w:footerReference w:type="default" r:id="rId9"/>
+      <w:headerReference w:type="first" r:id="rId10"/>
+      <w:footerReference w:type="first" r:id="rId11"/>
+      <w:type w:val="continuous"/>
+      <w:pgSz w:w="12240" w:h="15840" w:code="1"/>
+      <w:pgMar w:top="1152" w:right="1080" w:bottom="288" w:left="1080" w:header="432" w:footer="288" w:gutter="0"/>
       <w:cols w:space="720"/>
-      <w:docGrid w:linePitch="360"/>
+      <w:docGrid w:linePitch="299"/>
     </w:sectPr>
   </w:body>
 </w:document>
@@ -1682,9 +2145,6 @@
 <w:endnotes xmlns:wpc="http://schemas.microsoft.com/office/word/2010/wordprocessingCanvas" xmlns:cx="http://schemas.microsoft.com/office/drawing/2014/chartex" xmlns:cx1="http://schemas.microsoft.com/office/drawing/2015/9/8/chartex" xmlns:cx2="http://schemas.microsoft.com/office/drawing/2015/10/21/chartex" xmlns:cx3="http://schemas.microsoft.com/office/drawing/2016/5/9/chartex" xmlns:cx4="http://schemas.microsoft.com/office/drawing/2016/5/10/chartex" xmlns:cx5="http://schemas.microsoft.com/office/drawing/2016/5/11/chartex" xmlns:cx6="http://schemas.microsoft.com/office/drawing/2016/5/12/chartex" xmlns:cx7="http://schemas.microsoft.com/office/drawing/2016/5/13/chartex" xmlns:cx8="http://schemas.microsoft.com/office/drawing/2016/5/14/chartex" xmlns:mc="http://schemas.openxmlformats.org/markup-compatibility/2006" xmlns:aink="http://schemas.microsoft.com/office/drawing/2016/ink" xmlns:am3d="http://schemas.microsoft.com/office/drawing/2017/model3d" xmlns:o="urn:schemas-microsoft-com:office:office" xmlns:r="http://schemas.openxmlformats.org/officeDocument/2006/relationships" xmlns:m="http://schemas.openxmlformats.org/officeDocument/2006/math" xmlns:v="urn:schemas-microsoft-com:vml" xmlns:wp14="http://schemas.microsoft.com/office/word/2010/wordprocessingDrawing" xmlns:wp="http://schemas.openxmlformats.org/drawingml/2006/wordprocessingDrawing" xmlns:w10="urn:schemas-microsoft-com:office:word" xmlns:w="http://schemas.openxmlformats.org/wordprocessingml/2006/main" xmlns:w14="http://schemas.microsoft.com/office/word/2010/wordml" xmlns:w15="http://schemas.microsoft.com/office/word/2012/wordml" xmlns:w16cid="http://schemas.microsoft.com/office/word/2016/wordml/cid" xmlns:w16se="http://schemas.microsoft.com/office/word/2015/wordml/symex" xmlns:wpg="http://schemas.microsoft.com/office/word/2010/wordprocessingGroup" xmlns:wpi="http://schemas.microsoft.com/office/word/2010/wordprocessingInk" xmlns:wne="http://schemas.microsoft.com/office/word/2006/wordml" xmlns:wps="http://schemas.microsoft.com/office/word/2010/wordprocessingShape" mc:Ignorable="w14 w15 w16se w16cid wp14">
   <w:endnote w:type="separator" w:id="-1">
     <w:p>
-      <w:pPr>
-        <w:spacing w:after="0" w:line="240" w:lineRule="auto"/>
-      </w:pPr>
       <w:r>
         <w:separator/>
       </w:r>
@@ -1692,26 +2152,298 @@
   </w:endnote>
   <w:endnote w:type="continuationSeparator" w:id="0">
     <w:p>
-      <w:pPr>
-        <w:spacing w:after="0" w:line="240" w:lineRule="auto"/>
-      </w:pPr>
       <w:r>
         <w:continuationSeparator/>
       </w:r>
     </w:p>
   </w:endnote>
 </w:endnotes>
+</file>
+
+<file path=word/footer1.xml><?xml version="1.0" encoding="utf-8"?>
+<w:ftr xmlns:wpc="http://schemas.microsoft.com/office/word/2010/wordprocessingCanvas" xmlns:cx="http://schemas.microsoft.com/office/drawing/2014/chartex" xmlns:cx1="http://schemas.microsoft.com/office/drawing/2015/9/8/chartex" xmlns:cx2="http://schemas.microsoft.com/office/drawing/2015/10/21/chartex" xmlns:cx3="http://schemas.microsoft.com/office/drawing/2016/5/9/chartex" xmlns:cx4="http://schemas.microsoft.com/office/drawing/2016/5/10/chartex" xmlns:cx5="http://schemas.microsoft.com/office/drawing/2016/5/11/chartex" xmlns:cx6="http://schemas.microsoft.com/office/drawing/2016/5/12/chartex" xmlns:cx7="http://schemas.microsoft.com/office/drawing/2016/5/13/chartex" xmlns:cx8="http://schemas.microsoft.com/office/drawing/2016/5/14/chartex" xmlns:mc="http://schemas.openxmlformats.org/markup-compatibility/2006" xmlns:aink="http://schemas.microsoft.com/office/drawing/2016/ink" xmlns:am3d="http://schemas.microsoft.com/office/drawing/2017/model3d" xmlns:o="urn:schemas-microsoft-com:office:office" xmlns:r="http://schemas.openxmlformats.org/officeDocument/2006/relationships" xmlns:m="http://schemas.openxmlformats.org/officeDocument/2006/math" xmlns:v="urn:schemas-microsoft-com:vml" xmlns:wp14="http://schemas.microsoft.com/office/word/2010/wordprocessingDrawing" xmlns:wp="http://schemas.openxmlformats.org/drawingml/2006/wordprocessingDrawing" xmlns:w10="urn:schemas-microsoft-com:office:word" xmlns:w="http://schemas.openxmlformats.org/wordprocessingml/2006/main" xmlns:w14="http://schemas.microsoft.com/office/word/2010/wordml" xmlns:w15="http://schemas.microsoft.com/office/word/2012/wordml" xmlns:w16cid="http://schemas.microsoft.com/office/word/2016/wordml/cid" xmlns:w16se="http://schemas.microsoft.com/office/word/2015/wordml/symex" xmlns:wpg="http://schemas.microsoft.com/office/word/2010/wordprocessingGroup" xmlns:wpi="http://schemas.microsoft.com/office/word/2010/wordprocessingInk" xmlns:wne="http://schemas.microsoft.com/office/word/2006/wordml" xmlns:wps="http://schemas.microsoft.com/office/word/2010/wordprocessingShape" mc:Ignorable="w14 w15 w16se w16cid wp14">
+  <w:p>
+    <w:pPr>
+      <w:pStyle w:val="Footer"/>
+    </w:pPr>
+  </w:p>
+</w:ftr>
+</file>
+
+<file path=word/footer2.xml><?xml version="1.0" encoding="utf-8"?>
+<w:ftr xmlns:wpc="http://schemas.microsoft.com/office/word/2010/wordprocessingCanvas" xmlns:cx="http://schemas.microsoft.com/office/drawing/2014/chartex" xmlns:cx1="http://schemas.microsoft.com/office/drawing/2015/9/8/chartex" xmlns:cx2="http://schemas.microsoft.com/office/drawing/2015/10/21/chartex" xmlns:cx3="http://schemas.microsoft.com/office/drawing/2016/5/9/chartex" xmlns:cx4="http://schemas.microsoft.com/office/drawing/2016/5/10/chartex" xmlns:cx5="http://schemas.microsoft.com/office/drawing/2016/5/11/chartex" xmlns:cx6="http://schemas.microsoft.com/office/drawing/2016/5/12/chartex" xmlns:cx7="http://schemas.microsoft.com/office/drawing/2016/5/13/chartex" xmlns:cx8="http://schemas.microsoft.com/office/drawing/2016/5/14/chartex" xmlns:mc="http://schemas.openxmlformats.org/markup-compatibility/2006" xmlns:aink="http://schemas.microsoft.com/office/drawing/2016/ink" xmlns:am3d="http://schemas.microsoft.com/office/drawing/2017/model3d" xmlns:o="urn:schemas-microsoft-com:office:office" xmlns:r="http://schemas.openxmlformats.org/officeDocument/2006/relationships" xmlns:m="http://schemas.openxmlformats.org/officeDocument/2006/math" xmlns:v="urn:schemas-microsoft-com:vml" xmlns:wp14="http://schemas.microsoft.com/office/word/2010/wordprocessingDrawing" xmlns:wp="http://schemas.openxmlformats.org/drawingml/2006/wordprocessingDrawing" xmlns:w10="urn:schemas-microsoft-com:office:word" xmlns:w="http://schemas.openxmlformats.org/wordprocessingml/2006/main" xmlns:w14="http://schemas.microsoft.com/office/word/2010/wordml" xmlns:w15="http://schemas.microsoft.com/office/word/2012/wordml" xmlns:w16cid="http://schemas.microsoft.com/office/word/2016/wordml/cid" xmlns:w16se="http://schemas.microsoft.com/office/word/2015/wordml/symex" xmlns:wpg="http://schemas.microsoft.com/office/word/2010/wordprocessingGroup" xmlns:wpi="http://schemas.microsoft.com/office/word/2010/wordprocessingInk" xmlns:wne="http://schemas.microsoft.com/office/word/2006/wordml" xmlns:wps="http://schemas.microsoft.com/office/word/2010/wordprocessingShape" mc:Ignorable="w14 w15 w16se w16cid wp14">
+  <w:p>
+    <w:pPr>
+      <w:rPr>
+        <w:sz w:val="18"/>
+        <w:szCs w:val="18"/>
+      </w:rPr>
+    </w:pPr>
+    <w:proofErr w:type="spellStart"/>
+    <w:r>
+      <w:rPr>
+        <w:rFonts w:ascii="SolaimanLipi" w:hAnsi="SolaimanLipi" w:cs="SolaimanLipi" w:hint="cs"/>
+        <w:sz w:val="20"/>
+        <w:szCs w:val="20"/>
+        <w:lang w:bidi="bn-IN"/>
+      </w:rPr>
+      <w:t>ঠিকানাঃ</w:t>
+    </w:r>
+    <w:proofErr w:type="spellEnd"/>
+    <w:r>
+      <w:rPr>
+        <w:rFonts w:ascii="SolaimanLipi" w:hAnsi="SolaimanLipi" w:cs="SolaimanLipi"/>
+        <w:sz w:val="20"/>
+        <w:szCs w:val="20"/>
+        <w:lang w:bidi="bn-IN"/>
+      </w:rPr>
+      <w:t xml:space="preserve"> </w:t>
+    </w:r>
+    <w:r>
+      <w:rPr>
+        <w:rFonts w:ascii="SolaimanLipi" w:hAnsi="SolaimanLipi" w:cs="SolaimanLipi"/>
+        <w:sz w:val="20"/>
+        <w:szCs w:val="20"/>
+        <w:lang w:bidi="bn-IN"/>
+      </w:rPr>
+      <w:t xml:space="preserve"> </w:t>
+    </w:r>
+    <w:bookmarkStart w:id="0" w:name="_GoBack"/>
+    <w:bookmarkEnd w:id="0"/>
+    <w:proofErr w:type="spellStart"/>
+    <w:r>
+      <w:rPr>
+        <w:rFonts w:ascii="SolaimanLipi" w:hAnsi="SolaimanLipi" w:cs="SolaimanLipi" w:hint="cs"/>
+        <w:sz w:val="20"/>
+        <w:szCs w:val="20"/>
+        <w:lang w:bidi="bn-IN"/>
+      </w:rPr>
+      <w:t>মৌচাক</w:t>
+    </w:r>
+    <w:proofErr w:type="spellEnd"/>
+    <w:r>
+      <w:rPr>
+        <w:rFonts w:ascii="SolaimanLipi" w:hAnsi="SolaimanLipi" w:cs="SolaimanLipi"/>
+        <w:sz w:val="20"/>
+        <w:szCs w:val="20"/>
+        <w:lang w:bidi="bn-IN"/>
+      </w:rPr>
+      <w:t xml:space="preserve">, </w:t>
+    </w:r>
+    <w:proofErr w:type="spellStart"/>
+    <w:r>
+      <w:rPr>
+        <w:rFonts w:ascii="SolaimanLipi" w:hAnsi="SolaimanLipi" w:cs="SolaimanLipi" w:hint="cs"/>
+        <w:sz w:val="20"/>
+        <w:szCs w:val="20"/>
+        <w:lang w:bidi="bn-IN"/>
+      </w:rPr>
+      <w:t>কালিয়াকৈর</w:t>
+    </w:r>
+    <w:proofErr w:type="spellEnd"/>
+    <w:r>
+      <w:rPr>
+        <w:rFonts w:ascii="SolaimanLipi" w:hAnsi="SolaimanLipi" w:cs="SolaimanLipi"/>
+        <w:sz w:val="20"/>
+        <w:szCs w:val="20"/>
+        <w:lang w:bidi="bn-IN"/>
+      </w:rPr>
+      <w:t xml:space="preserve">, </w:t>
+    </w:r>
+    <w:proofErr w:type="spellStart"/>
+    <w:r>
+      <w:rPr>
+        <w:rFonts w:ascii="SolaimanLipi" w:hAnsi="SolaimanLipi" w:cs="SolaimanLipi" w:hint="cs"/>
+        <w:sz w:val="20"/>
+        <w:szCs w:val="20"/>
+        <w:lang w:bidi="bn-IN"/>
+      </w:rPr>
+      <w:t>গাজীপুর</w:t>
+    </w:r>
+    <w:proofErr w:type="spellEnd"/>
+    <w:r>
+      <w:rPr>
+        <w:rFonts w:ascii="SolaimanLipi" w:hAnsi="SolaimanLipi" w:cs="SolaimanLipi" w:hint="cs"/>
+        <w:sz w:val="20"/>
+        <w:szCs w:val="20"/>
+        <w:lang w:bidi="bn-IN"/>
+      </w:rPr>
+      <w:t>।</w:t>
+    </w:r>
+    <w:r>
+      <w:rPr>
+        <w:rFonts w:ascii="SolaimanLipi" w:hAnsi="SolaimanLipi" w:cs="SolaimanLipi"/>
+        <w:sz w:val="20"/>
+        <w:szCs w:val="20"/>
+        <w:lang w:bidi="bn-IN"/>
+      </w:rPr>
+      <w:t xml:space="preserve"> Mail: info@sadmafashion.com Phone: 55080346 </w:t>
+    </w:r>
+    <w:sdt>
+      <w:sdtPr>
+        <w:rPr>
+          <w:sz w:val="18"/>
+          <w:szCs w:val="18"/>
+        </w:rPr>
+        <w:id w:val="-144519687"/>
+        <w:docPartObj>
+          <w:docPartGallery w:val="Page Numbers (Bottom of Page)"/>
+          <w:docPartUnique/>
+        </w:docPartObj>
+      </w:sdtPr>
+      <w:sdtEndPr/>
+      <w:sdtContent>
+        <w:sdt>
+          <w:sdtPr>
+            <w:rPr>
+              <w:sz w:val="18"/>
+              <w:szCs w:val="18"/>
+            </w:rPr>
+            <w:id w:val="-1769616900"/>
+            <w:docPartObj>
+              <w:docPartGallery w:val="Page Numbers (Top of Page)"/>
+              <w:docPartUnique/>
+            </w:docPartObj>
+          </w:sdtPr>
+          <w:sdtEndPr/>
+          <w:sdtContent>
+            <w:r>
+              <w:rPr>
+                <w:rFonts w:cs="Vrinda"/>
+                <w:sz w:val="18"/>
+                <w:szCs w:val="18"/>
+                <w:lang w:bidi="bn-IN"/>
+              </w:rPr>
+              <w:t xml:space="preserve">       </w:t>
+            </w:r>
+            <w:r>
+              <w:rPr>
+                <w:sz w:val="18"/>
+                <w:szCs w:val="18"/>
+              </w:rPr>
+              <w:t xml:space="preserve">Page </w:t>
+            </w:r>
+            <w:r>
+              <w:rPr>
+                <w:b/>
+                <w:bCs/>
+                <w:sz w:val="20"/>
+                <w:szCs w:val="20"/>
+              </w:rPr>
+              <w:fldChar w:fldCharType="begin"/>
+            </w:r>
+            <w:r>
+              <w:rPr>
+                <w:b/>
+                <w:bCs/>
+                <w:sz w:val="18"/>
+                <w:szCs w:val="18"/>
+              </w:rPr>
+              <w:instrText xml:space="preserve"> PAGE </w:instrText>
+            </w:r>
+            <w:r>
+              <w:rPr>
+                <w:b/>
+                <w:bCs/>
+                <w:sz w:val="20"/>
+                <w:szCs w:val="20"/>
+              </w:rPr>
+              <w:fldChar w:fldCharType="separate"/>
+            </w:r>
+            <w:r>
+              <w:rPr>
+                <w:b/>
+                <w:bCs/>
+                <w:noProof/>
+                <w:sz w:val="18"/>
+                <w:szCs w:val="18"/>
+              </w:rPr>
+              <w:t>2</w:t>
+            </w:r>
+            <w:r>
+              <w:rPr>
+                <w:b/>
+                <w:bCs/>
+                <w:sz w:val="20"/>
+                <w:szCs w:val="20"/>
+              </w:rPr>
+              <w:fldChar w:fldCharType="end"/>
+            </w:r>
+            <w:r>
+              <w:rPr>
+                <w:sz w:val="18"/>
+                <w:szCs w:val="18"/>
+              </w:rPr>
+              <w:t xml:space="preserve"> of </w:t>
+            </w:r>
+            <w:r>
+              <w:rPr>
+                <w:b/>
+                <w:bCs/>
+                <w:sz w:val="20"/>
+                <w:szCs w:val="20"/>
+              </w:rPr>
+              <w:fldChar w:fldCharType="begin"/>
+            </w:r>
+            <w:r>
+              <w:rPr>
+                <w:b/>
+                <w:bCs/>
+                <w:sz w:val="18"/>
+                <w:szCs w:val="18"/>
+              </w:rPr>
+              <w:instrText xml:space="preserve"> NUMPAGES  </w:instrText>
+            </w:r>
+            <w:r>
+              <w:rPr>
+                <w:b/>
+                <w:bCs/>
+                <w:sz w:val="20"/>
+                <w:szCs w:val="20"/>
+              </w:rPr>
+              <w:fldChar w:fldCharType="separate"/>
+            </w:r>
+            <w:r>
+              <w:rPr>
+                <w:b/>
+                <w:bCs/>
+                <w:noProof/>
+                <w:sz w:val="18"/>
+                <w:szCs w:val="18"/>
+              </w:rPr>
+              <w:t>2</w:t>
+            </w:r>
+            <w:r>
+              <w:rPr>
+                <w:b/>
+                <w:bCs/>
+                <w:sz w:val="20"/>
+                <w:szCs w:val="20"/>
+              </w:rPr>
+              <w:fldChar w:fldCharType="end"/>
+            </w:r>
+          </w:sdtContent>
+        </w:sdt>
+      </w:sdtContent>
+    </w:sdt>
+  </w:p>
+</w:ftr>
+</file>
+
+<file path=word/footer3.xml><?xml version="1.0" encoding="utf-8"?>
+<w:ftr xmlns:wpc="http://schemas.microsoft.com/office/word/2010/wordprocessingCanvas" xmlns:cx="http://schemas.microsoft.com/office/drawing/2014/chartex" xmlns:cx1="http://schemas.microsoft.com/office/drawing/2015/9/8/chartex" xmlns:cx2="http://schemas.microsoft.com/office/drawing/2015/10/21/chartex" xmlns:cx3="http://schemas.microsoft.com/office/drawing/2016/5/9/chartex" xmlns:cx4="http://schemas.microsoft.com/office/drawing/2016/5/10/chartex" xmlns:cx5="http://schemas.microsoft.com/office/drawing/2016/5/11/chartex" xmlns:cx6="http://schemas.microsoft.com/office/drawing/2016/5/12/chartex" xmlns:cx7="http://schemas.microsoft.com/office/drawing/2016/5/13/chartex" xmlns:cx8="http://schemas.microsoft.com/office/drawing/2016/5/14/chartex" xmlns:mc="http://schemas.openxmlformats.org/markup-compatibility/2006" xmlns:aink="http://schemas.microsoft.com/office/drawing/2016/ink" xmlns:am3d="http://schemas.microsoft.com/office/drawing/2017/model3d" xmlns:o="urn:schemas-microsoft-com:office:office" xmlns:r="http://schemas.openxmlformats.org/officeDocument/2006/relationships" xmlns:m="http://schemas.openxmlformats.org/officeDocument/2006/math" xmlns:v="urn:schemas-microsoft-com:vml" xmlns:wp14="http://schemas.microsoft.com/office/word/2010/wordprocessingDrawing" xmlns:wp="http://schemas.openxmlformats.org/drawingml/2006/wordprocessingDrawing" xmlns:w10="urn:schemas-microsoft-com:office:word" xmlns:w="http://schemas.openxmlformats.org/wordprocessingml/2006/main" xmlns:w14="http://schemas.microsoft.com/office/word/2010/wordml" xmlns:w15="http://schemas.microsoft.com/office/word/2012/wordml" xmlns:w16cid="http://schemas.microsoft.com/office/word/2016/wordml/cid" xmlns:w16se="http://schemas.microsoft.com/office/word/2015/wordml/symex" xmlns:wpg="http://schemas.microsoft.com/office/word/2010/wordprocessingGroup" xmlns:wpi="http://schemas.microsoft.com/office/word/2010/wordprocessingInk" xmlns:wne="http://schemas.microsoft.com/office/word/2006/wordml" xmlns:wps="http://schemas.microsoft.com/office/word/2010/wordprocessingShape" mc:Ignorable="w14 w15 w16se w16cid wp14">
+  <w:p>
+    <w:pPr>
+      <w:pStyle w:val="Footer"/>
+    </w:pPr>
+  </w:p>
+</w:ftr>
 </file>
 
 <file path=word/footnotes.xml><?xml version="1.0" encoding="utf-8"?>
 <w:footnotes xmlns:wpc="http://schemas.microsoft.com/office/word/2010/wordprocessingCanvas" xmlns:cx="http://schemas.microsoft.com/office/drawing/2014/chartex" xmlns:cx1="http://schemas.microsoft.com/office/drawing/2015/9/8/chartex" xmlns:cx2="http://schemas.microsoft.com/office/drawing/2015/10/21/chartex" xmlns:cx3="http://schemas.microsoft.com/office/drawing/2016/5/9/chartex" xmlns:cx4="http://schemas.microsoft.com/office/drawing/2016/5/10/chartex" xmlns:cx5="http://schemas.microsoft.com/office/drawing/2016/5/11/chartex" xmlns:cx6="http://schemas.microsoft.com/office/drawing/2016/5/12/chartex" xmlns:cx7="http://schemas.microsoft.com/office/drawing/2016/5/13/chartex" xmlns:cx8="http://schemas.microsoft.com/office/drawing/2016/5/14/chartex" xmlns:mc="http://schemas.openxmlformats.org/markup-compatibility/2006" xmlns:aink="http://schemas.microsoft.com/office/drawing/2016/ink" xmlns:am3d="http://schemas.microsoft.com/office/drawing/2017/model3d" xmlns:o="urn:schemas-microsoft-com:office:office" xmlns:r="http://schemas.openxmlformats.org/officeDocument/2006/relationships" xmlns:m="http://schemas.openxmlformats.org/officeDocument/2006/math" xmlns:v="urn:schemas-microsoft-com:vml" xmlns:wp14="http://schemas.microsoft.com/office/word/2010/wordprocessingDrawing" xmlns:wp="http://schemas.openxmlformats.org/drawingml/2006/wordprocessingDrawing" xmlns:w10="urn:schemas-microsoft-com:office:word" xmlns:w="http://schemas.openxmlformats.org/wordprocessingml/2006/main" xmlns:w14="http://schemas.microsoft.com/office/word/2010/wordml" xmlns:w15="http://schemas.microsoft.com/office/word/2012/wordml" xmlns:w16cid="http://schemas.microsoft.com/office/word/2016/wordml/cid" xmlns:w16se="http://schemas.microsoft.com/office/word/2015/wordml/symex" xmlns:wpg="http://schemas.microsoft.com/office/word/2010/wordprocessingGroup" xmlns:wpi="http://schemas.microsoft.com/office/word/2010/wordprocessingInk" xmlns:wne="http://schemas.microsoft.com/office/word/2006/wordml" xmlns:wps="http://schemas.microsoft.com/office/word/2010/wordprocessingShape" mc:Ignorable="w14 w15 w16se w16cid wp14">
   <w:footnote w:type="separator" w:id="-1">
     <w:p>
-      <w:pPr>
-        <w:spacing w:after="0" w:line="240" w:lineRule="auto"/>
-      </w:pPr>
-      <w:bookmarkStart w:id="0" w:name="_Hlk12381429"/>
-      <w:bookmarkEnd w:id="0"/>
       <w:r>
         <w:separator/>
       </w:r>
@@ -1719,9 +2451,6 @@
   </w:footnote>
   <w:footnote w:type="continuationSeparator" w:id="0">
     <w:p>
-      <w:pPr>
-        <w:spacing w:after="0" w:line="240" w:lineRule="auto"/>
-      </w:pPr>
       <w:r>
         <w:continuationSeparator/>
       </w:r>
@@ -1735,243 +2464,193 @@
   <w:p>
     <w:pPr>
       <w:pStyle w:val="Header"/>
+    </w:pPr>
+  </w:p>
+</w:hdr>
+</file>
+
+<file path=word/header2.xml><?xml version="1.0" encoding="utf-8"?>
+<w:hdr xmlns:wpc="http://schemas.microsoft.com/office/word/2010/wordprocessingCanvas" xmlns:cx="http://schemas.microsoft.com/office/drawing/2014/chartex" xmlns:cx1="http://schemas.microsoft.com/office/drawing/2015/9/8/chartex" xmlns:cx2="http://schemas.microsoft.com/office/drawing/2015/10/21/chartex" xmlns:cx3="http://schemas.microsoft.com/office/drawing/2016/5/9/chartex" xmlns:cx4="http://schemas.microsoft.com/office/drawing/2016/5/10/chartex" xmlns:cx5="http://schemas.microsoft.com/office/drawing/2016/5/11/chartex" xmlns:cx6="http://schemas.microsoft.com/office/drawing/2016/5/12/chartex" xmlns:cx7="http://schemas.microsoft.com/office/drawing/2016/5/13/chartex" xmlns:cx8="http://schemas.microsoft.com/office/drawing/2016/5/14/chartex" xmlns:mc="http://schemas.openxmlformats.org/markup-compatibility/2006" xmlns:aink="http://schemas.microsoft.com/office/drawing/2016/ink" xmlns:am3d="http://schemas.microsoft.com/office/drawing/2017/model3d" xmlns:o="urn:schemas-microsoft-com:office:office" xmlns:r="http://schemas.openxmlformats.org/officeDocument/2006/relationships" xmlns:m="http://schemas.openxmlformats.org/officeDocument/2006/math" xmlns:v="urn:schemas-microsoft-com:vml" xmlns:wp14="http://schemas.microsoft.com/office/word/2010/wordprocessingDrawing" xmlns:wp="http://schemas.openxmlformats.org/drawingml/2006/wordprocessingDrawing" xmlns:w10="urn:schemas-microsoft-com:office:word" xmlns:w="http://schemas.openxmlformats.org/wordprocessingml/2006/main" xmlns:w14="http://schemas.microsoft.com/office/word/2010/wordml" xmlns:w15="http://schemas.microsoft.com/office/word/2012/wordml" xmlns:w16cid="http://schemas.microsoft.com/office/word/2016/wordml/cid" xmlns:w16se="http://schemas.microsoft.com/office/word/2015/wordml/symex" xmlns:wpg="http://schemas.microsoft.com/office/word/2010/wordprocessingGroup" xmlns:wpi="http://schemas.microsoft.com/office/word/2010/wordprocessingInk" xmlns:wne="http://schemas.microsoft.com/office/word/2006/wordml" xmlns:wps="http://schemas.microsoft.com/office/word/2010/wordprocessingShape" mc:Ignorable="w14 w15 w16se w16cid wp14">
+  <w:p>
+    <w:pPr>
+      <w:widowControl/>
       <w:tabs>
-        <w:tab w:val="clear" w:pos="4680"/>
-        <w:tab w:val="clear" w:pos="9360"/>
-        <w:tab w:val="center" w:pos="5184"/>
+        <w:tab w:val="left" w:pos="1089"/>
+        <w:tab w:val="left" w:pos="1578"/>
+        <w:tab w:val="left" w:pos="1870"/>
+        <w:tab w:val="left" w:pos="2162"/>
+        <w:tab w:val="left" w:pos="2454"/>
+        <w:tab w:val="left" w:pos="2746"/>
+        <w:tab w:val="left" w:pos="3038"/>
+        <w:tab w:val="left" w:pos="3330"/>
+        <w:tab w:val="left" w:pos="3622"/>
+        <w:tab w:val="left" w:pos="3914"/>
+        <w:tab w:val="left" w:pos="4206"/>
+        <w:tab w:val="left" w:pos="4498"/>
+        <w:tab w:val="left" w:pos="4790"/>
+        <w:tab w:val="left" w:pos="5082"/>
+        <w:tab w:val="left" w:pos="5374"/>
+        <w:tab w:val="left" w:pos="5666"/>
+        <w:tab w:val="left" w:pos="5958"/>
+        <w:tab w:val="left" w:pos="6250"/>
+        <w:tab w:val="left" w:pos="6473"/>
+        <w:tab w:val="left" w:pos="6696"/>
+        <w:tab w:val="left" w:pos="6919"/>
+        <w:tab w:val="left" w:pos="7153"/>
+        <w:tab w:val="left" w:pos="7386"/>
+        <w:tab w:val="left" w:pos="9466"/>
       </w:tabs>
+      <w:autoSpaceDE/>
+      <w:autoSpaceDN/>
       <w:rPr>
-        <w:rFonts w:ascii="Arial" w:eastAsia="Times New Roman" w:hAnsi="Arial" w:cs="Arial"/>
-        <w:b/>
+        <w:rFonts w:ascii="SolaimanLipi" w:eastAsia="Times New Roman" w:hAnsi="SolaimanLipi" w:cs="SolaimanLipi"/>
         <w:color w:val="000000"/>
-        <w:sz w:val="24"/>
-        <w:szCs w:val="24"/>
+        <w:sz w:val="32"/>
+        <w:szCs w:val="32"/>
+        <w:lang w:bidi="bn-IN"/>
       </w:rPr>
     </w:pPr>
     <w:r>
       <w:rPr>
+        <w:rFonts w:ascii="SolaimanLipi" w:eastAsia="Times New Roman" w:hAnsi="SolaimanLipi" w:cs="SolaimanLipi"/>
         <w:noProof/>
-        <w:lang w:bidi="ar-SA"/>
+        <w:color w:val="000000"/>
+        <w:sz w:val="18"/>
+        <w:szCs w:val="18"/>
+        <w:lang w:bidi="bn-IN"/>
       </w:rPr>
       <mc:AlternateContent>
         <mc:Choice Requires="wps">
           <w:drawing>
-            <wp:anchor distT="0" distB="0" distL="114300" distR="114300" simplePos="0" relativeHeight="251659264" behindDoc="0" locked="0" layoutInCell="1" allowOverlap="1" wp14:anchorId="6C316A36" wp14:editId="15389577">
+            <wp:anchor distT="0" distB="0" distL="114300" distR="114300" simplePos="0" relativeHeight="251661312" behindDoc="1" locked="0" layoutInCell="1" allowOverlap="1" wp14:anchorId="4EB2FFC3" wp14:editId="2DAC100E">
               <wp:simplePos x="0" y="0"/>
               <wp:positionH relativeFrom="column">
-                <wp:posOffset>869950</wp:posOffset>
+                <wp:posOffset>4826635</wp:posOffset>
               </wp:positionH>
               <wp:positionV relativeFrom="paragraph">
-                <wp:posOffset>-12065</wp:posOffset>
+                <wp:posOffset>-1905</wp:posOffset>
               </wp:positionV>
-              <wp:extent cx="1814830" cy="627380"/>
-              <wp:effectExtent l="0" t="0" r="0" b="1270"/>
-              <wp:wrapNone/>
-              <wp:docPr id="2" name="Text Box 62"/>
-              <wp:cNvGraphicFramePr>
-                <a:graphicFrameLocks xmlns:a="http://schemas.openxmlformats.org/drawingml/2006/main"/>
-              </wp:cNvGraphicFramePr>
+              <wp:extent cx="1619250" cy="588645"/>
+              <wp:effectExtent l="0" t="0" r="0" b="1905"/>
+              <wp:wrapThrough wrapText="bothSides">
+                <wp:wrapPolygon edited="0">
+                  <wp:start x="0" y="0"/>
+                  <wp:lineTo x="0" y="20971"/>
+                  <wp:lineTo x="21346" y="20971"/>
+                  <wp:lineTo x="21346" y="0"/>
+                  <wp:lineTo x="0" y="0"/>
+                </wp:wrapPolygon>
+              </wp:wrapThrough>
+              <wp:docPr id="5" name="Rectangle 5"/>
+              <wp:cNvGraphicFramePr/>
               <a:graphic xmlns:a="http://schemas.openxmlformats.org/drawingml/2006/main">
                 <a:graphicData uri="http://schemas.microsoft.com/office/word/2010/wordprocessingShape">
                   <wps:wsp>
-                    <wps:cNvSpPr txBox="1">
-                      <a:spLocks noChangeArrowheads="1"/>
-                    </wps:cNvSpPr>
-                    <wps:spPr bwMode="auto">
+                    <wps:cNvSpPr/>
+                    <wps:spPr>
                       <a:xfrm>
                         <a:off x="0" y="0"/>
-                        <a:ext cx="1814830" cy="627380"/>
+                        <a:ext cx="1619250" cy="588645"/>
                       </a:xfrm>
                       <a:prstGeom prst="rect">
                         <a:avLst/>
                       </a:prstGeom>
-                      <a:noFill/>
-                      <a:ln>
+                      <a:solidFill>
+                        <a:sysClr val="window" lastClr="FFFFFF"/>
+                      </a:solidFill>
+                      <a:ln w="25400" cap="flat" cmpd="sng" algn="ctr">
                         <a:noFill/>
+                        <a:prstDash val="solid"/>
                       </a:ln>
-                      <a:extLst>
-                        <a:ext uri="{909E8E84-426E-40DD-AFC4-6F175D3DCCD1}">
-                          <a14:hiddenFill xmlns:a14="http://schemas.microsoft.com/office/drawing/2010/main">
-                            <a:solidFill>
-                              <a:srgbClr val="FFFFFF"/>
-                            </a:solidFill>
-                          </a14:hiddenFill>
-                        </a:ext>
-                        <a:ext uri="{91240B29-F687-4F45-9708-019B960494DF}">
-                          <a14:hiddenLine xmlns:a14="http://schemas.microsoft.com/office/drawing/2010/main" w="9525">
-                            <a:solidFill>
-                              <a:srgbClr val="000000"/>
-                            </a:solidFill>
-                            <a:miter lim="800000"/>
-                            <a:headEnd/>
-                            <a:tailEnd/>
-                          </a14:hiddenLine>
-                        </a:ext>
-                      </a:extLst>
+                      <a:effectLst/>
                     </wps:spPr>
                     <wps:txbx>
                       <w:txbxContent>
                         <w:p>
                           <w:pPr>
-                            <w:spacing w:after="0"/>
+                            <w:jc w:val="center"/>
                             <w:rPr>
-                              <w:rFonts w:ascii="SutonnyMJ" w:hAnsi="SutonnyMJ" w:cs="SutonnyMJ"/>
+                              <w:rFonts w:ascii="SolaimanLipi" w:hAnsi="SolaimanLipi" w:cs="SolaimanLipi"/>
                               <w:b/>
-                              <w:color w:val="008000"/>
-                              <w:sz w:val="44"/>
-                              <w:szCs w:val="54"/>
+                              <w:bCs/>
+                              <w:sz w:val="32"/>
+                              <w:szCs w:val="32"/>
+                              <w:lang w:bidi="bn-IN"/>
                             </w:rPr>
                           </w:pPr>
-                          <w:proofErr w:type="spellStart"/>
                           <w:r>
                             <w:rPr>
-                              <w:rFonts w:ascii="SutonnyMJ" w:hAnsi="SutonnyMJ" w:cs="SutonnyMJ"/>
+                              <w:rFonts w:ascii="SolaimanLipi" w:hAnsi="SolaimanLipi" w:cs="SolaimanLipi"/>
                               <w:b/>
-                              <w:color w:val="008000"/>
-                              <w:sz w:val="44"/>
-                              <w:szCs w:val="54"/>
+                              <w:bCs/>
+                              <w:sz w:val="24"/>
+                              <w:szCs w:val="24"/>
                             </w:rPr>
-                            <w:t>jvqjv</w:t>
+                            <w:t>Joining Letter</w:t>
                           </w:r>
-                          <w:proofErr w:type="spellEnd"/>
                           <w:r>
                             <w:rPr>
-                              <w:rFonts w:ascii="SutonnyMJ" w:hAnsi="SutonnyMJ" w:cs="SutonnyMJ"/>
+                              <w:rFonts w:ascii="SolaimanLipi" w:hAnsi="SolaimanLipi" w:cs="SolaimanLipi"/>
                               <w:b/>
-                              <w:color w:val="008000"/>
-                              <w:sz w:val="44"/>
-                              <w:szCs w:val="54"/>
+                              <w:bCs/>
+                              <w:sz w:val="24"/>
+                              <w:szCs w:val="24"/>
                             </w:rPr>
                             <w:t xml:space="preserve"> </w:t>
                           </w:r>
-                          <w:proofErr w:type="spellStart"/>
-                          <w:r>
-                            <w:rPr>
-                              <w:rFonts w:ascii="SutonnyMJ" w:hAnsi="SutonnyMJ" w:cs="SutonnyMJ"/>
-                              <w:b/>
-                              <w:color w:val="008000"/>
-                              <w:sz w:val="44"/>
-                              <w:szCs w:val="54"/>
-                            </w:rPr>
-                            <w:t>óvBjm</w:t>
-                          </w:r>
-                          <w:proofErr w:type="spellEnd"/>
-                          <w:r>
-                            <w:rPr>
-                              <w:rFonts w:ascii="SutonnyMJ" w:hAnsi="SutonnyMJ" w:cs="SutonnyMJ"/>
-                              <w:b/>
-                              <w:color w:val="008000"/>
-                              <w:sz w:val="44"/>
-                              <w:szCs w:val="54"/>
-                            </w:rPr>
-                            <w:t xml:space="preserve"> </w:t>
-                          </w:r>
-                          <w:proofErr w:type="spellStart"/>
-                          <w:r>
-                            <w:rPr>
-                              <w:rFonts w:ascii="SutonnyMJ" w:hAnsi="SutonnyMJ" w:cs="SutonnyMJ"/>
-                              <w:b/>
-                              <w:color w:val="008000"/>
-                              <w:sz w:val="44"/>
-                              <w:szCs w:val="54"/>
-                            </w:rPr>
-                            <w:t>wjt</w:t>
-                          </w:r>
-                          <w:proofErr w:type="spellEnd"/>
                         </w:p>
                         <w:p>
                           <w:pPr>
-                            <w:spacing w:after="0"/>
+                            <w:jc w:val="center"/>
                             <w:rPr>
-                              <w:rFonts w:ascii="SutonnyMJ" w:hAnsi="SutonnyMJ" w:cs="SutonnyMJ"/>
+                              <w:rFonts w:ascii="SolaimanLipi" w:hAnsi="SolaimanLipi" w:cs="SolaimanLipi"/>
                               <w:b/>
-                              <w:color w:val="FF0000"/>
-                              <w:szCs w:val="20"/>
+                              <w:bCs/>
+                              <w:sz w:val="32"/>
+                              <w:szCs w:val="32"/>
+                              <w:lang w:bidi="bn-IN"/>
                             </w:rPr>
                           </w:pPr>
-                          <w:proofErr w:type="spellStart"/>
                           <w:r>
                             <w:rPr>
-                              <w:rFonts w:ascii="SutonnyMJ" w:hAnsi="SutonnyMJ" w:cs="SutonnyMJ"/>
+                              <w:rFonts w:ascii="SolaimanLipi" w:hAnsi="SolaimanLipi" w:cs="SolaimanLipi" w:hint="cs"/>
                               <w:b/>
-                              <w:color w:val="FF0000"/>
-                              <w:szCs w:val="20"/>
+                              <w:bCs/>
+                              <w:sz w:val="32"/>
+                              <w:szCs w:val="32"/>
+                              <w:cs/>
+                              <w:lang w:bidi="bn-IN"/>
                             </w:rPr>
-                            <w:t>evnv`yicyi</w:t>
-                          </w:r>
-                          <w:proofErr w:type="spellEnd"/>
-                          <w:r>
-                            <w:rPr>
-                              <w:rFonts w:ascii="SutonnyMJ" w:hAnsi="SutonnyMJ" w:cs="SutonnyMJ"/>
-                              <w:b/>
-                              <w:color w:val="FF0000"/>
-                              <w:szCs w:val="20"/>
-                            </w:rPr>
-                            <w:t xml:space="preserve"> </w:t>
-                          </w:r>
-                          <w:proofErr w:type="spellStart"/>
-                          <w:r>
-                            <w:rPr>
-                              <w:rFonts w:ascii="SutonnyMJ" w:hAnsi="SutonnyMJ" w:cs="SutonnyMJ"/>
-                              <w:b/>
-                              <w:color w:val="FF0000"/>
-                              <w:szCs w:val="20"/>
-                            </w:rPr>
-                            <w:t>w</w:t>
+                            <w:t>যোগদান</w:t>
                           </w:r>
                           <w:r>
                             <w:rPr>
-                              <w:rFonts w:ascii="SutonnyMJ" w:hAnsi="SutonnyMJ" w:cs="SutonnyMJ"/>
+                              <w:rFonts w:ascii="SolaimanLipi" w:hAnsi="SolaimanLipi" w:cs="SolaimanLipi"/>
                               <w:b/>
-                              <w:color w:val="FF0000"/>
-                              <w:szCs w:val="20"/>
+                              <w:bCs/>
+                              <w:sz w:val="32"/>
+                              <w:szCs w:val="32"/>
+                              <w:cs/>
+                              <w:lang w:bidi="bn-IN"/>
                             </w:rPr>
-                            <w:t>m</w:t>
+                            <w:t>পত্র</w:t>
                           </w:r>
-                          <w:r>
-                            <w:rPr>
-                              <w:rFonts w:ascii="SutonnyMJ" w:hAnsi="SutonnyMJ" w:cs="SutonnyMJ"/>
-                              <w:b/>
-                              <w:color w:val="FF0000"/>
-                              <w:szCs w:val="20"/>
-                            </w:rPr>
-                            <w:t>K`vievox</w:t>
-                          </w:r>
-                          <w:proofErr w:type="spellEnd"/>
-                          <w:r>
-                            <w:rPr>
-                              <w:rFonts w:ascii="SutonnyMJ" w:hAnsi="SutonnyMJ" w:cs="SutonnyMJ"/>
-                              <w:b/>
-                              <w:color w:val="FF0000"/>
-                              <w:szCs w:val="20"/>
-                            </w:rPr>
-                            <w:t xml:space="preserve">, </w:t>
-                          </w:r>
-                          <w:proofErr w:type="spellStart"/>
-                          <w:r>
-                            <w:rPr>
-                              <w:rFonts w:ascii="SutonnyMJ" w:hAnsi="SutonnyMJ" w:cs="SutonnyMJ"/>
-                              <w:b/>
-                              <w:color w:val="FF0000"/>
-                              <w:szCs w:val="20"/>
-                            </w:rPr>
-                            <w:t>MvRxcyi</w:t>
-                          </w:r>
-                          <w:proofErr w:type="spellEnd"/>
                         </w:p>
-                        <w:p/>
                       </w:txbxContent>
                     </wps:txbx>
-                    <wps:bodyPr rot="0" vert="horz" wrap="square" lIns="91440" tIns="45720" rIns="91440" bIns="45720" anchor="t" anchorCtr="0" upright="1">
+                    <wps:bodyPr rot="0" spcFirstLastPara="0" vertOverflow="overflow" horzOverflow="overflow" vert="horz" wrap="square" lIns="91440" tIns="45720" rIns="91440" bIns="45720" numCol="1" spcCol="0" rtlCol="0" fromWordArt="0" anchor="ctr" anchorCtr="0" forceAA="0" compatLnSpc="1">
+                      <a:prstTxWarp prst="textNoShape">
+                        <a:avLst/>
+                      </a:prstTxWarp>
                       <a:noAutofit/>
                     </wps:bodyPr>
                   </wps:wsp>
                 </a:graphicData>
               </a:graphic>
-              <wp14:sizeRelH relativeFrom="page">
+              <wp14:sizeRelH relativeFrom="margin">
                 <wp14:pctWidth>0</wp14:pctWidth>
               </wp14:sizeRelH>
-              <wp14:sizeRelV relativeFrom="page">
+              <wp14:sizeRelV relativeFrom="margin">
                 <wp14:pctHeight>0</wp14:pctHeight>
               </wp14:sizeRelV>
             </wp:anchor>
@@ -1979,198 +2658,100 @@
         </mc:Choice>
         <mc:Fallback>
           <w:pict>
-            <v:shapetype w14:anchorId="6C316A36" id="_x0000_t202" coordsize="21600,21600" o:spt="202" path="m,l,21600r21600,l21600,xe">
-              <v:stroke joinstyle="miter"/>
-              <v:path gradientshapeok="t" o:connecttype="rect"/>
-            </v:shapetype>
-            <v:shape id="Text Box 62" o:spid="_x0000_s1026" type="#_x0000_t202" style="position:absolute;margin-left:68.5pt;margin-top:-.95pt;width:142.9pt;height:49.4pt;z-index:251659264;visibility:visible;mso-wrap-style:square;mso-width-percent:0;mso-height-percent:0;mso-wrap-distance-left:9pt;mso-wrap-distance-top:0;mso-wrap-distance-right:9pt;mso-wrap-distance-bottom:0;mso-position-horizontal:absolute;mso-position-horizontal-relative:text;mso-position-vertical:absolute;mso-position-vertical-relative:text;mso-width-percent:0;mso-height-percent:0;mso-width-relative:page;mso-height-relative:page;v-text-anchor:top" o:gfxdata="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" filled="f" stroked="f">
+            <v:rect w14:anchorId="4EB2FFC3" id="Rectangle 5" o:spid="_x0000_s1026" style="position:absolute;margin-left:380.05pt;margin-top:-.15pt;width:127.5pt;height:46.35pt;z-index:-251655168;visibility:visible;mso-wrap-style:square;mso-width-percent:0;mso-height-percent:0;mso-wrap-distance-left:9pt;mso-wrap-distance-top:0;mso-wrap-distance-right:9pt;mso-wrap-distance-bottom:0;mso-position-horizontal:absolute;mso-position-horizontal-relative:text;mso-position-vertical:absolute;mso-position-vertical-relative:text;mso-width-percent:0;mso-height-percent:0;mso-width-relative:margin;mso-height-relative:margin;v-text-anchor:middle" o:gfxdata="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" fillcolor="window" stroked="f" strokeweight="2pt">
               <v:textbox>
                 <w:txbxContent>
                   <w:p>
                     <w:pPr>
-                      <w:spacing w:after="0"/>
+                      <w:jc w:val="center"/>
                       <w:rPr>
-                        <w:rFonts w:ascii="SutonnyMJ" w:hAnsi="SutonnyMJ" w:cs="SutonnyMJ"/>
+                        <w:rFonts w:ascii="SolaimanLipi" w:hAnsi="SolaimanLipi" w:cs="SolaimanLipi"/>
                         <w:b/>
-                        <w:color w:val="008000"/>
-                        <w:sz w:val="44"/>
-                        <w:szCs w:val="54"/>
+                        <w:bCs/>
+                        <w:sz w:val="32"/>
+                        <w:szCs w:val="32"/>
+                        <w:lang w:bidi="bn-IN"/>
                       </w:rPr>
                     </w:pPr>
-                    <w:proofErr w:type="spellStart"/>
                     <w:r>
                       <w:rPr>
-                        <w:rFonts w:ascii="SutonnyMJ" w:hAnsi="SutonnyMJ" w:cs="SutonnyMJ"/>
+                        <w:rFonts w:ascii="SolaimanLipi" w:hAnsi="SolaimanLipi" w:cs="SolaimanLipi"/>
                         <w:b/>
-                        <w:color w:val="008000"/>
-                        <w:sz w:val="44"/>
-                        <w:szCs w:val="54"/>
+                        <w:bCs/>
+                        <w:sz w:val="24"/>
+                        <w:szCs w:val="24"/>
                       </w:rPr>
-                      <w:t>jvqjv</w:t>
+                      <w:t>Joining Letter</w:t>
                     </w:r>
-                    <w:proofErr w:type="spellEnd"/>
                     <w:r>
                       <w:rPr>
-                        <w:rFonts w:ascii="SutonnyMJ" w:hAnsi="SutonnyMJ" w:cs="SutonnyMJ"/>
+                        <w:rFonts w:ascii="SolaimanLipi" w:hAnsi="SolaimanLipi" w:cs="SolaimanLipi"/>
                         <w:b/>
-                        <w:color w:val="008000"/>
-                        <w:sz w:val="44"/>
-                        <w:szCs w:val="54"/>
+                        <w:bCs/>
+                        <w:sz w:val="24"/>
+                        <w:szCs w:val="24"/>
                       </w:rPr>
                       <w:t xml:space="preserve"> </w:t>
                     </w:r>
-                    <w:proofErr w:type="spellStart"/>
-                    <w:r>
-                      <w:rPr>
-                        <w:rFonts w:ascii="SutonnyMJ" w:hAnsi="SutonnyMJ" w:cs="SutonnyMJ"/>
-                        <w:b/>
-                        <w:color w:val="008000"/>
-                        <w:sz w:val="44"/>
-                        <w:szCs w:val="54"/>
-                      </w:rPr>
-                      <w:t>óvBjm</w:t>
-                    </w:r>
-                    <w:proofErr w:type="spellEnd"/>
-                    <w:r>
-                      <w:rPr>
-                        <w:rFonts w:ascii="SutonnyMJ" w:hAnsi="SutonnyMJ" w:cs="SutonnyMJ"/>
-                        <w:b/>
-                        <w:color w:val="008000"/>
-                        <w:sz w:val="44"/>
-                        <w:szCs w:val="54"/>
-                      </w:rPr>
-                      <w:t xml:space="preserve"> </w:t>
-                    </w:r>
-                    <w:proofErr w:type="spellStart"/>
-                    <w:r>
-                      <w:rPr>
-                        <w:rFonts w:ascii="SutonnyMJ" w:hAnsi="SutonnyMJ" w:cs="SutonnyMJ"/>
-                        <w:b/>
-                        <w:color w:val="008000"/>
-                        <w:sz w:val="44"/>
-                        <w:szCs w:val="54"/>
-                      </w:rPr>
-                      <w:t>wjt</w:t>
-                    </w:r>
-                    <w:proofErr w:type="spellEnd"/>
                   </w:p>
                   <w:p>
                     <w:pPr>
-                      <w:spacing w:after="0"/>
+                      <w:jc w:val="center"/>
                       <w:rPr>
-                        <w:rFonts w:ascii="SutonnyMJ" w:hAnsi="SutonnyMJ" w:cs="SutonnyMJ"/>
+                        <w:rFonts w:ascii="SolaimanLipi" w:hAnsi="SolaimanLipi" w:cs="SolaimanLipi"/>
                         <w:b/>
-                        <w:color w:val="FF0000"/>
-                        <w:szCs w:val="20"/>
+                        <w:bCs/>
+                        <w:sz w:val="32"/>
+                        <w:szCs w:val="32"/>
+                        <w:lang w:bidi="bn-IN"/>
                       </w:rPr>
                     </w:pPr>
-                    <w:proofErr w:type="spellStart"/>
                     <w:r>
                       <w:rPr>
-                        <w:rFonts w:ascii="SutonnyMJ" w:hAnsi="SutonnyMJ" w:cs="SutonnyMJ"/>
+                        <w:rFonts w:ascii="SolaimanLipi" w:hAnsi="SolaimanLipi" w:cs="SolaimanLipi" w:hint="cs"/>
                         <w:b/>
-                        <w:color w:val="FF0000"/>
-                        <w:szCs w:val="20"/>
+                        <w:bCs/>
+                        <w:sz w:val="32"/>
+                        <w:szCs w:val="32"/>
+                        <w:cs/>
+                        <w:lang w:bidi="bn-IN"/>
                       </w:rPr>
-                      <w:t>evnv`yicyi</w:t>
-                    </w:r>
-                    <w:proofErr w:type="spellEnd"/>
-                    <w:r>
-                      <w:rPr>
-                        <w:rFonts w:ascii="SutonnyMJ" w:hAnsi="SutonnyMJ" w:cs="SutonnyMJ"/>
-                        <w:b/>
-                        <w:color w:val="FF0000"/>
-                        <w:szCs w:val="20"/>
-                      </w:rPr>
-                      <w:t xml:space="preserve"> </w:t>
-                    </w:r>
-                    <w:proofErr w:type="spellStart"/>
-                    <w:r>
-                      <w:rPr>
-                        <w:rFonts w:ascii="SutonnyMJ" w:hAnsi="SutonnyMJ" w:cs="SutonnyMJ"/>
-                        <w:b/>
-                        <w:color w:val="FF0000"/>
-                        <w:szCs w:val="20"/>
-                      </w:rPr>
-                      <w:t>w</w:t>
+                      <w:t>যোগদান</w:t>
                     </w:r>
                     <w:r>
                       <w:rPr>
-                        <w:rFonts w:ascii="SutonnyMJ" w:hAnsi="SutonnyMJ" w:cs="SutonnyMJ"/>
+                        <w:rFonts w:ascii="SolaimanLipi" w:hAnsi="SolaimanLipi" w:cs="SolaimanLipi"/>
                         <w:b/>
-                        <w:color w:val="FF0000"/>
-                        <w:szCs w:val="20"/>
+                        <w:bCs/>
+                        <w:sz w:val="32"/>
+                        <w:szCs w:val="32"/>
+                        <w:cs/>
+                        <w:lang w:bidi="bn-IN"/>
                       </w:rPr>
-                      <w:t>m</w:t>
+                      <w:t>পত্র</w:t>
                     </w:r>
-                    <w:r>
-                      <w:rPr>
-                        <w:rFonts w:ascii="SutonnyMJ" w:hAnsi="SutonnyMJ" w:cs="SutonnyMJ"/>
-                        <w:b/>
-                        <w:color w:val="FF0000"/>
-                        <w:szCs w:val="20"/>
-                      </w:rPr>
-                      <w:t>K`vievox</w:t>
-                    </w:r>
-                    <w:proofErr w:type="spellEnd"/>
-                    <w:r>
-                      <w:rPr>
-                        <w:rFonts w:ascii="SutonnyMJ" w:hAnsi="SutonnyMJ" w:cs="SutonnyMJ"/>
-                        <w:b/>
-                        <w:color w:val="FF0000"/>
-                        <w:szCs w:val="20"/>
-                      </w:rPr>
-                      <w:t xml:space="preserve">, </w:t>
-                    </w:r>
-                    <w:proofErr w:type="spellStart"/>
-                    <w:r>
-                      <w:rPr>
-                        <w:rFonts w:ascii="SutonnyMJ" w:hAnsi="SutonnyMJ" w:cs="SutonnyMJ"/>
-                        <w:b/>
-                        <w:color w:val="FF0000"/>
-                        <w:szCs w:val="20"/>
-                      </w:rPr>
-                      <w:t>MvRxcyi</w:t>
-                    </w:r>
-                    <w:proofErr w:type="spellEnd"/>
                   </w:p>
-                  <w:p/>
                 </w:txbxContent>
               </v:textbox>
-            </v:shape>
+              <w10:wrap type="through"/>
+            </v:rect>
           </w:pict>
         </mc:Fallback>
       </mc:AlternateContent>
     </w:r>
     <w:r>
       <w:rPr>
+        <w:rFonts w:ascii="SolaimanLipi" w:eastAsia="Times New Roman" w:hAnsi="SolaimanLipi" w:cs="SolaimanLipi"/>
         <w:noProof/>
-        <w:lang w:bidi="ar-SA"/>
+        <w:color w:val="000000"/>
+        <w:sz w:val="32"/>
+        <w:szCs w:val="32"/>
+        <w:lang w:bidi="bn-IN"/>
       </w:rPr>
       <w:drawing>
-        <wp:anchor distT="0" distB="0" distL="114300" distR="114300" simplePos="0" relativeHeight="251660288" behindDoc="1" locked="0" layoutInCell="1" allowOverlap="1" wp14:anchorId="30337351" wp14:editId="4ADDEE82">
-          <wp:simplePos x="0" y="0"/>
-          <wp:positionH relativeFrom="column">
-            <wp:posOffset>-1905</wp:posOffset>
-          </wp:positionH>
-          <wp:positionV relativeFrom="paragraph">
-            <wp:posOffset>55245</wp:posOffset>
-          </wp:positionV>
-          <wp:extent cx="571500" cy="571500"/>
-          <wp:effectExtent l="0" t="0" r="0" b="0"/>
-          <wp:wrapTight wrapText="bothSides">
-            <wp:wrapPolygon edited="0">
-              <wp:start x="5760" y="0"/>
-              <wp:lineTo x="0" y="2880"/>
-              <wp:lineTo x="0" y="15840"/>
-              <wp:lineTo x="5040" y="20880"/>
-              <wp:lineTo x="15120" y="20880"/>
-              <wp:lineTo x="20880" y="18000"/>
-              <wp:lineTo x="20880" y="5040"/>
-              <wp:lineTo x="15840" y="0"/>
-              <wp:lineTo x="5760" y="0"/>
-            </wp:wrapPolygon>
-          </wp:wrapTight>
+        <wp:inline distT="0" distB="0" distL="0" distR="0" wp14:anchorId="4517F9CB" wp14:editId="0296DC77">
+          <wp:extent cx="833438" cy="341044"/>
+          <wp:effectExtent l="0" t="0" r="5080" b="1905"/>
           <wp:docPr id="1" name="Picture 1"/>
           <wp:cNvGraphicFramePr>
             <a:graphicFrameLocks xmlns:a="http://schemas.openxmlformats.org/drawingml/2006/main" noChangeAspect="1"/>
@@ -2179,11 +2760,11 @@
             <a:graphicData uri="http://schemas.openxmlformats.org/drawingml/2006/picture">
               <pic:pic xmlns:pic="http://schemas.openxmlformats.org/drawingml/2006/picture">
                 <pic:nvPicPr>
-                  <pic:cNvPr id="0" name="LSL-Logo.png"/>
+                  <pic:cNvPr id="1" name="sadma Logo.png"/>
                   <pic:cNvPicPr/>
                 </pic:nvPicPr>
                 <pic:blipFill>
-                  <a:blip r:embed="rId1" cstate="print">
+                  <a:blip r:embed="rId1">
                     <a:extLst>
                       <a:ext uri="{28A0092B-C50C-407E-A947-70E740481C1C}">
                         <a14:useLocalDpi xmlns:a14="http://schemas.microsoft.com/office/drawing/2010/main" val="0"/>
@@ -2197,7 +2778,7 @@
                 <pic:spPr>
                   <a:xfrm>
                     <a:off x="0" y="0"/>
-                    <a:ext cx="571500" cy="571500"/>
+                    <a:ext cx="867625" cy="355033"/>
                   </a:xfrm>
                   <a:prstGeom prst="rect">
                     <a:avLst/>
@@ -2206,85 +2787,136 @@
               </pic:pic>
             </a:graphicData>
           </a:graphic>
-        </wp:anchor>
+        </wp:inline>
       </w:drawing>
     </w:r>
   </w:p>
   <w:p>
     <w:pPr>
-      <w:spacing w:after="0" w:line="240" w:lineRule="auto"/>
-      <w:jc w:val="right"/>
+      <w:widowControl/>
+      <w:tabs>
+        <w:tab w:val="left" w:pos="1089"/>
+        <w:tab w:val="left" w:pos="1578"/>
+        <w:tab w:val="left" w:pos="1870"/>
+        <w:tab w:val="left" w:pos="2162"/>
+        <w:tab w:val="left" w:pos="2454"/>
+        <w:tab w:val="left" w:pos="2746"/>
+        <w:tab w:val="left" w:pos="3038"/>
+        <w:tab w:val="left" w:pos="3330"/>
+        <w:tab w:val="left" w:pos="3622"/>
+        <w:tab w:val="left" w:pos="3914"/>
+        <w:tab w:val="left" w:pos="4206"/>
+        <w:tab w:val="left" w:pos="4498"/>
+        <w:tab w:val="left" w:pos="4790"/>
+        <w:tab w:val="left" w:pos="5082"/>
+        <w:tab w:val="left" w:pos="5374"/>
+        <w:tab w:val="left" w:pos="5666"/>
+        <w:tab w:val="left" w:pos="5958"/>
+        <w:tab w:val="left" w:pos="6250"/>
+        <w:tab w:val="left" w:pos="6473"/>
+        <w:tab w:val="left" w:pos="6696"/>
+        <w:tab w:val="left" w:pos="6919"/>
+        <w:tab w:val="left" w:pos="7153"/>
+        <w:tab w:val="left" w:pos="7386"/>
+        <w:tab w:val="left" w:pos="9466"/>
+      </w:tabs>
+      <w:autoSpaceDE/>
+      <w:autoSpaceDN/>
       <w:rPr>
-        <w:rFonts w:ascii="SolaimanLipi" w:hAnsi="SolaimanLipi" w:cs="SolaimanLipi"/>
+        <w:rFonts w:ascii="SolaimanLipi" w:eastAsia="Times New Roman" w:hAnsi="SolaimanLipi" w:cs="SolaimanLipi"/>
+        <w:color w:val="000000"/>
         <w:sz w:val="40"/>
         <w:szCs w:val="40"/>
+        <w:lang w:bidi="bn-IN"/>
       </w:rPr>
     </w:pPr>
+    <w:proofErr w:type="spellStart"/>
+    <w:r>
+      <w:rPr>
+        <w:rFonts w:ascii="SolaimanLipi" w:eastAsia="Times New Roman" w:hAnsi="SolaimanLipi" w:cs="SolaimanLipi" w:hint="cs"/>
+        <w:color w:val="000000"/>
+        <w:sz w:val="32"/>
+        <w:szCs w:val="32"/>
+        <w:lang w:bidi="bn-IN"/>
+      </w:rPr>
+      <w:t>সাদমা</w:t>
+    </w:r>
+    <w:proofErr w:type="spellEnd"/>
     <w:r>
       <w:rPr>
         <w:rFonts w:ascii="SolaimanLipi" w:eastAsia="Times New Roman" w:hAnsi="SolaimanLipi" w:cs="SolaimanLipi"/>
         <w:color w:val="000000"/>
-        <w:sz w:val="16"/>
-        <w:szCs w:val="16"/>
-        <w:cs/>
+        <w:sz w:val="32"/>
+        <w:szCs w:val="32"/>
+        <w:lang w:bidi="bn-IN"/>
       </w:rPr>
-      <w:tab/>
+      <w:t xml:space="preserve"> </w:t>
     </w:r>
+    <w:proofErr w:type="spellStart"/>
     <w:r>
       <w:rPr>
-        <w:rFonts w:ascii="SolaimanLipi" w:hAnsi="SolaimanLipi" w:cs="SolaimanLipi"/>
-        <w:sz w:val="40"/>
-        <w:szCs w:val="40"/>
-        <w:cs/>
+        <w:rFonts w:ascii="SolaimanLipi" w:eastAsia="Times New Roman" w:hAnsi="SolaimanLipi" w:cs="SolaimanLipi" w:hint="cs"/>
+        <w:color w:val="000000"/>
+        <w:sz w:val="32"/>
+        <w:szCs w:val="32"/>
+        <w:lang w:bidi="bn-IN"/>
       </w:rPr>
-      <w:t xml:space="preserve">যোগদানপত্র </w:t>
+      <w:t>ফ্যাশন</w:t>
     </w:r>
-  </w:p>
-  <w:p>
-    <w:pPr>
-      <w:spacing w:after="0" w:line="240" w:lineRule="auto"/>
-      <w:ind w:firstLine="720"/>
-      <w:jc w:val="right"/>
-      <w:rPr>
-        <w:rFonts w:cstheme="minorHAnsi"/>
-        <w:sz w:val="24"/>
-        <w:szCs w:val="32"/>
-      </w:rPr>
-    </w:pPr>
+    <w:proofErr w:type="spellEnd"/>
     <w:r>
       <w:rPr>
-        <w:rFonts w:cstheme="minorHAnsi"/>
-        <w:sz w:val="24"/>
+        <w:rFonts w:ascii="SolaimanLipi" w:eastAsia="Times New Roman" w:hAnsi="SolaimanLipi" w:cs="SolaimanLipi"/>
+        <w:color w:val="000000"/>
+        <w:sz w:val="32"/>
         <w:szCs w:val="32"/>
+        <w:lang w:bidi="bn-IN"/>
       </w:rPr>
-      <w:t>(Joining Letter)</w:t>
+      <w:t xml:space="preserve"> </w:t>
     </w:r>
+    <w:proofErr w:type="spellStart"/>
+    <w:r>
+      <w:rPr>
+        <w:rFonts w:ascii="SolaimanLipi" w:eastAsia="Times New Roman" w:hAnsi="SolaimanLipi" w:cs="SolaimanLipi" w:hint="cs"/>
+        <w:color w:val="000000"/>
+        <w:sz w:val="32"/>
+        <w:szCs w:val="32"/>
+        <w:lang w:bidi="bn-IN"/>
+      </w:rPr>
+      <w:t>ওয়্যার</w:t>
+    </w:r>
+    <w:proofErr w:type="spellEnd"/>
+    <w:r>
+      <w:rPr>
+        <w:rFonts w:ascii="SolaimanLipi" w:eastAsia="Times New Roman" w:hAnsi="SolaimanLipi" w:cs="SolaimanLipi"/>
+        <w:color w:val="000000"/>
+        <w:sz w:val="32"/>
+        <w:szCs w:val="32"/>
+        <w:lang w:bidi="bn-IN"/>
+      </w:rPr>
+      <w:t xml:space="preserve"> </w:t>
+    </w:r>
+    <w:proofErr w:type="spellStart"/>
+    <w:r>
+      <w:rPr>
+        <w:rFonts w:ascii="SolaimanLipi" w:eastAsia="Times New Roman" w:hAnsi="SolaimanLipi" w:cs="SolaimanLipi" w:hint="cs"/>
+        <w:color w:val="000000"/>
+        <w:sz w:val="32"/>
+        <w:szCs w:val="32"/>
+        <w:lang w:bidi="bn-IN"/>
+      </w:rPr>
+      <w:t>লিঃ</w:t>
+    </w:r>
+    <w:proofErr w:type="spellEnd"/>
   </w:p>
+</w:hdr>
+</file>
+
+<file path=word/header3.xml><?xml version="1.0" encoding="utf-8"?>
+<w:hdr xmlns:wpc="http://schemas.microsoft.com/office/word/2010/wordprocessingCanvas" xmlns:cx="http://schemas.microsoft.com/office/drawing/2014/chartex" xmlns:cx1="http://schemas.microsoft.com/office/drawing/2015/9/8/chartex" xmlns:cx2="http://schemas.microsoft.com/office/drawing/2015/10/21/chartex" xmlns:cx3="http://schemas.microsoft.com/office/drawing/2016/5/9/chartex" xmlns:cx4="http://schemas.microsoft.com/office/drawing/2016/5/10/chartex" xmlns:cx5="http://schemas.microsoft.com/office/drawing/2016/5/11/chartex" xmlns:cx6="http://schemas.microsoft.com/office/drawing/2016/5/12/chartex" xmlns:cx7="http://schemas.microsoft.com/office/drawing/2016/5/13/chartex" xmlns:cx8="http://schemas.microsoft.com/office/drawing/2016/5/14/chartex" xmlns:mc="http://schemas.openxmlformats.org/markup-compatibility/2006" xmlns:aink="http://schemas.microsoft.com/office/drawing/2016/ink" xmlns:am3d="http://schemas.microsoft.com/office/drawing/2017/model3d" xmlns:o="urn:schemas-microsoft-com:office:office" xmlns:r="http://schemas.openxmlformats.org/officeDocument/2006/relationships" xmlns:m="http://schemas.openxmlformats.org/officeDocument/2006/math" xmlns:v="urn:schemas-microsoft-com:vml" xmlns:wp14="http://schemas.microsoft.com/office/word/2010/wordprocessingDrawing" xmlns:wp="http://schemas.openxmlformats.org/drawingml/2006/wordprocessingDrawing" xmlns:w10="urn:schemas-microsoft-com:office:word" xmlns:w="http://schemas.openxmlformats.org/wordprocessingml/2006/main" xmlns:w14="http://schemas.microsoft.com/office/word/2010/wordml" xmlns:w15="http://schemas.microsoft.com/office/word/2012/wordml" xmlns:w16cid="http://schemas.microsoft.com/office/word/2016/wordml/cid" xmlns:w16se="http://schemas.microsoft.com/office/word/2015/wordml/symex" xmlns:wpg="http://schemas.microsoft.com/office/word/2010/wordprocessingGroup" xmlns:wpi="http://schemas.microsoft.com/office/word/2010/wordprocessingInk" xmlns:wne="http://schemas.microsoft.com/office/word/2006/wordml" xmlns:wps="http://schemas.microsoft.com/office/word/2010/wordprocessingShape" mc:Ignorable="w14 w15 w16se w16cid wp14">
   <w:p>
     <w:pPr>
       <w:pStyle w:val="Header"/>
-      <w:tabs>
-        <w:tab w:val="clear" w:pos="4680"/>
-        <w:tab w:val="clear" w:pos="9360"/>
-        <w:tab w:val="left" w:pos="5880"/>
-      </w:tabs>
-      <w:rPr>
-        <w:rFonts w:ascii="SolaimanLipi" w:eastAsia="Times New Roman" w:hAnsi="SolaimanLipi" w:cs="SolaimanLipi"/>
-        <w:color w:val="000000"/>
-        <w:sz w:val="16"/>
-        <w:szCs w:val="16"/>
-      </w:rPr>
-    </w:pPr>
-  </w:p>
-  <w:p>
-    <w:pPr>
-      <w:pStyle w:val="Header"/>
-      <w:rPr>
-        <w:rFonts w:ascii="SolaimanLipi" w:eastAsia="Times New Roman" w:hAnsi="SolaimanLipi" w:cs="SolaimanLipi"/>
-        <w:color w:val="000000"/>
-        <w:sz w:val="16"/>
-        <w:szCs w:val="16"/>
-      </w:rPr>
     </w:pPr>
   </w:p>
 </w:hdr>
@@ -2297,13 +2929,15 @@
       <w:rPr>
         <w:rFonts w:asciiTheme="minorHAnsi" w:eastAsiaTheme="minorHAnsi" w:hAnsiTheme="minorHAnsi" w:cstheme="minorBidi"/>
         <w:sz w:val="22"/>
-        <w:szCs w:val="28"/>
-        <w:lang w:val="en-US" w:eastAsia="en-US" w:bidi="bn-IN"/>
+        <w:szCs w:val="22"/>
+        <w:lang w:val="en-US" w:eastAsia="en-US" w:bidi="ar-SA"/>
       </w:rPr>
     </w:rPrDefault>
     <w:pPrDefault>
       <w:pPr>
-        <w:spacing w:after="160" w:line="259" w:lineRule="auto"/>
+        <w:widowControl w:val="0"/>
+        <w:autoSpaceDE w:val="0"/>
+        <w:autoSpaceDN w:val="0"/>
       </w:pPr>
     </w:pPrDefault>
   </w:docDefaults>
@@ -2687,30 +3321,11 @@
   </w:latentStyles>
   <w:style w:type="paragraph" w:default="1" w:styleId="Normal">
     <w:name w:val="Normal"/>
+    <w:uiPriority w:val="1"/>
     <w:qFormat/>
-    <w:rsid w:val="00251B58"/>
     <w:rPr>
-      <w:rFonts w:cs="Vrinda"/>
-    </w:rPr>
-  </w:style>
-  <w:style w:type="paragraph" w:styleId="Heading2">
-    <w:name w:val="heading 2"/>
-    <w:basedOn w:val="Normal"/>
-    <w:link w:val="Heading2Char"/>
-    <w:uiPriority w:val="9"/>
-    <w:qFormat/>
-    <w:rsid w:val="006B0C74"/>
-    <w:pPr>
-      <w:spacing w:before="100" w:beforeAutospacing="1" w:after="100" w:afterAutospacing="1" w:line="240" w:lineRule="auto"/>
-      <w:outlineLvl w:val="1"/>
-    </w:pPr>
-    <w:rPr>
-      <w:rFonts w:ascii="Times New Roman" w:eastAsia="Times New Roman" w:hAnsi="Times New Roman" w:cs="Times New Roman"/>
-      <w:b/>
-      <w:bCs/>
-      <w:sz w:val="36"/>
-      <w:szCs w:val="36"/>
-      <w:lang w:bidi="ar-SA"/>
+      <w:rFonts w:ascii="Arial" w:eastAsia="Arial" w:hAnsi="Arial" w:cs="Arial"/>
+      <w:lang w:bidi="en-US"/>
     </w:rPr>
   </w:style>
   <w:style w:type="character" w:default="1" w:styleId="DefaultParagraphFont">
@@ -2740,29 +3355,646 @@
     <w:semiHidden/>
     <w:unhideWhenUsed/>
   </w:style>
-  <w:style w:type="character" w:customStyle="1" w:styleId="Heading2Char">
-    <w:name w:val="Heading 2 Char"/>
+  <w:style w:type="paragraph" w:styleId="ListParagraph">
+    <w:name w:val="List Paragraph"/>
+    <w:basedOn w:val="Normal"/>
+    <w:uiPriority w:val="1"/>
+    <w:qFormat/>
+  </w:style>
+  <w:style w:type="paragraph" w:customStyle="1" w:styleId="TableParagraph">
+    <w:name w:val="Table Paragraph"/>
+    <w:basedOn w:val="Normal"/>
+    <w:uiPriority w:val="1"/>
+    <w:qFormat/>
+  </w:style>
+  <w:style w:type="character" w:styleId="Hyperlink">
+    <w:name w:val="Hyperlink"/>
     <w:basedOn w:val="DefaultParagraphFont"/>
-    <w:link w:val="Heading2"/>
-    <w:uiPriority w:val="9"/>
-    <w:rsid w:val="006B0C74"/>
+    <w:uiPriority w:val="99"/>
+    <w:unhideWhenUsed/>
+    <w:rsid w:val="00995CBB"/>
+    <w:rPr>
+      <w:color w:val="0000FF"/>
+      <w:u w:val="single"/>
+    </w:rPr>
+  </w:style>
+  <w:style w:type="character" w:styleId="FollowedHyperlink">
+    <w:name w:val="FollowedHyperlink"/>
+    <w:basedOn w:val="DefaultParagraphFont"/>
+    <w:uiPriority w:val="99"/>
+    <w:semiHidden/>
+    <w:unhideWhenUsed/>
+    <w:rsid w:val="00995CBB"/>
+    <w:rPr>
+      <w:color w:val="800080"/>
+      <w:u w:val="single"/>
+    </w:rPr>
+  </w:style>
+  <w:style w:type="paragraph" w:customStyle="1" w:styleId="font5">
+    <w:name w:val="font5"/>
+    <w:basedOn w:val="Normal"/>
+    <w:rsid w:val="00995CBB"/>
+    <w:pPr>
+      <w:widowControl/>
+      <w:autoSpaceDE/>
+      <w:autoSpaceDN/>
+      <w:spacing w:before="100" w:beforeAutospacing="1" w:after="100" w:afterAutospacing="1"/>
+    </w:pPr>
+    <w:rPr>
+      <w:rFonts w:ascii="SutonnyMJ" w:eastAsia="Times New Roman" w:hAnsi="SutonnyMJ" w:cs="SutonnyMJ"/>
+      <w:color w:val="000000"/>
+      <w:sz w:val="28"/>
+      <w:szCs w:val="28"/>
+      <w:lang w:bidi="ar-SA"/>
+    </w:rPr>
+  </w:style>
+  <w:style w:type="paragraph" w:customStyle="1" w:styleId="xl67">
+    <w:name w:val="xl67"/>
+    <w:basedOn w:val="Normal"/>
+    <w:rsid w:val="00995CBB"/>
+    <w:pPr>
+      <w:widowControl/>
+      <w:autoSpaceDE/>
+      <w:autoSpaceDN/>
+      <w:spacing w:before="100" w:beforeAutospacing="1" w:after="100" w:afterAutospacing="1"/>
+    </w:pPr>
+    <w:rPr>
+      <w:rFonts w:ascii="SutonnyMJ" w:eastAsia="Times New Roman" w:hAnsi="SutonnyMJ" w:cs="SutonnyMJ"/>
+      <w:sz w:val="24"/>
+      <w:szCs w:val="24"/>
+      <w:lang w:bidi="ar-SA"/>
+    </w:rPr>
+  </w:style>
+  <w:style w:type="paragraph" w:customStyle="1" w:styleId="xl68">
+    <w:name w:val="xl68"/>
+    <w:basedOn w:val="Normal"/>
+    <w:rsid w:val="00995CBB"/>
+    <w:pPr>
+      <w:widowControl/>
+      <w:autoSpaceDE/>
+      <w:autoSpaceDN/>
+      <w:spacing w:before="100" w:beforeAutospacing="1" w:after="100" w:afterAutospacing="1"/>
+    </w:pPr>
+    <w:rPr>
+      <w:rFonts w:ascii="SutonnyMJ" w:eastAsia="Times New Roman" w:hAnsi="SutonnyMJ" w:cs="SutonnyMJ"/>
+      <w:sz w:val="28"/>
+      <w:szCs w:val="28"/>
+      <w:lang w:bidi="ar-SA"/>
+    </w:rPr>
+  </w:style>
+  <w:style w:type="paragraph" w:customStyle="1" w:styleId="xl69">
+    <w:name w:val="xl69"/>
+    <w:basedOn w:val="Normal"/>
+    <w:rsid w:val="00995CBB"/>
+    <w:pPr>
+      <w:widowControl/>
+      <w:autoSpaceDE/>
+      <w:autoSpaceDN/>
+      <w:spacing w:before="100" w:beforeAutospacing="1" w:after="100" w:afterAutospacing="1"/>
+      <w:jc w:val="center"/>
+    </w:pPr>
+    <w:rPr>
+      <w:rFonts w:ascii="SutonnyMJ" w:eastAsia="Times New Roman" w:hAnsi="SutonnyMJ" w:cs="SutonnyMJ"/>
+      <w:b/>
+      <w:bCs/>
+      <w:sz w:val="44"/>
+      <w:szCs w:val="44"/>
+      <w:lang w:bidi="ar-SA"/>
+    </w:rPr>
+  </w:style>
+  <w:style w:type="paragraph" w:customStyle="1" w:styleId="xl70">
+    <w:name w:val="xl70"/>
+    <w:basedOn w:val="Normal"/>
+    <w:rsid w:val="00995CBB"/>
+    <w:pPr>
+      <w:widowControl/>
+      <w:autoSpaceDE/>
+      <w:autoSpaceDN/>
+      <w:spacing w:before="100" w:beforeAutospacing="1" w:after="100" w:afterAutospacing="1"/>
+      <w:textAlignment w:val="center"/>
+    </w:pPr>
+    <w:rPr>
+      <w:rFonts w:ascii="DhonooMJ" w:eastAsia="Times New Roman" w:hAnsi="DhonooMJ" w:cs="DhonooMJ"/>
+      <w:b/>
+      <w:bCs/>
+      <w:sz w:val="28"/>
+      <w:szCs w:val="28"/>
+      <w:lang w:bidi="ar-SA"/>
+    </w:rPr>
+  </w:style>
+  <w:style w:type="paragraph" w:customStyle="1" w:styleId="xl71">
+    <w:name w:val="xl71"/>
+    <w:basedOn w:val="Normal"/>
+    <w:rsid w:val="00995CBB"/>
+    <w:pPr>
+      <w:widowControl/>
+      <w:autoSpaceDE/>
+      <w:autoSpaceDN/>
+      <w:spacing w:before="100" w:beforeAutospacing="1" w:after="100" w:afterAutospacing="1"/>
+    </w:pPr>
+    <w:rPr>
+      <w:rFonts w:ascii="SutonnyMJ" w:eastAsia="Times New Roman" w:hAnsi="SutonnyMJ" w:cs="SutonnyMJ"/>
+      <w:b/>
+      <w:bCs/>
+      <w:sz w:val="20"/>
+      <w:szCs w:val="20"/>
+      <w:lang w:bidi="ar-SA"/>
+    </w:rPr>
+  </w:style>
+  <w:style w:type="paragraph" w:customStyle="1" w:styleId="xl72">
+    <w:name w:val="xl72"/>
+    <w:basedOn w:val="Normal"/>
+    <w:rsid w:val="00995CBB"/>
+    <w:pPr>
+      <w:widowControl/>
+      <w:autoSpaceDE/>
+      <w:autoSpaceDN/>
+      <w:spacing w:before="100" w:beforeAutospacing="1" w:after="100" w:afterAutospacing="1"/>
+      <w:jc w:val="center"/>
+    </w:pPr>
+    <w:rPr>
+      <w:rFonts w:ascii="SutonnyMJ" w:eastAsia="Times New Roman" w:hAnsi="SutonnyMJ" w:cs="SutonnyMJ"/>
+      <w:b/>
+      <w:bCs/>
+      <w:sz w:val="28"/>
+      <w:szCs w:val="28"/>
+      <w:lang w:bidi="ar-SA"/>
+    </w:rPr>
+  </w:style>
+  <w:style w:type="paragraph" w:customStyle="1" w:styleId="xl73">
+    <w:name w:val="xl73"/>
+    <w:basedOn w:val="Normal"/>
+    <w:rsid w:val="00995CBB"/>
+    <w:pPr>
+      <w:widowControl/>
+      <w:autoSpaceDE/>
+      <w:autoSpaceDN/>
+      <w:spacing w:before="100" w:beforeAutospacing="1" w:after="100" w:afterAutospacing="1"/>
+      <w:jc w:val="right"/>
+      <w:textAlignment w:val="center"/>
+    </w:pPr>
+    <w:rPr>
+      <w:rFonts w:ascii="SutonnyMJ" w:eastAsia="Times New Roman" w:hAnsi="SutonnyMJ" w:cs="SutonnyMJ"/>
+      <w:b/>
+      <w:bCs/>
+      <w:sz w:val="28"/>
+      <w:szCs w:val="28"/>
+      <w:lang w:bidi="ar-SA"/>
+    </w:rPr>
+  </w:style>
+  <w:style w:type="paragraph" w:customStyle="1" w:styleId="xl74">
+    <w:name w:val="xl74"/>
+    <w:basedOn w:val="Normal"/>
+    <w:rsid w:val="00995CBB"/>
+    <w:pPr>
+      <w:widowControl/>
+      <w:autoSpaceDE/>
+      <w:autoSpaceDN/>
+      <w:spacing w:before="100" w:beforeAutospacing="1" w:after="100" w:afterAutospacing="1"/>
+    </w:pPr>
+    <w:rPr>
+      <w:rFonts w:ascii="SutonnyMJ" w:eastAsia="Times New Roman" w:hAnsi="SutonnyMJ" w:cs="SutonnyMJ"/>
+      <w:sz w:val="24"/>
+      <w:szCs w:val="24"/>
+      <w:lang w:bidi="ar-SA"/>
+    </w:rPr>
+  </w:style>
+  <w:style w:type="paragraph" w:customStyle="1" w:styleId="xl75">
+    <w:name w:val="xl75"/>
+    <w:basedOn w:val="Normal"/>
+    <w:rsid w:val="00995CBB"/>
+    <w:pPr>
+      <w:widowControl/>
+      <w:autoSpaceDE/>
+      <w:autoSpaceDN/>
+      <w:spacing w:before="100" w:beforeAutospacing="1" w:after="100" w:afterAutospacing="1"/>
+      <w:textAlignment w:val="top"/>
+    </w:pPr>
+    <w:rPr>
+      <w:rFonts w:ascii="SutonnyMJ" w:eastAsia="Times New Roman" w:hAnsi="SutonnyMJ" w:cs="SutonnyMJ"/>
+      <w:sz w:val="28"/>
+      <w:szCs w:val="28"/>
+      <w:lang w:bidi="ar-SA"/>
+    </w:rPr>
+  </w:style>
+  <w:style w:type="paragraph" w:customStyle="1" w:styleId="xl76">
+    <w:name w:val="xl76"/>
+    <w:basedOn w:val="Normal"/>
+    <w:rsid w:val="00995CBB"/>
+    <w:pPr>
+      <w:widowControl/>
+      <w:pBdr>
+        <w:bottom w:val="dotted" w:sz="4" w:space="0" w:color="auto"/>
+      </w:pBdr>
+      <w:autoSpaceDE/>
+      <w:autoSpaceDN/>
+      <w:spacing w:before="100" w:beforeAutospacing="1" w:after="100" w:afterAutospacing="1"/>
+    </w:pPr>
+    <w:rPr>
+      <w:rFonts w:ascii="SutonnyMJ" w:eastAsia="Times New Roman" w:hAnsi="SutonnyMJ" w:cs="SutonnyMJ"/>
+      <w:sz w:val="28"/>
+      <w:szCs w:val="28"/>
+      <w:lang w:bidi="ar-SA"/>
+    </w:rPr>
+  </w:style>
+  <w:style w:type="paragraph" w:customStyle="1" w:styleId="xl77">
+    <w:name w:val="xl77"/>
+    <w:basedOn w:val="Normal"/>
+    <w:rsid w:val="00995CBB"/>
+    <w:pPr>
+      <w:widowControl/>
+      <w:pBdr>
+        <w:bottom w:val="dotted" w:sz="4" w:space="0" w:color="auto"/>
+      </w:pBdr>
+      <w:autoSpaceDE/>
+      <w:autoSpaceDN/>
+      <w:spacing w:before="100" w:beforeAutospacing="1" w:after="100" w:afterAutospacing="1"/>
+    </w:pPr>
+    <w:rPr>
+      <w:rFonts w:ascii="SutonnyMJ" w:eastAsia="Times New Roman" w:hAnsi="SutonnyMJ" w:cs="SutonnyMJ"/>
+      <w:sz w:val="28"/>
+      <w:szCs w:val="28"/>
+      <w:lang w:bidi="ar-SA"/>
+    </w:rPr>
+  </w:style>
+  <w:style w:type="paragraph" w:customStyle="1" w:styleId="xl78">
+    <w:name w:val="xl78"/>
+    <w:basedOn w:val="Normal"/>
+    <w:rsid w:val="00995CBB"/>
+    <w:pPr>
+      <w:widowControl/>
+      <w:autoSpaceDE/>
+      <w:autoSpaceDN/>
+      <w:spacing w:before="100" w:beforeAutospacing="1" w:after="100" w:afterAutospacing="1"/>
+    </w:pPr>
+    <w:rPr>
+      <w:rFonts w:ascii="SutonnyMJ" w:eastAsia="Times New Roman" w:hAnsi="SutonnyMJ" w:cs="SutonnyMJ"/>
+      <w:sz w:val="28"/>
+      <w:szCs w:val="28"/>
+      <w:lang w:bidi="ar-SA"/>
+    </w:rPr>
+  </w:style>
+  <w:style w:type="paragraph" w:customStyle="1" w:styleId="xl79">
+    <w:name w:val="xl79"/>
+    <w:basedOn w:val="Normal"/>
+    <w:rsid w:val="00995CBB"/>
+    <w:pPr>
+      <w:widowControl/>
+      <w:pBdr>
+        <w:bottom w:val="dotted" w:sz="4" w:space="0" w:color="auto"/>
+      </w:pBdr>
+      <w:autoSpaceDE/>
+      <w:autoSpaceDN/>
+      <w:spacing w:before="100" w:beforeAutospacing="1" w:after="100" w:afterAutospacing="1"/>
+    </w:pPr>
+    <w:rPr>
+      <w:rFonts w:ascii="SutonnyMJ" w:eastAsia="Times New Roman" w:hAnsi="SutonnyMJ" w:cs="SutonnyMJ"/>
+      <w:sz w:val="24"/>
+      <w:szCs w:val="24"/>
+      <w:lang w:bidi="ar-SA"/>
+    </w:rPr>
+  </w:style>
+  <w:style w:type="paragraph" w:customStyle="1" w:styleId="xl80">
+    <w:name w:val="xl80"/>
+    <w:basedOn w:val="Normal"/>
+    <w:rsid w:val="00995CBB"/>
+    <w:pPr>
+      <w:widowControl/>
+      <w:autoSpaceDE/>
+      <w:autoSpaceDN/>
+      <w:spacing w:before="100" w:beforeAutospacing="1" w:after="100" w:afterAutospacing="1"/>
+      <w:jc w:val="both"/>
+    </w:pPr>
+    <w:rPr>
+      <w:rFonts w:ascii="SutonnyMJ" w:eastAsia="Times New Roman" w:hAnsi="SutonnyMJ" w:cs="SutonnyMJ"/>
+      <w:sz w:val="28"/>
+      <w:szCs w:val="28"/>
+      <w:lang w:bidi="ar-SA"/>
+    </w:rPr>
+  </w:style>
+  <w:style w:type="paragraph" w:customStyle="1" w:styleId="xl81">
+    <w:name w:val="xl81"/>
+    <w:basedOn w:val="Normal"/>
+    <w:rsid w:val="00995CBB"/>
+    <w:pPr>
+      <w:widowControl/>
+      <w:pBdr>
+        <w:top w:val="dotted" w:sz="4" w:space="0" w:color="auto"/>
+        <w:bottom w:val="dotted" w:sz="4" w:space="0" w:color="auto"/>
+      </w:pBdr>
+      <w:autoSpaceDE/>
+      <w:autoSpaceDN/>
+      <w:spacing w:before="100" w:beforeAutospacing="1" w:after="100" w:afterAutospacing="1"/>
+    </w:pPr>
     <w:rPr>
       <w:rFonts w:ascii="Times New Roman" w:eastAsia="Times New Roman" w:hAnsi="Times New Roman" w:cs="Times New Roman"/>
       <w:b/>
       <w:bCs/>
-      <w:sz w:val="36"/>
-      <w:szCs w:val="36"/>
+      <w:sz w:val="28"/>
+      <w:szCs w:val="28"/>
       <w:lang w:bidi="ar-SA"/>
+    </w:rPr>
+  </w:style>
+  <w:style w:type="paragraph" w:customStyle="1" w:styleId="xl82">
+    <w:name w:val="xl82"/>
+    <w:basedOn w:val="Normal"/>
+    <w:rsid w:val="00995CBB"/>
+    <w:pPr>
+      <w:widowControl/>
+      <w:pBdr>
+        <w:bottom w:val="dotted" w:sz="4" w:space="0" w:color="auto"/>
+      </w:pBdr>
+      <w:autoSpaceDE/>
+      <w:autoSpaceDN/>
+      <w:spacing w:before="100" w:beforeAutospacing="1" w:after="100" w:afterAutospacing="1"/>
+    </w:pPr>
+    <w:rPr>
+      <w:rFonts w:ascii="Times New Roman" w:eastAsia="Times New Roman" w:hAnsi="Times New Roman" w:cs="Times New Roman"/>
+      <w:b/>
+      <w:bCs/>
+      <w:sz w:val="28"/>
+      <w:szCs w:val="28"/>
+      <w:lang w:bidi="ar-SA"/>
+    </w:rPr>
+  </w:style>
+  <w:style w:type="paragraph" w:customStyle="1" w:styleId="xl83">
+    <w:name w:val="xl83"/>
+    <w:basedOn w:val="Normal"/>
+    <w:rsid w:val="00995CBB"/>
+    <w:pPr>
+      <w:widowControl/>
+      <w:pBdr>
+        <w:bottom w:val="dotted" w:sz="4" w:space="0" w:color="auto"/>
+      </w:pBdr>
+      <w:autoSpaceDE/>
+      <w:autoSpaceDN/>
+      <w:spacing w:before="100" w:beforeAutospacing="1" w:after="100" w:afterAutospacing="1"/>
+    </w:pPr>
+    <w:rPr>
+      <w:rFonts w:ascii="Times New Roman" w:eastAsia="Times New Roman" w:hAnsi="Times New Roman" w:cs="Times New Roman"/>
+      <w:sz w:val="28"/>
+      <w:szCs w:val="28"/>
+      <w:lang w:bidi="ar-SA"/>
+    </w:rPr>
+  </w:style>
+  <w:style w:type="paragraph" w:customStyle="1" w:styleId="xl84">
+    <w:name w:val="xl84"/>
+    <w:basedOn w:val="Normal"/>
+    <w:rsid w:val="00995CBB"/>
+    <w:pPr>
+      <w:widowControl/>
+      <w:autoSpaceDE/>
+      <w:autoSpaceDN/>
+      <w:spacing w:before="100" w:beforeAutospacing="1" w:after="100" w:afterAutospacing="1"/>
+      <w:textAlignment w:val="center"/>
+    </w:pPr>
+    <w:rPr>
+      <w:rFonts w:ascii="SutonnyMJ" w:eastAsia="Times New Roman" w:hAnsi="SutonnyMJ" w:cs="SutonnyMJ"/>
+      <w:sz w:val="28"/>
+      <w:szCs w:val="28"/>
+      <w:lang w:bidi="ar-SA"/>
+    </w:rPr>
+  </w:style>
+  <w:style w:type="paragraph" w:customStyle="1" w:styleId="xl85">
+    <w:name w:val="xl85"/>
+    <w:basedOn w:val="Normal"/>
+    <w:rsid w:val="00995CBB"/>
+    <w:pPr>
+      <w:widowControl/>
+      <w:autoSpaceDE/>
+      <w:autoSpaceDN/>
+      <w:spacing w:before="100" w:beforeAutospacing="1" w:after="100" w:afterAutospacing="1"/>
+      <w:jc w:val="right"/>
+      <w:textAlignment w:val="center"/>
+    </w:pPr>
+    <w:rPr>
+      <w:rFonts w:ascii="Bernard MT Condensed" w:eastAsia="Times New Roman" w:hAnsi="Bernard MT Condensed" w:cs="Times New Roman"/>
+      <w:sz w:val="40"/>
+      <w:szCs w:val="40"/>
+      <w:lang w:bidi="ar-SA"/>
+    </w:rPr>
+  </w:style>
+  <w:style w:type="paragraph" w:customStyle="1" w:styleId="xl86">
+    <w:name w:val="xl86"/>
+    <w:basedOn w:val="Normal"/>
+    <w:rsid w:val="00995CBB"/>
+    <w:pPr>
+      <w:widowControl/>
+      <w:autoSpaceDE/>
+      <w:autoSpaceDN/>
+      <w:spacing w:before="100" w:beforeAutospacing="1" w:after="100" w:afterAutospacing="1"/>
+      <w:jc w:val="right"/>
+      <w:textAlignment w:val="center"/>
+    </w:pPr>
+    <w:rPr>
+      <w:rFonts w:ascii="DhonooMJ" w:eastAsia="Times New Roman" w:hAnsi="DhonooMJ" w:cs="DhonooMJ"/>
+      <w:b/>
+      <w:bCs/>
+      <w:sz w:val="52"/>
+      <w:szCs w:val="52"/>
+      <w:lang w:bidi="ar-SA"/>
+    </w:rPr>
+  </w:style>
+  <w:style w:type="paragraph" w:customStyle="1" w:styleId="xl87">
+    <w:name w:val="xl87"/>
+    <w:basedOn w:val="Normal"/>
+    <w:rsid w:val="00995CBB"/>
+    <w:pPr>
+      <w:widowControl/>
+      <w:autoSpaceDE/>
+      <w:autoSpaceDN/>
+      <w:spacing w:before="100" w:beforeAutospacing="1" w:after="100" w:afterAutospacing="1"/>
+      <w:jc w:val="both"/>
+      <w:textAlignment w:val="center"/>
+    </w:pPr>
+    <w:rPr>
+      <w:rFonts w:ascii="SutonnyMJ" w:eastAsia="Times New Roman" w:hAnsi="SutonnyMJ" w:cs="SutonnyMJ"/>
+      <w:sz w:val="28"/>
+      <w:szCs w:val="28"/>
+      <w:lang w:bidi="ar-SA"/>
+    </w:rPr>
+  </w:style>
+  <w:style w:type="paragraph" w:customStyle="1" w:styleId="xl88">
+    <w:name w:val="xl88"/>
+    <w:basedOn w:val="Normal"/>
+    <w:rsid w:val="00995CBB"/>
+    <w:pPr>
+      <w:widowControl/>
+      <w:autoSpaceDE/>
+      <w:autoSpaceDN/>
+      <w:spacing w:before="100" w:beforeAutospacing="1" w:after="100" w:afterAutospacing="1"/>
+      <w:jc w:val="both"/>
+      <w:textAlignment w:val="top"/>
+    </w:pPr>
+    <w:rPr>
+      <w:rFonts w:ascii="SutonnyMJ" w:eastAsia="Times New Roman" w:hAnsi="SutonnyMJ" w:cs="SutonnyMJ"/>
+      <w:sz w:val="28"/>
+      <w:szCs w:val="28"/>
+      <w:lang w:bidi="ar-SA"/>
+    </w:rPr>
+  </w:style>
+  <w:style w:type="paragraph" w:customStyle="1" w:styleId="xl89">
+    <w:name w:val="xl89"/>
+    <w:basedOn w:val="Normal"/>
+    <w:rsid w:val="00995CBB"/>
+    <w:pPr>
+      <w:widowControl/>
+      <w:autoSpaceDE/>
+      <w:autoSpaceDN/>
+      <w:spacing w:before="100" w:beforeAutospacing="1" w:after="100" w:afterAutospacing="1"/>
+      <w:jc w:val="both"/>
+      <w:textAlignment w:val="center"/>
+    </w:pPr>
+    <w:rPr>
+      <w:rFonts w:ascii="SutonnyMJ" w:eastAsia="Times New Roman" w:hAnsi="SutonnyMJ" w:cs="SutonnyMJ"/>
+      <w:sz w:val="28"/>
+      <w:szCs w:val="28"/>
+      <w:lang w:bidi="ar-SA"/>
+    </w:rPr>
+  </w:style>
+  <w:style w:type="paragraph" w:customStyle="1" w:styleId="xl90">
+    <w:name w:val="xl90"/>
+    <w:basedOn w:val="Normal"/>
+    <w:rsid w:val="00995CBB"/>
+    <w:pPr>
+      <w:widowControl/>
+      <w:autoSpaceDE/>
+      <w:autoSpaceDN/>
+      <w:spacing w:before="100" w:beforeAutospacing="1" w:after="100" w:afterAutospacing="1"/>
+    </w:pPr>
+    <w:rPr>
+      <w:rFonts w:ascii="SutonnyMJ" w:eastAsia="Times New Roman" w:hAnsi="SutonnyMJ" w:cs="SutonnyMJ"/>
+      <w:sz w:val="28"/>
+      <w:szCs w:val="28"/>
+      <w:lang w:bidi="ar-SA"/>
+    </w:rPr>
+  </w:style>
+  <w:style w:type="paragraph" w:customStyle="1" w:styleId="xl91">
+    <w:name w:val="xl91"/>
+    <w:basedOn w:val="Normal"/>
+    <w:rsid w:val="00995CBB"/>
+    <w:pPr>
+      <w:widowControl/>
+      <w:autoSpaceDE/>
+      <w:autoSpaceDN/>
+      <w:spacing w:before="100" w:beforeAutospacing="1" w:after="100" w:afterAutospacing="1"/>
+    </w:pPr>
+    <w:rPr>
+      <w:rFonts w:ascii="SutonnyMJ" w:eastAsia="Times New Roman" w:hAnsi="SutonnyMJ" w:cs="SutonnyMJ"/>
+      <w:sz w:val="28"/>
+      <w:szCs w:val="28"/>
+      <w:lang w:bidi="ar-SA"/>
+    </w:rPr>
+  </w:style>
+  <w:style w:type="paragraph" w:customStyle="1" w:styleId="xl92">
+    <w:name w:val="xl92"/>
+    <w:basedOn w:val="Normal"/>
+    <w:rsid w:val="00995CBB"/>
+    <w:pPr>
+      <w:widowControl/>
+      <w:pBdr>
+        <w:bottom w:val="dotted" w:sz="4" w:space="0" w:color="auto"/>
+      </w:pBdr>
+      <w:autoSpaceDE/>
+      <w:autoSpaceDN/>
+      <w:spacing w:before="100" w:beforeAutospacing="1" w:after="100" w:afterAutospacing="1"/>
+    </w:pPr>
+    <w:rPr>
+      <w:rFonts w:ascii="Times New Roman" w:eastAsia="Times New Roman" w:hAnsi="Times New Roman" w:cs="Times New Roman"/>
+      <w:b/>
+      <w:bCs/>
+      <w:sz w:val="24"/>
+      <w:szCs w:val="24"/>
+      <w:lang w:bidi="ar-SA"/>
+    </w:rPr>
+  </w:style>
+  <w:style w:type="paragraph" w:styleId="Header">
+    <w:name w:val="header"/>
+    <w:basedOn w:val="Normal"/>
+    <w:link w:val="HeaderChar"/>
+    <w:uiPriority w:val="99"/>
+    <w:unhideWhenUsed/>
+    <w:rsid w:val="00E46C46"/>
+    <w:pPr>
+      <w:tabs>
+        <w:tab w:val="center" w:pos="4680"/>
+        <w:tab w:val="right" w:pos="9360"/>
+      </w:tabs>
+    </w:pPr>
+  </w:style>
+  <w:style w:type="character" w:customStyle="1" w:styleId="HeaderChar">
+    <w:name w:val="Header Char"/>
+    <w:basedOn w:val="DefaultParagraphFont"/>
+    <w:link w:val="Header"/>
+    <w:uiPriority w:val="99"/>
+    <w:rsid w:val="00E46C46"/>
+    <w:rPr>
+      <w:rFonts w:ascii="Arial" w:eastAsia="Arial" w:hAnsi="Arial" w:cs="Arial"/>
+      <w:lang w:bidi="en-US"/>
+    </w:rPr>
+  </w:style>
+  <w:style w:type="paragraph" w:styleId="Footer">
+    <w:name w:val="footer"/>
+    <w:basedOn w:val="Normal"/>
+    <w:link w:val="FooterChar"/>
+    <w:uiPriority w:val="99"/>
+    <w:unhideWhenUsed/>
+    <w:rsid w:val="00E46C46"/>
+    <w:pPr>
+      <w:tabs>
+        <w:tab w:val="center" w:pos="4680"/>
+        <w:tab w:val="right" w:pos="9360"/>
+      </w:tabs>
+    </w:pPr>
+  </w:style>
+  <w:style w:type="character" w:customStyle="1" w:styleId="FooterChar">
+    <w:name w:val="Footer Char"/>
+    <w:basedOn w:val="DefaultParagraphFont"/>
+    <w:link w:val="Footer"/>
+    <w:uiPriority w:val="99"/>
+    <w:rsid w:val="00E46C46"/>
+    <w:rPr>
+      <w:rFonts w:ascii="Arial" w:eastAsia="Arial" w:hAnsi="Arial" w:cs="Arial"/>
+      <w:lang w:bidi="en-US"/>
+    </w:rPr>
+  </w:style>
+  <w:style w:type="character" w:styleId="UnresolvedMention">
+    <w:name w:val="Unresolved Mention"/>
+    <w:basedOn w:val="DefaultParagraphFont"/>
+    <w:uiPriority w:val="99"/>
+    <w:semiHidden/>
+    <w:unhideWhenUsed/>
+    <w:rsid w:val="00255734"/>
+    <w:rPr>
+      <w:color w:val="605E5C"/>
+      <w:shd w:val="clear" w:color="auto" w:fill="E1DFDD"/>
+    </w:rPr>
+  </w:style>
+  <w:style w:type="character" w:styleId="Emphasis">
+    <w:name w:val="Emphasis"/>
+    <w:basedOn w:val="DefaultParagraphFont"/>
+    <w:uiPriority w:val="20"/>
+    <w:qFormat/>
+    <w:rsid w:val="00260CE1"/>
+    <w:rPr>
+      <w:i/>
+      <w:iCs/>
     </w:rPr>
   </w:style>
   <w:style w:type="table" w:styleId="TableGrid">
     <w:name w:val="Table Grid"/>
     <w:basedOn w:val="TableNormal"/>
     <w:uiPriority w:val="39"/>
-    <w:rsid w:val="00C33968"/>
+    <w:rsid w:val="00E82F14"/>
     <w:pPr>
-      <w:spacing w:after="0" w:line="240" w:lineRule="auto"/>
+      <w:widowControl/>
+      <w:autoSpaceDE/>
+      <w:autoSpaceDN/>
     </w:pPr>
+    <w:rPr>
+      <w:szCs w:val="28"/>
+      <w:lang w:bidi="bn-IN"/>
+    </w:rPr>
     <w:tblPr>
       <w:tblBorders>
         <w:top w:val="single" w:sz="4" w:space="0" w:color="auto"/>
@@ -2773,86 +4005,6 @@
         <w:insideV w:val="single" w:sz="4" w:space="0" w:color="auto"/>
       </w:tblBorders>
     </w:tblPr>
-  </w:style>
-  <w:style w:type="paragraph" w:styleId="Header">
-    <w:name w:val="header"/>
-    <w:basedOn w:val="Normal"/>
-    <w:link w:val="HeaderChar"/>
-    <w:uiPriority w:val="99"/>
-    <w:unhideWhenUsed/>
-    <w:rsid w:val="00FF22FC"/>
-    <w:pPr>
-      <w:tabs>
-        <w:tab w:val="center" w:pos="4680"/>
-        <w:tab w:val="right" w:pos="9360"/>
-      </w:tabs>
-      <w:spacing w:after="0" w:line="240" w:lineRule="auto"/>
-    </w:pPr>
-  </w:style>
-  <w:style w:type="character" w:customStyle="1" w:styleId="HeaderChar">
-    <w:name w:val="Header Char"/>
-    <w:basedOn w:val="DefaultParagraphFont"/>
-    <w:link w:val="Header"/>
-    <w:uiPriority w:val="99"/>
-    <w:rsid w:val="00FF22FC"/>
-    <w:rPr>
-      <w:rFonts w:cs="Vrinda"/>
-    </w:rPr>
-  </w:style>
-  <w:style w:type="paragraph" w:styleId="Footer">
-    <w:name w:val="footer"/>
-    <w:basedOn w:val="Normal"/>
-    <w:link w:val="FooterChar"/>
-    <w:uiPriority w:val="99"/>
-    <w:unhideWhenUsed/>
-    <w:rsid w:val="00FF22FC"/>
-    <w:pPr>
-      <w:tabs>
-        <w:tab w:val="center" w:pos="4680"/>
-        <w:tab w:val="right" w:pos="9360"/>
-      </w:tabs>
-      <w:spacing w:after="0" w:line="240" w:lineRule="auto"/>
-    </w:pPr>
-  </w:style>
-  <w:style w:type="character" w:customStyle="1" w:styleId="FooterChar">
-    <w:name w:val="Footer Char"/>
-    <w:basedOn w:val="DefaultParagraphFont"/>
-    <w:link w:val="Footer"/>
-    <w:uiPriority w:val="99"/>
-    <w:rsid w:val="00FF22FC"/>
-    <w:rPr>
-      <w:rFonts w:cs="Vrinda"/>
-    </w:rPr>
-  </w:style>
-  <w:style w:type="paragraph" w:styleId="BalloonText">
-    <w:name w:val="Balloon Text"/>
-    <w:basedOn w:val="Normal"/>
-    <w:link w:val="BalloonTextChar"/>
-    <w:uiPriority w:val="99"/>
-    <w:semiHidden/>
-    <w:unhideWhenUsed/>
-    <w:rsid w:val="00852152"/>
-    <w:pPr>
-      <w:spacing w:after="0" w:line="240" w:lineRule="auto"/>
-    </w:pPr>
-    <w:rPr>
-      <w:rFonts w:ascii="Tahoma" w:hAnsi="Tahoma" w:cs="Tahoma"/>
-      <w:sz w:val="16"/>
-      <w:szCs w:val="20"/>
-    </w:rPr>
-  </w:style>
-  <w:style w:type="character" w:customStyle="1" w:styleId="BalloonTextChar">
-    <w:name w:val="Balloon Text Char"/>
-    <w:basedOn w:val="DefaultParagraphFont"/>
-    <w:link w:val="BalloonText"/>
-    <w:uiPriority w:val="99"/>
-    <w:semiHidden/>
-    <w:rsid w:val="00852152"/>
-    <w:rPr>
-      <w:rFonts w:ascii="Tahoma" w:hAnsi="Tahoma" w:cs="Tahoma"/>
-      <w:sz w:val="16"/>
-      <w:szCs w:val="20"/>
-    </w:rPr>
   </w:style>
 </w:styles>
 </file>
@@ -2868,44 +4020,44 @@
         <a:sysClr val="window" lastClr="FFFFFF"/>
       </a:lt1>
       <a:dk2>
-        <a:srgbClr val="44546A"/>
+        <a:srgbClr val="1F497D"/>
       </a:dk2>
       <a:lt2>
-        <a:srgbClr val="E7E6E6"/>
+        <a:srgbClr val="EEECE1"/>
       </a:lt2>
       <a:accent1>
-        <a:srgbClr val="4472C4"/>
+        <a:srgbClr val="4F81BD"/>
       </a:accent1>
       <a:accent2>
-        <a:srgbClr val="ED7D31"/>
+        <a:srgbClr val="C0504D"/>
       </a:accent2>
       <a:accent3>
-        <a:srgbClr val="A5A5A5"/>
+        <a:srgbClr val="9BBB59"/>
       </a:accent3>
       <a:accent4>
-        <a:srgbClr val="FFC000"/>
+        <a:srgbClr val="8064A2"/>
       </a:accent4>
       <a:accent5>
-        <a:srgbClr val="5B9BD5"/>
+        <a:srgbClr val="4BACC6"/>
       </a:accent5>
       <a:accent6>
-        <a:srgbClr val="70AD47"/>
+        <a:srgbClr val="F79646"/>
       </a:accent6>
       <a:hlink>
-        <a:srgbClr val="0563C1"/>
+        <a:srgbClr val="0000FF"/>
       </a:hlink>
       <a:folHlink>
-        <a:srgbClr val="954F72"/>
+        <a:srgbClr val="800080"/>
       </a:folHlink>
     </a:clrScheme>
     <a:fontScheme name="Office">
       <a:majorFont>
-        <a:latin typeface="Calibri Light" panose="020F0302020204030204"/>
+        <a:latin typeface="Cambria"/>
         <a:ea typeface=""/>
         <a:cs typeface=""/>
-        <a:font script="Jpan" typeface="游ゴシック Light"/>
+        <a:font script="Jpan" typeface="ＭＳ ゴシック"/>
         <a:font script="Hang" typeface="맑은 고딕"/>
-        <a:font script="Hans" typeface="等线 Light"/>
+        <a:font script="Hans" typeface="宋体"/>
         <a:font script="Hant" typeface="新細明體"/>
         <a:font script="Arab" typeface="Times New Roman"/>
         <a:font script="Hebr" typeface="Times New Roman"/>
@@ -2932,32 +4084,14 @@
         <a:font script="Mong" typeface="Mongolian Baiti"/>
         <a:font script="Viet" typeface="Times New Roman"/>
         <a:font script="Uigh" typeface="Microsoft Uighur"/>
-        <a:font script="Geor" typeface="Sylfaen"/>
-        <a:font script="Armn" typeface="Arial"/>
-        <a:font script="Bugi" typeface="Leelawadee UI"/>
-        <a:font script="Bopo" typeface="Microsoft JhengHei"/>
-        <a:font script="Java" typeface="Javanese Text"/>
-        <a:font script="Lisu" typeface="Segoe UI"/>
-        <a:font script="Mymr" typeface="Myanmar Text"/>
-        <a:font script="Nkoo" typeface="Ebrima"/>
-        <a:font script="Olck" typeface="Nirmala UI"/>
-        <a:font script="Osma" typeface="Ebrima"/>
-        <a:font script="Phag" typeface="Phagspa"/>
-        <a:font script="Syrn" typeface="Estrangelo Edessa"/>
-        <a:font script="Syrj" typeface="Estrangelo Edessa"/>
-        <a:font script="Syre" typeface="Estrangelo Edessa"/>
-        <a:font script="Sora" typeface="Nirmala UI"/>
-        <a:font script="Tale" typeface="Microsoft Tai Le"/>
-        <a:font script="Talu" typeface="Microsoft New Tai Lue"/>
-        <a:font script="Tfng" typeface="Ebrima"/>
       </a:majorFont>
       <a:minorFont>
-        <a:latin typeface="Calibri" panose="020F0502020204030204"/>
+        <a:latin typeface="Calibri"/>
         <a:ea typeface=""/>
         <a:cs typeface=""/>
-        <a:font script="Jpan" typeface="游明朝"/>
+        <a:font script="Jpan" typeface="ＭＳ 明朝"/>
         <a:font script="Hang" typeface="맑은 고딕"/>
-        <a:font script="Hans" typeface="等线"/>
+        <a:font script="Hans" typeface="宋体"/>
         <a:font script="Hant" typeface="新細明體"/>
         <a:font script="Arab" typeface="Arial"/>
         <a:font script="Hebr" typeface="Arial"/>
@@ -2984,24 +4118,6 @@
         <a:font script="Mong" typeface="Mongolian Baiti"/>
         <a:font script="Viet" typeface="Arial"/>
         <a:font script="Uigh" typeface="Microsoft Uighur"/>
-        <a:font script="Geor" typeface="Sylfaen"/>
-        <a:font script="Armn" typeface="Arial"/>
-        <a:font script="Bugi" typeface="Leelawadee UI"/>
-        <a:font script="Bopo" typeface="Microsoft JhengHei"/>
-        <a:font script="Java" typeface="Javanese Text"/>
-        <a:font script="Lisu" typeface="Segoe UI"/>
-        <a:font script="Mymr" typeface="Myanmar Text"/>
-        <a:font script="Nkoo" typeface="Ebrima"/>
-        <a:font script="Olck" typeface="Nirmala UI"/>
-        <a:font script="Osma" typeface="Ebrima"/>
-        <a:font script="Phag" typeface="Phagspa"/>
-        <a:font script="Syrn" typeface="Estrangelo Edessa"/>
-        <a:font script="Syrj" typeface="Estrangelo Edessa"/>
-        <a:font script="Syre" typeface="Estrangelo Edessa"/>
-        <a:font script="Sora" typeface="Nirmala UI"/>
-        <a:font script="Tale" typeface="Microsoft Tai Le"/>
-        <a:font script="Talu" typeface="Microsoft New Tai Lue"/>
-        <a:font script="Tfng" typeface="Ebrima"/>
       </a:minorFont>
     </a:fontScheme>
     <a:fmtScheme name="Office">
@@ -3013,153 +4129,165 @@
           <a:gsLst>
             <a:gs pos="0">
               <a:schemeClr val="phClr">
-                <a:lumMod val="110000"/>
-                <a:satMod val="105000"/>
-                <a:tint val="67000"/>
+                <a:tint val="50000"/>
+                <a:satMod val="300000"/>
               </a:schemeClr>
             </a:gs>
-            <a:gs pos="50000">
+            <a:gs pos="35000">
               <a:schemeClr val="phClr">
-                <a:lumMod val="105000"/>
-                <a:satMod val="103000"/>
-                <a:tint val="73000"/>
+                <a:tint val="37000"/>
+                <a:satMod val="300000"/>
               </a:schemeClr>
             </a:gs>
             <a:gs pos="100000">
               <a:schemeClr val="phClr">
-                <a:lumMod val="105000"/>
-                <a:satMod val="109000"/>
-                <a:tint val="81000"/>
+                <a:tint val="15000"/>
+                <a:satMod val="350000"/>
               </a:schemeClr>
             </a:gs>
           </a:gsLst>
-          <a:lin ang="5400000" scaled="0"/>
+          <a:lin ang="16200000" scaled="1"/>
         </a:gradFill>
         <a:gradFill rotWithShape="1">
           <a:gsLst>
             <a:gs pos="0">
               <a:schemeClr val="phClr">
-                <a:satMod val="103000"/>
-                <a:lumMod val="102000"/>
-                <a:tint val="94000"/>
+                <a:shade val="51000"/>
+                <a:satMod val="130000"/>
               </a:schemeClr>
             </a:gs>
-            <a:gs pos="50000">
+            <a:gs pos="80000">
               <a:schemeClr val="phClr">
-                <a:satMod val="110000"/>
-                <a:lumMod val="100000"/>
-                <a:shade val="100000"/>
+                <a:shade val="93000"/>
+                <a:satMod val="130000"/>
               </a:schemeClr>
             </a:gs>
             <a:gs pos="100000">
               <a:schemeClr val="phClr">
-                <a:lumMod val="99000"/>
-                <a:satMod val="120000"/>
-                <a:shade val="78000"/>
+                <a:shade val="94000"/>
+                <a:satMod val="135000"/>
               </a:schemeClr>
             </a:gs>
           </a:gsLst>
-          <a:lin ang="5400000" scaled="0"/>
+          <a:lin ang="16200000" scaled="0"/>
         </a:gradFill>
       </a:fillStyleLst>
       <a:lnStyleLst>
-        <a:ln w="6350" cap="flat" cmpd="sng" algn="ctr">
+        <a:ln w="9525" cap="flat" cmpd="sng" algn="ctr">
+          <a:solidFill>
+            <a:schemeClr val="phClr">
+              <a:shade val="95000"/>
+              <a:satMod val="105000"/>
+            </a:schemeClr>
+          </a:solidFill>
+          <a:prstDash val="solid"/>
+        </a:ln>
+        <a:ln w="25400" cap="flat" cmpd="sng" algn="ctr">
           <a:solidFill>
             <a:schemeClr val="phClr"/>
           </a:solidFill>
           <a:prstDash val="solid"/>
-          <a:miter lim="800000"/>
         </a:ln>
-        <a:ln w="12700" cap="flat" cmpd="sng" algn="ctr">
+        <a:ln w="38100" cap="flat" cmpd="sng" algn="ctr">
           <a:solidFill>
             <a:schemeClr val="phClr"/>
           </a:solidFill>
           <a:prstDash val="solid"/>
-          <a:miter lim="800000"/>
-        </a:ln>
-        <a:ln w="19050" cap="flat" cmpd="sng" algn="ctr">
-          <a:solidFill>
-            <a:schemeClr val="phClr"/>
-          </a:solidFill>
-          <a:prstDash val="solid"/>
-          <a:miter lim="800000"/>
         </a:ln>
       </a:lnStyleLst>
       <a:effectStyleLst>
         <a:effectStyle>
-          <a:effectLst/>
-        </a:effectStyle>
-        <a:effectStyle>
-          <a:effectLst/>
+          <a:effectLst>
+            <a:outerShdw blurRad="40000" dist="20000" dir="5400000" rotWithShape="0">
+              <a:srgbClr val="000000">
+                <a:alpha val="38000"/>
+              </a:srgbClr>
+            </a:outerShdw>
+          </a:effectLst>
         </a:effectStyle>
         <a:effectStyle>
           <a:effectLst>
-            <a:outerShdw blurRad="57150" dist="19050" dir="5400000" algn="ctr" rotWithShape="0">
+            <a:outerShdw blurRad="40000" dist="23000" dir="5400000" rotWithShape="0">
               <a:srgbClr val="000000">
-                <a:alpha val="63000"/>
+                <a:alpha val="35000"/>
               </a:srgbClr>
             </a:outerShdw>
           </a:effectLst>
+        </a:effectStyle>
+        <a:effectStyle>
+          <a:effectLst>
+            <a:outerShdw blurRad="40000" dist="23000" dir="5400000" rotWithShape="0">
+              <a:srgbClr val="000000">
+                <a:alpha val="35000"/>
+              </a:srgbClr>
+            </a:outerShdw>
+          </a:effectLst>
+          <a:scene3d>
+            <a:camera prst="orthographicFront">
+              <a:rot lat="0" lon="0" rev="0"/>
+            </a:camera>
+            <a:lightRig rig="threePt" dir="t">
+              <a:rot lat="0" lon="0" rev="1200000"/>
+            </a:lightRig>
+          </a:scene3d>
+          <a:sp3d>
+            <a:bevelT w="63500" h="25400"/>
+          </a:sp3d>
         </a:effectStyle>
       </a:effectStyleLst>
       <a:bgFillStyleLst>
         <a:solidFill>
           <a:schemeClr val="phClr"/>
         </a:solidFill>
-        <a:solidFill>
-          <a:schemeClr val="phClr">
-            <a:tint val="95000"/>
-            <a:satMod val="170000"/>
-          </a:schemeClr>
-        </a:solidFill>
         <a:gradFill rotWithShape="1">
           <a:gsLst>
             <a:gs pos="0">
               <a:schemeClr val="phClr">
-                <a:tint val="93000"/>
-                <a:satMod val="150000"/>
-                <a:shade val="98000"/>
-                <a:lumMod val="102000"/>
+                <a:tint val="40000"/>
+                <a:satMod val="350000"/>
               </a:schemeClr>
             </a:gs>
-            <a:gs pos="50000">
+            <a:gs pos="40000">
               <a:schemeClr val="phClr">
-                <a:tint val="98000"/>
-                <a:satMod val="130000"/>
-                <a:shade val="90000"/>
-                <a:lumMod val="103000"/>
+                <a:tint val="45000"/>
+                <a:shade val="99000"/>
+                <a:satMod val="350000"/>
               </a:schemeClr>
             </a:gs>
             <a:gs pos="100000">
               <a:schemeClr val="phClr">
-                <a:shade val="63000"/>
-                <a:satMod val="120000"/>
+                <a:shade val="20000"/>
+                <a:satMod val="255000"/>
               </a:schemeClr>
             </a:gs>
           </a:gsLst>
-          <a:lin ang="5400000" scaled="0"/>
+          <a:path path="circle">
+            <a:fillToRect l="50000" t="-80000" r="50000" b="180000"/>
+          </a:path>
+        </a:gradFill>
+        <a:gradFill rotWithShape="1">
+          <a:gsLst>
+            <a:gs pos="0">
+              <a:schemeClr val="phClr">
+                <a:tint val="80000"/>
+                <a:satMod val="300000"/>
+              </a:schemeClr>
+            </a:gs>
+            <a:gs pos="100000">
+              <a:schemeClr val="phClr">
+                <a:shade val="30000"/>
+                <a:satMod val="200000"/>
+              </a:schemeClr>
+            </a:gs>
+          </a:gsLst>
+          <a:path path="circle">
+            <a:fillToRect l="50000" t="50000" r="50000" b="50000"/>
+          </a:path>
         </a:gradFill>
       </a:bgFillStyleLst>
     </a:fmtScheme>
   </a:themeElements>
   <a:objectDefaults/>
   <a:extraClrSchemeLst/>
-  <a:extLst>
-    <a:ext uri="{05A4C25C-085E-4340-85A3-A5531E510DB2}">
-      <thm15:themeFamily xmlns:thm15="http://schemas.microsoft.com/office/thememl/2012/main" name="Office Theme" id="{62F939B6-93AF-4DB8-9C6B-D6C7DFDC589F}" vid="{4A3C46E8-61CC-4603-A589-7422A47A8E4A}"/>
-    </a:ext>
-  </a:extLst>
 </a:theme>
-</file>
-
-<file path=customXml/item1.xml><?xml version="1.0" encoding="utf-8"?>
-<b:Sources xmlns:b="http://schemas.openxmlformats.org/officeDocument/2006/bibliography" xmlns="http://schemas.openxmlformats.org/officeDocument/2006/bibliography" SelectedStyle="\APASixthEditionOfficeOnline.xsl" StyleName="APA" Version="6"/>
-</file>
-
-<file path=customXml/itemProps1.xml><?xml version="1.0" encoding="utf-8"?>
-<ds:datastoreItem xmlns:ds="http://schemas.openxmlformats.org/officeDocument/2006/customXml" ds:itemID="{7CD67BF3-3983-440C-961E-D43109727CF0}">
-  <ds:schemaRefs>
-    <ds:schemaRef ds:uri="http://schemas.openxmlformats.org/officeDocument/2006/bibliography"/>
-  </ds:schemaRefs>
-</ds:datastoreItem>
 </file>